--- a/Devoir 1 - SEG3503.docx
+++ b/Devoir 1 - SEG3503.docx
@@ -1,9 +1,10 @@
 
 <file path=word/document.xml><?xml version="1.0" encoding="utf-8"?>
-<w:document xmlns:wpc="http://schemas.microsoft.com/office/word/2010/wordprocessingCanvas" xmlns:cx="http://schemas.microsoft.com/office/drawing/2014/chartex" xmlns:cx1="http://schemas.microsoft.com/office/drawing/2015/9/8/chartex" xmlns:cx2="http://schemas.microsoft.com/office/drawing/2015/10/21/chartex" xmlns:cx3="http://schemas.microsoft.com/office/drawing/2016/5/9/chartex" xmlns:cx4="http://schemas.microsoft.com/office/drawing/2016/5/10/chartex" xmlns:cx5="http://schemas.microsoft.com/office/drawing/2016/5/11/chartex" xmlns:cx6="http://schemas.microsoft.com/office/drawing/2016/5/12/chartex" xmlns:cx7="http://schemas.microsoft.com/office/drawing/2016/5/13/chartex" xmlns:cx8="http://schemas.microsoft.com/office/drawing/2016/5/14/chartex" xmlns:mc="http://schemas.openxmlformats.org/markup-compatibility/2006" xmlns:aink="http://schemas.microsoft.com/office/drawing/2016/ink" xmlns:am3d="http://schemas.microsoft.com/office/drawing/2017/model3d" xmlns:o="urn:schemas-microsoft-com:office:office" xmlns:oel="http://schemas.microsoft.com/office/2019/extlst" xmlns:r="http://schemas.openxmlformats.org/officeDocument/2006/relationships" xmlns:m="http://schemas.openxmlformats.org/officeDocument/2006/math" xmlns:v="urn:schemas-microsoft-com:vml" xmlns:wp14="http://schemas.microsoft.com/office/word/2010/wordprocessingDrawing" xmlns:wp="http://schemas.openxmlformats.org/drawingml/2006/wordprocessingDrawing" xmlns:w10="urn:schemas-microsoft-com:office:word" xmlns:w="http://schemas.openxmlformats.org/wordprocessingml/2006/main" xmlns:w14="http://schemas.microsoft.com/office/word/2010/wordml" xmlns:w15="http://schemas.microsoft.com/office/word/2012/wordml" xmlns:w16cex="http://schemas.microsoft.com/office/word/2018/wordml/cex" xmlns:w16cid="http://schemas.microsoft.com/office/word/2016/wordml/cid" xmlns:w16="http://schemas.microsoft.com/office/word/2018/wordml" xmlns:w16du="http://schemas.microsoft.com/office/word/2023/wordml/word16du" xmlns:w16sdtdh="http://schemas.microsoft.com/office/word/2020/wordml/sdtdatahash" xmlns:w16sdtfl="http://schemas.microsoft.com/office/word/2024/wordml/sdtformatlock" xmlns:w16se="http://schemas.microsoft.com/office/word/2015/wordml/symex" xmlns:wpg="http://schemas.microsoft.com/office/word/2010/wordprocessingGroup" xmlns:wpi="http://schemas.microsoft.com/office/word/2010/wordprocessingInk" xmlns:wne="http://schemas.microsoft.com/office/word/2006/wordml" xmlns:wps="http://schemas.microsoft.com/office/word/2010/wordprocessingShape" mc:Ignorable="w14 w15 w16se w16cid w16 w16cex w16sdtdh w16sdtfl w16du wp14">
+<w:document xmlns:o="urn:schemas-microsoft-com:office:office" xmlns:r="http://schemas.openxmlformats.org/officeDocument/2006/relationships" xmlns:v="urn:schemas-microsoft-com:vml" xmlns:w="http://schemas.openxmlformats.org/wordprocessingml/2006/main" xmlns:w10="urn:schemas-microsoft-com:office:word" xmlns:wp="http://schemas.openxmlformats.org/drawingml/2006/wordprocessingDrawing" xmlns:wps="http://schemas.microsoft.com/office/word/2010/wordprocessingShape" xmlns:wpg="http://schemas.microsoft.com/office/word/2010/wordprocessingGroup" xmlns:mc="http://schemas.openxmlformats.org/markup-compatibility/2006" xmlns:wp14="http://schemas.microsoft.com/office/word/2010/wordprocessingDrawing" xmlns:w14="http://schemas.microsoft.com/office/word/2010/wordml" xmlns:w15="http://schemas.microsoft.com/office/word/2012/wordml" mc:Ignorable="w14 wp14 w15">
   <w:body>
     <w:p>
       <w:pPr>
+        <w:pStyle w:val="Normal"/>
         <w:jc w:val="center"/>
         <w:rPr>
           <w:rFonts w:ascii="Times New Roman" w:hAnsi="Times New Roman" w:cs="Times New Roman"/>
@@ -14,7 +15,7 @@
       </w:pPr>
       <w:r>
         <w:rPr>
-          <w:rFonts w:ascii="Times New Roman" w:hAnsi="Times New Roman" w:cs="Times New Roman"/>
+          <w:rFonts w:cs="Times New Roman" w:ascii="Times New Roman" w:hAnsi="Times New Roman"/>
           <w:sz w:val="40"/>
           <w:szCs w:val="40"/>
           <w:lang w:val="fr-CA"/>
@@ -24,6 +25,7 @@
     </w:p>
     <w:p>
       <w:pPr>
+        <w:pStyle w:val="Normal"/>
         <w:jc w:val="center"/>
         <w:rPr>
           <w:rFonts w:ascii="Times New Roman" w:hAnsi="Times New Roman" w:cs="Times New Roman"/>
@@ -34,7 +36,7 @@
       </w:pPr>
       <w:r>
         <w:rPr>
-          <w:rFonts w:ascii="Times New Roman" w:hAnsi="Times New Roman" w:cs="Times New Roman"/>
+          <w:rFonts w:cs="Times New Roman" w:ascii="Times New Roman" w:hAnsi="Times New Roman"/>
           <w:sz w:val="40"/>
           <w:szCs w:val="40"/>
           <w:lang w:val="fr-CA"/>
@@ -44,6 +46,7 @@
     </w:p>
     <w:p>
       <w:pPr>
+        <w:pStyle w:val="Normal"/>
         <w:jc w:val="center"/>
         <w:rPr>
           <w:rFonts w:ascii="Times New Roman" w:hAnsi="Times New Roman" w:cs="Times New Roman"/>
@@ -54,7 +57,7 @@
       </w:pPr>
       <w:r>
         <w:rPr>
-          <w:rFonts w:ascii="Times New Roman" w:hAnsi="Times New Roman" w:cs="Times New Roman"/>
+          <w:rFonts w:cs="Times New Roman" w:ascii="Times New Roman" w:hAnsi="Times New Roman"/>
           <w:sz w:val="40"/>
           <w:szCs w:val="40"/>
           <w:lang w:val="fr-CA"/>
@@ -64,6 +67,7 @@
     </w:p>
     <w:p>
       <w:pPr>
+        <w:pStyle w:val="Normal"/>
         <w:jc w:val="center"/>
         <w:rPr>
           <w:rFonts w:ascii="Times New Roman" w:hAnsi="Times New Roman" w:cs="Times New Roman"/>
@@ -74,7 +78,7 @@
       </w:pPr>
       <w:r>
         <w:rPr>
-          <w:rFonts w:ascii="Times New Roman" w:hAnsi="Times New Roman" w:cs="Times New Roman"/>
+          <w:rFonts w:cs="Times New Roman" w:ascii="Times New Roman" w:hAnsi="Times New Roman"/>
           <w:sz w:val="40"/>
           <w:szCs w:val="40"/>
           <w:lang w:val="fr-CA"/>
@@ -84,171 +88,275 @@
     </w:p>
     <w:p>
       <w:pPr>
+        <w:pStyle w:val="Normal"/>
         <w:rPr>
           <w:lang w:val="fr-CA"/>
         </w:rPr>
       </w:pPr>
+      <w:r>
+        <w:rPr>
+          <w:lang w:val="fr-CA"/>
+        </w:rPr>
+      </w:r>
     </w:p>
     <w:p>
       <w:pPr>
+        <w:pStyle w:val="Normal"/>
         <w:rPr>
           <w:lang w:val="fr-CA"/>
         </w:rPr>
       </w:pPr>
+      <w:r>
+        <w:rPr>
+          <w:lang w:val="fr-CA"/>
+        </w:rPr>
+      </w:r>
     </w:p>
     <w:p>
       <w:pPr>
+        <w:pStyle w:val="Normal"/>
         <w:rPr>
           <w:lang w:val="fr-CA"/>
         </w:rPr>
       </w:pPr>
+      <w:r>
+        <w:rPr>
+          <w:lang w:val="fr-CA"/>
+        </w:rPr>
+      </w:r>
     </w:p>
     <w:p>
       <w:pPr>
+        <w:pStyle w:val="Normal"/>
         <w:rPr>
           <w:lang w:val="fr-CA"/>
         </w:rPr>
       </w:pPr>
+      <w:r>
+        <w:rPr>
+          <w:lang w:val="fr-CA"/>
+        </w:rPr>
+      </w:r>
     </w:p>
     <w:p>
       <w:pPr>
+        <w:pStyle w:val="Normal"/>
         <w:rPr>
           <w:lang w:val="fr-CA"/>
         </w:rPr>
       </w:pPr>
+      <w:r>
+        <w:rPr>
+          <w:lang w:val="fr-CA"/>
+        </w:rPr>
+      </w:r>
     </w:p>
     <w:p>
       <w:pPr>
+        <w:pStyle w:val="Normal"/>
         <w:rPr>
           <w:lang w:val="fr-CA"/>
         </w:rPr>
       </w:pPr>
+      <w:r>
+        <w:rPr>
+          <w:lang w:val="fr-CA"/>
+        </w:rPr>
+      </w:r>
     </w:p>
     <w:p>
       <w:pPr>
+        <w:pStyle w:val="Normal"/>
         <w:rPr>
           <w:lang w:val="fr-CA"/>
         </w:rPr>
       </w:pPr>
+      <w:r>
+        <w:rPr>
+          <w:lang w:val="fr-CA"/>
+        </w:rPr>
+      </w:r>
     </w:p>
     <w:p>
       <w:pPr>
+        <w:pStyle w:val="Normal"/>
         <w:rPr>
           <w:lang w:val="fr-CA"/>
         </w:rPr>
       </w:pPr>
+      <w:r>
+        <w:rPr>
+          <w:lang w:val="fr-CA"/>
+        </w:rPr>
+      </w:r>
     </w:p>
     <w:p>
       <w:pPr>
+        <w:pStyle w:val="Normal"/>
         <w:rPr>
           <w:lang w:val="fr-CA"/>
         </w:rPr>
       </w:pPr>
+      <w:r>
+        <w:rPr>
+          <w:lang w:val="fr-CA"/>
+        </w:rPr>
+      </w:r>
     </w:p>
     <w:p>
       <w:pPr>
+        <w:pStyle w:val="Normal"/>
         <w:rPr>
           <w:lang w:val="fr-CA"/>
         </w:rPr>
       </w:pPr>
+      <w:r>
+        <w:rPr>
+          <w:lang w:val="fr-CA"/>
+        </w:rPr>
+      </w:r>
     </w:p>
     <w:p>
       <w:pPr>
+        <w:pStyle w:val="Normal"/>
         <w:rPr>
           <w:lang w:val="fr-CA"/>
         </w:rPr>
       </w:pPr>
+      <w:r>
+        <w:rPr>
+          <w:lang w:val="fr-CA"/>
+        </w:rPr>
+      </w:r>
     </w:p>
     <w:p>
       <w:pPr>
+        <w:pStyle w:val="Normal"/>
         <w:rPr>
           <w:lang w:val="fr-CA"/>
         </w:rPr>
       </w:pPr>
+      <w:r>
+        <w:rPr>
+          <w:lang w:val="fr-CA"/>
+        </w:rPr>
+      </w:r>
     </w:p>
     <w:p>
       <w:pPr>
+        <w:pStyle w:val="Normal"/>
         <w:rPr>
           <w:lang w:val="fr-CA"/>
         </w:rPr>
       </w:pPr>
+      <w:r>
+        <w:rPr>
+          <w:lang w:val="fr-CA"/>
+        </w:rPr>
+      </w:r>
     </w:p>
     <w:p>
       <w:pPr>
+        <w:pStyle w:val="Normal"/>
         <w:rPr>
           <w:lang w:val="fr-CA"/>
         </w:rPr>
       </w:pPr>
+      <w:r>
+        <w:rPr>
+          <w:lang w:val="fr-CA"/>
+        </w:rPr>
+      </w:r>
     </w:p>
     <w:p>
       <w:pPr>
+        <w:pStyle w:val="Normal"/>
         <w:rPr>
           <w:lang w:val="fr-CA"/>
         </w:rPr>
       </w:pPr>
+      <w:r>
+        <w:rPr>
+          <w:lang w:val="fr-CA"/>
+        </w:rPr>
+      </w:r>
     </w:p>
     <w:p>
       <w:pPr>
+        <w:pStyle w:val="Normal"/>
         <w:rPr>
           <w:lang w:val="fr-CA"/>
         </w:rPr>
       </w:pPr>
+      <w:r>
+        <w:rPr>
+          <w:lang w:val="fr-CA"/>
+        </w:rPr>
+      </w:r>
     </w:p>
     <w:p>
       <w:pPr>
+        <w:pStyle w:val="Normal"/>
         <w:rPr>
           <w:lang w:val="fr-CA"/>
         </w:rPr>
       </w:pPr>
+      <w:r>
+        <w:rPr>
+          <w:lang w:val="fr-CA"/>
+        </w:rPr>
+      </w:r>
     </w:p>
     <w:p>
       <w:pPr>
+        <w:pStyle w:val="Normal"/>
         <w:rPr>
           <w:lang w:val="fr-CA"/>
         </w:rPr>
       </w:pPr>
+      <w:r>
+        <w:rPr>
+          <w:lang w:val="fr-CA"/>
+        </w:rPr>
+      </w:r>
     </w:p>
     <w:p>
       <w:pPr>
+        <w:pStyle w:val="Normal"/>
         <w:rPr>
           <w:lang w:val="fr-CA"/>
         </w:rPr>
       </w:pPr>
+      <w:r>
+        <w:rPr>
+          <w:lang w:val="fr-CA"/>
+        </w:rPr>
+      </w:r>
     </w:p>
     <w:p>
       <w:pPr>
+        <w:pStyle w:val="Normal"/>
         <w:rPr>
           <w:lang w:val="fr-CA"/>
         </w:rPr>
       </w:pPr>
+      <w:r>
+        <w:rPr>
+          <w:lang w:val="fr-CA"/>
+        </w:rPr>
+      </w:r>
     </w:p>
     <w:sdt>
       <w:sdtPr>
-        <w:rPr>
-          <w:rFonts w:asciiTheme="minorHAnsi" w:eastAsiaTheme="minorHAnsi" w:hAnsiTheme="minorHAnsi" w:cstheme="minorBidi"/>
-          <w:color w:val="auto"/>
-          <w:kern w:val="2"/>
-          <w:sz w:val="24"/>
-          <w:szCs w:val="24"/>
-          <w:lang w:val="fr-CA" w:eastAsia="en-US"/>
-          <w14:ligatures w14:val="standardContextual"/>
-        </w:rPr>
-        <w:id w:val="-2146650779"/>
         <w:docPartObj>
           <w:docPartGallery w:val="Table of Contents"/>
-          <w:docPartUnique/>
+          <w:docPartUnique w:val="true"/>
         </w:docPartObj>
       </w:sdtPr>
-      <w:sdtEndPr>
-        <w:rPr>
-          <w:rFonts w:eastAsiaTheme="minorEastAsia"/>
-          <w:b/>
-        </w:rPr>
-      </w:sdtEndPr>
       <w:sdtContent>
         <w:p>
           <w:pPr>
-            <w:pStyle w:val="En-ttedetabledesmatires"/>
+            <w:pStyle w:val="Titredetabledesmatires"/>
             <w:rPr>
               <w:lang w:val="fr-CA"/>
             </w:rPr>
@@ -262,13 +370,13 @@
         </w:p>
         <w:p>
           <w:pPr>
-            <w:pStyle w:val="TM1"/>
+            <w:pStyle w:val="Tabledesmatiresniveau1"/>
             <w:tabs>
-              <w:tab w:val="right" w:leader="dot" w:pos="9350"/>
+              <w:tab w:val="clear" w:pos="720"/>
+              <w:tab w:val="right" w:pos="9350" w:leader="dot"/>
             </w:tabs>
             <w:rPr>
-              <w:rFonts w:eastAsiaTheme="minorEastAsia"/>
-              <w:noProof/>
+              <w:rFonts w:eastAsia="" w:eastAsiaTheme="minorEastAsia"/>
               <w:lang w:eastAsia="en-CA"/>
             </w:rPr>
           </w:pPr>
@@ -277,66 +385,57 @@
           </w:r>
           <w:r>
             <w:rPr>
+              <w:webHidden/>
+              <w:rStyle w:val="Sautdindex"/>
               <w:lang w:val="fr-CA"/>
             </w:rPr>
-            <w:instrText xml:space="preserve"> TOC \o "1-3" \h \z \u </w:instrText>
+            <w:instrText xml:space="preserve"> TOC \z \o "1-3" \u \h</w:instrText>
           </w:r>
           <w:r>
+            <w:rPr>
+              <w:webHidden/>
+              <w:rStyle w:val="Sautdindex"/>
+              <w:lang w:val="fr-CA"/>
+            </w:rPr>
             <w:fldChar w:fldCharType="separate"/>
           </w:r>
-          <w:hyperlink w:anchor="_Toc199634356" w:history="1">
-            <w:r>
-              <w:rPr>
-                <w:rStyle w:val="Hyperlien"/>
-                <w:noProof/>
+          <w:hyperlink w:anchor="_Toc199634356">
+            <w:r>
+              <w:rPr>
+                <w:webHidden/>
+                <w:rStyle w:val="Sautdindex"/>
                 <w:lang w:val="fr-CA"/>
               </w:rPr>
               <w:t>Partie 1</w:t>
             </w:r>
             <w:r>
               <w:rPr>
-                <w:noProof/>
                 <w:webHidden/>
               </w:rPr>
+              <w:fldChar w:fldCharType="begin"/>
+            </w:r>
+            <w:r>
+              <w:rPr>
+                <w:webHidden/>
+              </w:rPr>
+              <w:instrText xml:space="preserve">PAGEREF _Toc199634356 \h</w:instrText>
+            </w:r>
+            <w:r>
+              <w:rPr>
+                <w:webHidden/>
+              </w:rPr>
+              <w:fldChar w:fldCharType="separate"/>
+            </w:r>
+            <w:r>
+              <w:rPr>
+                <w:rStyle w:val="Sautdindex"/>
+                <w:vanish w:val="false"/>
+              </w:rPr>
               <w:tab/>
-            </w:r>
-            <w:r>
-              <w:rPr>
-                <w:noProof/>
-                <w:webHidden/>
-              </w:rPr>
-              <w:fldChar w:fldCharType="begin"/>
-            </w:r>
-            <w:r>
-              <w:rPr>
-                <w:noProof/>
-                <w:webHidden/>
-              </w:rPr>
-              <w:instrText xml:space="preserve"> PAGEREF _Toc199634356 \h </w:instrText>
-            </w:r>
-            <w:r>
-              <w:rPr>
-                <w:noProof/>
-                <w:webHidden/>
-              </w:rPr>
-            </w:r>
-            <w:r>
-              <w:rPr>
-                <w:noProof/>
-                <w:webHidden/>
-              </w:rPr>
-              <w:fldChar w:fldCharType="separate"/>
-            </w:r>
-            <w:r>
-              <w:rPr>
-                <w:noProof/>
-                <w:webHidden/>
-              </w:rPr>
               <w:t>3</w:t>
             </w:r>
             <w:r>
               <w:rPr>
-                <w:noProof/>
                 <w:webHidden/>
               </w:rPr>
               <w:fldChar w:fldCharType="end"/>
@@ -345,69 +444,53 @@
         </w:p>
         <w:p>
           <w:pPr>
-            <w:pStyle w:val="TM2"/>
+            <w:pStyle w:val="Tabledesmatiresniveau2"/>
             <w:tabs>
-              <w:tab w:val="right" w:leader="dot" w:pos="9350"/>
+              <w:tab w:val="clear" w:pos="720"/>
+              <w:tab w:val="right" w:pos="9350" w:leader="dot"/>
             </w:tabs>
             <w:rPr>
-              <w:rFonts w:eastAsiaTheme="minorEastAsia"/>
-              <w:noProof/>
+              <w:rFonts w:eastAsia="" w:eastAsiaTheme="minorEastAsia"/>
               <w:lang w:eastAsia="en-CA"/>
             </w:rPr>
           </w:pPr>
-          <w:hyperlink w:anchor="_Toc199634357" w:history="1">
-            <w:r>
-              <w:rPr>
-                <w:rStyle w:val="Hyperlien"/>
-                <w:noProof/>
+          <w:hyperlink w:anchor="_Toc199634357">
+            <w:r>
+              <w:rPr>
+                <w:webHidden/>
+                <w:rStyle w:val="Sautdindex"/>
                 <w:lang w:val="fr-CA"/>
               </w:rPr>
               <w:t>Question 1.1</w:t>
             </w:r>
             <w:r>
               <w:rPr>
-                <w:noProof/>
                 <w:webHidden/>
               </w:rPr>
+              <w:fldChar w:fldCharType="begin"/>
+            </w:r>
+            <w:r>
+              <w:rPr>
+                <w:webHidden/>
+              </w:rPr>
+              <w:instrText xml:space="preserve">PAGEREF _Toc199634357 \h</w:instrText>
+            </w:r>
+            <w:r>
+              <w:rPr>
+                <w:webHidden/>
+              </w:rPr>
+              <w:fldChar w:fldCharType="separate"/>
+            </w:r>
+            <w:r>
+              <w:rPr>
+                <w:rStyle w:val="Sautdindex"/>
+                <w:vanish w:val="false"/>
+              </w:rPr>
               <w:tab/>
-            </w:r>
-            <w:r>
-              <w:rPr>
-                <w:noProof/>
-                <w:webHidden/>
-              </w:rPr>
-              <w:fldChar w:fldCharType="begin"/>
-            </w:r>
-            <w:r>
-              <w:rPr>
-                <w:noProof/>
-                <w:webHidden/>
-              </w:rPr>
-              <w:instrText xml:space="preserve"> PAGEREF _Toc199634357 \h </w:instrText>
-            </w:r>
-            <w:r>
-              <w:rPr>
-                <w:noProof/>
-                <w:webHidden/>
-              </w:rPr>
-            </w:r>
-            <w:r>
-              <w:rPr>
-                <w:noProof/>
-                <w:webHidden/>
-              </w:rPr>
-              <w:fldChar w:fldCharType="separate"/>
-            </w:r>
-            <w:r>
-              <w:rPr>
-                <w:noProof/>
-                <w:webHidden/>
-              </w:rPr>
               <w:t>3</w:t>
             </w:r>
             <w:r>
               <w:rPr>
-                <w:noProof/>
                 <w:webHidden/>
               </w:rPr>
               <w:fldChar w:fldCharType="end"/>
@@ -416,69 +499,53 @@
         </w:p>
         <w:p>
           <w:pPr>
-            <w:pStyle w:val="TM2"/>
+            <w:pStyle w:val="Tabledesmatiresniveau2"/>
             <w:tabs>
-              <w:tab w:val="right" w:leader="dot" w:pos="9350"/>
+              <w:tab w:val="clear" w:pos="720"/>
+              <w:tab w:val="right" w:pos="9350" w:leader="dot"/>
             </w:tabs>
             <w:rPr>
-              <w:rFonts w:eastAsiaTheme="minorEastAsia"/>
-              <w:noProof/>
+              <w:rFonts w:eastAsia="" w:eastAsiaTheme="minorEastAsia"/>
               <w:lang w:eastAsia="en-CA"/>
             </w:rPr>
           </w:pPr>
-          <w:hyperlink w:anchor="_Toc199634358" w:history="1">
-            <w:r>
-              <w:rPr>
-                <w:rStyle w:val="Hyperlien"/>
-                <w:noProof/>
+          <w:hyperlink w:anchor="_Toc199634358">
+            <w:r>
+              <w:rPr>
+                <w:webHidden/>
+                <w:rStyle w:val="Sautdindex"/>
                 <w:lang w:val="fr-CA"/>
               </w:rPr>
               <w:t>Question 1.2 : Cas de tests dérivés de la table</w:t>
             </w:r>
             <w:r>
               <w:rPr>
-                <w:noProof/>
                 <w:webHidden/>
               </w:rPr>
+              <w:fldChar w:fldCharType="begin"/>
+            </w:r>
+            <w:r>
+              <w:rPr>
+                <w:webHidden/>
+              </w:rPr>
+              <w:instrText xml:space="preserve">PAGEREF _Toc199634358 \h</w:instrText>
+            </w:r>
+            <w:r>
+              <w:rPr>
+                <w:webHidden/>
+              </w:rPr>
+              <w:fldChar w:fldCharType="separate"/>
+            </w:r>
+            <w:r>
+              <w:rPr>
+                <w:rStyle w:val="Sautdindex"/>
+                <w:vanish w:val="false"/>
+              </w:rPr>
               <w:tab/>
-            </w:r>
-            <w:r>
-              <w:rPr>
-                <w:noProof/>
-                <w:webHidden/>
-              </w:rPr>
-              <w:fldChar w:fldCharType="begin"/>
-            </w:r>
-            <w:r>
-              <w:rPr>
-                <w:noProof/>
-                <w:webHidden/>
-              </w:rPr>
-              <w:instrText xml:space="preserve"> PAGEREF _Toc199634358 \h </w:instrText>
-            </w:r>
-            <w:r>
-              <w:rPr>
-                <w:noProof/>
-                <w:webHidden/>
-              </w:rPr>
-            </w:r>
-            <w:r>
-              <w:rPr>
-                <w:noProof/>
-                <w:webHidden/>
-              </w:rPr>
-              <w:fldChar w:fldCharType="separate"/>
-            </w:r>
-            <w:r>
-              <w:rPr>
-                <w:noProof/>
-                <w:webHidden/>
-              </w:rPr>
               <w:t>3</w:t>
             </w:r>
             <w:r>
               <w:rPr>
-                <w:noProof/>
                 <w:webHidden/>
               </w:rPr>
               <w:fldChar w:fldCharType="end"/>
@@ -487,69 +554,53 @@
         </w:p>
         <w:p>
           <w:pPr>
-            <w:pStyle w:val="TM1"/>
+            <w:pStyle w:val="Tabledesmatiresniveau1"/>
             <w:tabs>
-              <w:tab w:val="right" w:leader="dot" w:pos="9350"/>
+              <w:tab w:val="clear" w:pos="720"/>
+              <w:tab w:val="right" w:pos="9350" w:leader="dot"/>
             </w:tabs>
             <w:rPr>
-              <w:rFonts w:eastAsiaTheme="minorEastAsia"/>
-              <w:noProof/>
+              <w:rFonts w:eastAsia="" w:eastAsiaTheme="minorEastAsia"/>
               <w:lang w:eastAsia="en-CA"/>
             </w:rPr>
           </w:pPr>
-          <w:hyperlink w:anchor="_Toc199634359" w:history="1">
-            <w:r>
-              <w:rPr>
-                <w:rStyle w:val="Hyperlien"/>
-                <w:noProof/>
+          <w:hyperlink w:anchor="_Toc199634359">
+            <w:r>
+              <w:rPr>
+                <w:webHidden/>
+                <w:rStyle w:val="Sautdindex"/>
                 <w:lang w:val="fr-CA"/>
               </w:rPr>
               <w:t>Partie 2</w:t>
             </w:r>
             <w:r>
               <w:rPr>
-                <w:noProof/>
                 <w:webHidden/>
               </w:rPr>
+              <w:fldChar w:fldCharType="begin"/>
+            </w:r>
+            <w:r>
+              <w:rPr>
+                <w:webHidden/>
+              </w:rPr>
+              <w:instrText xml:space="preserve">PAGEREF _Toc199634359 \h</w:instrText>
+            </w:r>
+            <w:r>
+              <w:rPr>
+                <w:webHidden/>
+              </w:rPr>
+              <w:fldChar w:fldCharType="separate"/>
+            </w:r>
+            <w:r>
+              <w:rPr>
+                <w:rStyle w:val="Sautdindex"/>
+                <w:vanish w:val="false"/>
+              </w:rPr>
               <w:tab/>
-            </w:r>
-            <w:r>
-              <w:rPr>
-                <w:noProof/>
-                <w:webHidden/>
-              </w:rPr>
-              <w:fldChar w:fldCharType="begin"/>
-            </w:r>
-            <w:r>
-              <w:rPr>
-                <w:noProof/>
-                <w:webHidden/>
-              </w:rPr>
-              <w:instrText xml:space="preserve"> PAGEREF _Toc199634359 \h </w:instrText>
-            </w:r>
-            <w:r>
-              <w:rPr>
-                <w:noProof/>
-                <w:webHidden/>
-              </w:rPr>
-            </w:r>
-            <w:r>
-              <w:rPr>
-                <w:noProof/>
-                <w:webHidden/>
-              </w:rPr>
-              <w:fldChar w:fldCharType="separate"/>
-            </w:r>
-            <w:r>
-              <w:rPr>
-                <w:noProof/>
-                <w:webHidden/>
-              </w:rPr>
               <w:t>5</w:t>
             </w:r>
             <w:r>
               <w:rPr>
-                <w:noProof/>
                 <w:webHidden/>
               </w:rPr>
               <w:fldChar w:fldCharType="end"/>
@@ -558,14 +609,18 @@
         </w:p>
         <w:p>
           <w:pPr>
+            <w:pStyle w:val="Normal"/>
             <w:rPr>
               <w:lang w:val="fr-CA"/>
             </w:rPr>
           </w:pPr>
           <w:r>
             <w:rPr>
-              <w:b/>
-              <w:bCs/>
+              <w:lang w:val="fr-CA"/>
+            </w:rPr>
+          </w:r>
+          <w:r>
+            <w:rPr>
               <w:lang w:val="fr-CA"/>
             </w:rPr>
             <w:fldChar w:fldCharType="end"/>
@@ -575,143 +630,263 @@
     </w:sdt>
     <w:p>
       <w:pPr>
+        <w:pStyle w:val="Normal"/>
         <w:rPr>
           <w:lang w:val="fr-CA"/>
         </w:rPr>
       </w:pPr>
+      <w:r>
+        <w:rPr>
+          <w:lang w:val="fr-CA"/>
+        </w:rPr>
+      </w:r>
     </w:p>
     <w:p>
       <w:pPr>
+        <w:pStyle w:val="Normal"/>
         <w:rPr>
           <w:lang w:val="fr-CA"/>
         </w:rPr>
       </w:pPr>
+      <w:r>
+        <w:rPr>
+          <w:lang w:val="fr-CA"/>
+        </w:rPr>
+      </w:r>
     </w:p>
     <w:p>
       <w:pPr>
+        <w:pStyle w:val="Normal"/>
         <w:rPr>
           <w:lang w:val="fr-CA"/>
         </w:rPr>
       </w:pPr>
+      <w:r>
+        <w:rPr>
+          <w:lang w:val="fr-CA"/>
+        </w:rPr>
+      </w:r>
     </w:p>
     <w:p>
       <w:pPr>
+        <w:pStyle w:val="Normal"/>
         <w:rPr>
           <w:lang w:val="fr-CA"/>
         </w:rPr>
       </w:pPr>
+      <w:r>
+        <w:rPr>
+          <w:lang w:val="fr-CA"/>
+        </w:rPr>
+      </w:r>
     </w:p>
     <w:p>
       <w:pPr>
+        <w:pStyle w:val="Normal"/>
         <w:rPr>
           <w:lang w:val="fr-CA"/>
         </w:rPr>
       </w:pPr>
+      <w:r>
+        <w:rPr>
+          <w:lang w:val="fr-CA"/>
+        </w:rPr>
+      </w:r>
     </w:p>
     <w:p>
       <w:pPr>
+        <w:pStyle w:val="Normal"/>
         <w:rPr>
           <w:lang w:val="fr-CA"/>
         </w:rPr>
       </w:pPr>
+      <w:r>
+        <w:rPr>
+          <w:lang w:val="fr-CA"/>
+        </w:rPr>
+      </w:r>
     </w:p>
     <w:p>
       <w:pPr>
+        <w:pStyle w:val="Normal"/>
         <w:rPr>
           <w:lang w:val="fr-CA"/>
         </w:rPr>
       </w:pPr>
+      <w:r>
+        <w:rPr>
+          <w:lang w:val="fr-CA"/>
+        </w:rPr>
+      </w:r>
     </w:p>
     <w:p>
       <w:pPr>
+        <w:pStyle w:val="Normal"/>
         <w:rPr>
           <w:lang w:val="fr-CA"/>
         </w:rPr>
       </w:pPr>
+      <w:r>
+        <w:rPr>
+          <w:lang w:val="fr-CA"/>
+        </w:rPr>
+      </w:r>
     </w:p>
     <w:p>
       <w:pPr>
+        <w:pStyle w:val="Normal"/>
         <w:rPr>
           <w:lang w:val="fr-CA"/>
         </w:rPr>
       </w:pPr>
+      <w:r>
+        <w:rPr>
+          <w:lang w:val="fr-CA"/>
+        </w:rPr>
+      </w:r>
     </w:p>
     <w:p>
       <w:pPr>
+        <w:pStyle w:val="Normal"/>
         <w:rPr>
           <w:lang w:val="fr-CA"/>
         </w:rPr>
       </w:pPr>
+      <w:r>
+        <w:rPr>
+          <w:lang w:val="fr-CA"/>
+        </w:rPr>
+      </w:r>
     </w:p>
     <w:p>
       <w:pPr>
+        <w:pStyle w:val="Normal"/>
         <w:rPr>
           <w:lang w:val="fr-CA"/>
         </w:rPr>
       </w:pPr>
+      <w:r>
+        <w:rPr>
+          <w:lang w:val="fr-CA"/>
+        </w:rPr>
+      </w:r>
     </w:p>
     <w:p>
       <w:pPr>
+        <w:pStyle w:val="Normal"/>
         <w:rPr>
           <w:lang w:val="fr-CA"/>
         </w:rPr>
       </w:pPr>
+      <w:r>
+        <w:rPr>
+          <w:lang w:val="fr-CA"/>
+        </w:rPr>
+      </w:r>
     </w:p>
     <w:p>
       <w:pPr>
+        <w:pStyle w:val="Normal"/>
         <w:rPr>
           <w:lang w:val="fr-CA"/>
         </w:rPr>
       </w:pPr>
+      <w:r>
+        <w:rPr>
+          <w:lang w:val="fr-CA"/>
+        </w:rPr>
+      </w:r>
     </w:p>
     <w:p>
       <w:pPr>
+        <w:pStyle w:val="Normal"/>
         <w:rPr>
           <w:lang w:val="fr-CA"/>
         </w:rPr>
       </w:pPr>
+      <w:r>
+        <w:rPr>
+          <w:lang w:val="fr-CA"/>
+        </w:rPr>
+      </w:r>
     </w:p>
     <w:p>
       <w:pPr>
+        <w:pStyle w:val="Normal"/>
         <w:rPr>
           <w:lang w:val="fr-CA"/>
         </w:rPr>
       </w:pPr>
+      <w:r>
+        <w:rPr>
+          <w:lang w:val="fr-CA"/>
+        </w:rPr>
+      </w:r>
     </w:p>
     <w:p>
       <w:pPr>
+        <w:pStyle w:val="Normal"/>
         <w:rPr>
           <w:lang w:val="fr-CA"/>
         </w:rPr>
       </w:pPr>
+      <w:r>
+        <w:rPr>
+          <w:lang w:val="fr-CA"/>
+        </w:rPr>
+      </w:r>
     </w:p>
     <w:p>
       <w:pPr>
+        <w:pStyle w:val="Normal"/>
         <w:rPr>
           <w:lang w:val="fr-CA"/>
         </w:rPr>
       </w:pPr>
+      <w:r>
+        <w:rPr>
+          <w:lang w:val="fr-CA"/>
+        </w:rPr>
+      </w:r>
     </w:p>
     <w:p>
       <w:pPr>
+        <w:pStyle w:val="Normal"/>
         <w:rPr>
           <w:lang w:val="fr-CA"/>
         </w:rPr>
       </w:pPr>
+      <w:r>
+        <w:rPr>
+          <w:lang w:val="fr-CA"/>
+        </w:rPr>
+      </w:r>
     </w:p>
     <w:p>
       <w:pPr>
+        <w:pStyle w:val="Normal"/>
         <w:rPr>
           <w:lang w:val="fr-CA"/>
         </w:rPr>
       </w:pPr>
+      <w:r>
+        <w:rPr>
+          <w:lang w:val="fr-CA"/>
+        </w:rPr>
+      </w:r>
     </w:p>
     <w:p>
       <w:pPr>
+        <w:pStyle w:val="Normal"/>
         <w:rPr>
           <w:lang w:val="fr-CA"/>
         </w:rPr>
       </w:pPr>
+      <w:r>
+        <w:rPr>
+          <w:lang w:val="fr-CA"/>
+        </w:rPr>
+      </w:r>
     </w:p>
     <w:p>
       <w:pPr>
@@ -725,7 +900,6 @@
         <w:rPr>
           <w:lang w:val="fr-CA"/>
         </w:rPr>
-        <w:lastRenderedPageBreak/>
         <w:t>Partie 1</w:t>
       </w:r>
       <w:bookmarkEnd w:id="0"/>
@@ -748,6 +922,7 @@
     </w:p>
     <w:p>
       <w:pPr>
+        <w:pStyle w:val="Normal"/>
         <w:rPr>
           <w:lang w:val="fr-CA"/>
         </w:rPr>
@@ -761,38 +936,41 @@
     </w:p>
     <w:p>
       <w:pPr>
+        <w:pStyle w:val="Normal"/>
         <w:rPr>
           <w:lang w:val="fr-CA"/>
         </w:rPr>
       </w:pPr>
+      <w:r>
+        <w:rPr>
+          <w:lang w:val="fr-CA"/>
+        </w:rPr>
+      </w:r>
     </w:p>
     <w:tbl>
       <w:tblPr>
-        <w:tblpPr w:leftFromText="180" w:rightFromText="180" w:vertAnchor="page" w:horzAnchor="margin" w:tblpY="2936"/>
+        <w:tblpPr w:bottomFromText="0" w:horzAnchor="margin" w:leftFromText="180" w:rightFromText="180" w:tblpX="0" w:tblpY="2936" w:topFromText="0" w:vertAnchor="page"/>
         <w:tblW w:w="9652" w:type="dxa"/>
-        <w:tblBorders>
-          <w:top w:val="single" w:sz="8" w:space="0" w:color="A3A3A3"/>
-          <w:left w:val="single" w:sz="8" w:space="0" w:color="A3A3A3"/>
-          <w:bottom w:val="single" w:sz="8" w:space="0" w:color="A3A3A3"/>
-          <w:right w:val="single" w:sz="8" w:space="0" w:color="A3A3A3"/>
-        </w:tblBorders>
+        <w:jc w:val="left"/>
+        <w:tblInd w:w="-10" w:type="dxa"/>
+        <w:tblLayout w:type="fixed"/>
         <w:tblCellMar>
-          <w:left w:w="0" w:type="dxa"/>
-          <w:right w:w="0" w:type="dxa"/>
+          <w:top w:w="80" w:type="dxa"/>
+          <w:left w:w="80" w:type="dxa"/>
+          <w:bottom w:w="80" w:type="dxa"/>
+          <w:right w:w="80" w:type="dxa"/>
         </w:tblCellMar>
-        <w:tblLook w:val="04A0" w:firstRow="1" w:lastRow="0" w:firstColumn="1" w:lastColumn="0" w:noHBand="0" w:noVBand="1"/>
-        <w:tblCaption w:val=""/>
-        <w:tblDescription w:val=""/>
+        <w:tblLook w:firstRow="1" w:noVBand="1" w:lastRow="0" w:firstColumn="1" w:lastColumn="0" w:noHBand="0" w:val="04a0"/>
       </w:tblPr>
       <w:tblGrid>
         <w:gridCol w:w="2543"/>
         <w:gridCol w:w="3018"/>
         <w:gridCol w:w="2446"/>
-        <w:gridCol w:w="1645"/>
+        <w:gridCol w:w="1644"/>
       </w:tblGrid>
       <w:tr>
         <w:trPr>
-          <w:trHeight w:val="1426"/>
+          <w:trHeight w:val="1426" w:hRule="atLeast"/>
         </w:trPr>
         <w:tc>
           <w:tcPr>
@@ -803,16 +981,12 @@
               <w:bottom w:val="single" w:sz="8" w:space="0" w:color="A3A3A3"/>
               <w:right w:val="single" w:sz="8" w:space="0" w:color="A3A3A3"/>
             </w:tcBorders>
-            <w:tcMar>
-              <w:top w:w="80" w:type="dxa"/>
-              <w:left w:w="80" w:type="dxa"/>
-              <w:bottom w:w="80" w:type="dxa"/>
-              <w:right w:w="80" w:type="dxa"/>
-            </w:tcMar>
-            <w:hideMark/>
-          </w:tcPr>
-          <w:p>
-            <w:pPr>
+          </w:tcPr>
+          <w:p>
+            <w:pPr>
+              <w:pStyle w:val="Normal"/>
+              <w:widowControl w:val="false"/>
+              <w:spacing w:before="0" w:after="160"/>
               <w:rPr>
                 <w:b/>
                 <w:bCs/>
@@ -838,16 +1012,12 @@
               <w:bottom w:val="single" w:sz="8" w:space="0" w:color="A3A3A3"/>
               <w:right w:val="single" w:sz="8" w:space="0" w:color="A3A3A3"/>
             </w:tcBorders>
-            <w:tcMar>
-              <w:top w:w="80" w:type="dxa"/>
-              <w:left w:w="80" w:type="dxa"/>
-              <w:bottom w:w="80" w:type="dxa"/>
-              <w:right w:w="80" w:type="dxa"/>
-            </w:tcMar>
-            <w:hideMark/>
-          </w:tcPr>
-          <w:p>
-            <w:pPr>
+          </w:tcPr>
+          <w:p>
+            <w:pPr>
+              <w:pStyle w:val="Normal"/>
+              <w:widowControl w:val="false"/>
+              <w:spacing w:before="0" w:after="160"/>
               <w:rPr>
                 <w:b/>
                 <w:bCs/>
@@ -873,16 +1043,12 @@
               <w:bottom w:val="single" w:sz="8" w:space="0" w:color="A3A3A3"/>
               <w:right w:val="single" w:sz="8" w:space="0" w:color="A3A3A3"/>
             </w:tcBorders>
-            <w:tcMar>
-              <w:top w:w="80" w:type="dxa"/>
-              <w:left w:w="80" w:type="dxa"/>
-              <w:bottom w:w="80" w:type="dxa"/>
-              <w:right w:w="80" w:type="dxa"/>
-            </w:tcMar>
-            <w:hideMark/>
-          </w:tcPr>
-          <w:p>
-            <w:pPr>
+          </w:tcPr>
+          <w:p>
+            <w:pPr>
+              <w:pStyle w:val="Normal"/>
+              <w:widowControl w:val="false"/>
+              <w:spacing w:before="0" w:after="160"/>
               <w:rPr>
                 <w:b/>
                 <w:bCs/>
@@ -901,23 +1067,19 @@
         </w:tc>
         <w:tc>
           <w:tcPr>
-            <w:tcW w:w="1645" w:type="dxa"/>
+            <w:tcW w:w="1644" w:type="dxa"/>
             <w:tcBorders>
               <w:top w:val="single" w:sz="8" w:space="0" w:color="A3A3A3"/>
               <w:left w:val="single" w:sz="8" w:space="0" w:color="A3A3A3"/>
               <w:bottom w:val="single" w:sz="8" w:space="0" w:color="A3A3A3"/>
               <w:right w:val="single" w:sz="8" w:space="0" w:color="A3A3A3"/>
             </w:tcBorders>
-            <w:tcMar>
-              <w:top w:w="80" w:type="dxa"/>
-              <w:left w:w="80" w:type="dxa"/>
-              <w:bottom w:w="80" w:type="dxa"/>
-              <w:right w:w="80" w:type="dxa"/>
-            </w:tcMar>
-            <w:hideMark/>
-          </w:tcPr>
-          <w:p>
-            <w:pPr>
+          </w:tcPr>
+          <w:p>
+            <w:pPr>
+              <w:pStyle w:val="Normal"/>
+              <w:widowControl w:val="false"/>
+              <w:spacing w:before="0" w:after="160"/>
               <w:rPr>
                 <w:b/>
                 <w:bCs/>
@@ -937,7 +1099,7 @@
       </w:tr>
       <w:tr>
         <w:trPr>
-          <w:trHeight w:val="1426"/>
+          <w:trHeight w:val="1426" w:hRule="atLeast"/>
         </w:trPr>
         <w:tc>
           <w:tcPr>
@@ -948,16 +1110,12 @@
               <w:bottom w:val="single" w:sz="8" w:space="0" w:color="A3A3A3"/>
               <w:right w:val="single" w:sz="8" w:space="0" w:color="A3A3A3"/>
             </w:tcBorders>
-            <w:tcMar>
-              <w:top w:w="80" w:type="dxa"/>
-              <w:left w:w="80" w:type="dxa"/>
-              <w:bottom w:w="80" w:type="dxa"/>
-              <w:right w:w="80" w:type="dxa"/>
-            </w:tcMar>
-            <w:hideMark/>
-          </w:tcPr>
-          <w:p>
-            <w:pPr>
+          </w:tcPr>
+          <w:p>
+            <w:pPr>
+              <w:pStyle w:val="Normal"/>
+              <w:widowControl w:val="false"/>
+              <w:spacing w:before="0" w:after="160"/>
               <w:rPr>
                 <w:lang w:val="fr-CA"/>
               </w:rPr>
@@ -979,31 +1137,21 @@
               <w:bottom w:val="single" w:sz="8" w:space="0" w:color="A3A3A3"/>
               <w:right w:val="single" w:sz="8" w:space="0" w:color="A3A3A3"/>
             </w:tcBorders>
-            <w:tcMar>
-              <w:top w:w="80" w:type="dxa"/>
-              <w:left w:w="80" w:type="dxa"/>
-              <w:bottom w:w="80" w:type="dxa"/>
-              <w:right w:w="80" w:type="dxa"/>
-            </w:tcMar>
-            <w:hideMark/>
-          </w:tcPr>
-          <w:p>
-            <w:pPr>
-              <w:rPr>
-                <w:lang w:val="fr-CA"/>
-              </w:rPr>
-            </w:pPr>
-            <w:r>
-              <w:rPr>
-                <w:lang w:val="fr-CA"/>
-              </w:rPr>
-              <w:t>Longueur = 12</w:t>
-            </w:r>
-            <w:r>
-              <w:rPr>
-                <w:lang w:val="fr-CA"/>
-              </w:rPr>
-              <w:t xml:space="preserve"> (1)</w:t>
+          </w:tcPr>
+          <w:p>
+            <w:pPr>
+              <w:pStyle w:val="Normal"/>
+              <w:widowControl w:val="false"/>
+              <w:spacing w:before="0" w:after="160"/>
+              <w:rPr>
+                <w:lang w:val="fr-CA"/>
+              </w:rPr>
+            </w:pPr>
+            <w:r>
+              <w:rPr>
+                <w:lang w:val="fr-CA"/>
+              </w:rPr>
+              <w:t>Longueur = 12 (1)</w:t>
             </w:r>
           </w:p>
         </w:tc>
@@ -1016,78 +1164,60 @@
               <w:bottom w:val="single" w:sz="8" w:space="0" w:color="A3A3A3"/>
               <w:right w:val="single" w:sz="8" w:space="0" w:color="A3A3A3"/>
             </w:tcBorders>
-            <w:tcMar>
-              <w:top w:w="80" w:type="dxa"/>
-              <w:left w:w="80" w:type="dxa"/>
-              <w:bottom w:w="80" w:type="dxa"/>
-              <w:right w:w="80" w:type="dxa"/>
-            </w:tcMar>
-            <w:hideMark/>
-          </w:tcPr>
-          <w:p>
-            <w:pPr>
-              <w:rPr>
-                <w:lang w:val="fr-CA"/>
-              </w:rPr>
-            </w:pPr>
-            <w:r>
-              <w:rPr>
-                <w:lang w:val="fr-CA"/>
-              </w:rPr>
-              <w:t>12&lt;longueur</w:t>
-            </w:r>
-            <w:r>
-              <w:rPr>
-                <w:lang w:val="fr-CA"/>
-              </w:rPr>
-              <w:t xml:space="preserve"> (2)</w:t>
-            </w:r>
-          </w:p>
-          <w:p>
-            <w:r>
-              <w:t>longueur</w:t>
-            </w:r>
-            <w:r>
-              <w:t>&lt;12</w:t>
-            </w:r>
-            <w:r>
-              <w:t xml:space="preserve"> (</w:t>
-            </w:r>
-            <w:r>
-              <w:t>3</w:t>
-            </w:r>
-            <w:r>
-              <w:t>)</w:t>
-            </w:r>
-          </w:p>
-          <w:p>
-            <w:r>
-              <w:t>null (entrée null)</w:t>
-            </w:r>
-            <w:r>
-              <w:t xml:space="preserve"> (4)</w:t>
-            </w:r>
-          </w:p>
-        </w:tc>
-        <w:tc>
-          <w:tcPr>
-            <w:tcW w:w="1645" w:type="dxa"/>
+          </w:tcPr>
+          <w:p>
+            <w:pPr>
+              <w:pStyle w:val="Normal"/>
+              <w:widowControl w:val="false"/>
+              <w:rPr>
+                <w:lang w:val="fr-CA"/>
+              </w:rPr>
+            </w:pPr>
+            <w:r>
+              <w:rPr>
+                <w:lang w:val="fr-CA"/>
+              </w:rPr>
+              <w:t>12&lt;longueur (2)</w:t>
+            </w:r>
+          </w:p>
+          <w:p>
+            <w:pPr>
+              <w:pStyle w:val="Normal"/>
+              <w:widowControl w:val="false"/>
+              <w:rPr/>
+            </w:pPr>
+            <w:r>
+              <w:rPr/>
+              <w:t>longueur&lt;12 (3)</w:t>
+            </w:r>
+          </w:p>
+          <w:p>
+            <w:pPr>
+              <w:pStyle w:val="Normal"/>
+              <w:widowControl w:val="false"/>
+              <w:spacing w:before="0" w:after="160"/>
+              <w:rPr/>
+            </w:pPr>
+            <w:r>
+              <w:rPr/>
+              <w:t>null (entrée null) (4)</w:t>
+            </w:r>
+          </w:p>
+        </w:tc>
+        <w:tc>
+          <w:tcPr>
+            <w:tcW w:w="1644" w:type="dxa"/>
             <w:tcBorders>
               <w:top w:val="single" w:sz="8" w:space="0" w:color="A3A3A3"/>
               <w:left w:val="single" w:sz="8" w:space="0" w:color="A3A3A3"/>
               <w:bottom w:val="single" w:sz="8" w:space="0" w:color="A3A3A3"/>
               <w:right w:val="single" w:sz="8" w:space="0" w:color="A3A3A3"/>
             </w:tcBorders>
-            <w:tcMar>
-              <w:top w:w="80" w:type="dxa"/>
-              <w:left w:w="80" w:type="dxa"/>
-              <w:bottom w:w="80" w:type="dxa"/>
-              <w:right w:w="80" w:type="dxa"/>
-            </w:tcMar>
-            <w:hideMark/>
-          </w:tcPr>
-          <w:p>
-            <w:pPr>
+          </w:tcPr>
+          <w:p>
+            <w:pPr>
+              <w:pStyle w:val="Normal"/>
+              <w:widowControl w:val="false"/>
               <w:rPr>
                 <w:lang w:val="fr-CA"/>
               </w:rPr>
@@ -1101,6 +1231,9 @@
           </w:p>
           <w:p>
             <w:pPr>
+              <w:pStyle w:val="Normal"/>
+              <w:widowControl w:val="false"/>
+              <w:spacing w:before="0" w:after="160"/>
               <w:rPr>
                 <w:lang w:val="fr-CA"/>
               </w:rPr>
@@ -1116,7 +1249,7 @@
       </w:tr>
       <w:tr>
         <w:trPr>
-          <w:trHeight w:val="1841"/>
+          <w:trHeight w:val="1841" w:hRule="atLeast"/>
         </w:trPr>
         <w:tc>
           <w:tcPr>
@@ -1127,16 +1260,12 @@
               <w:bottom w:val="single" w:sz="8" w:space="0" w:color="A3A3A3"/>
               <w:right w:val="single" w:sz="8" w:space="0" w:color="A3A3A3"/>
             </w:tcBorders>
-            <w:tcMar>
-              <w:top w:w="80" w:type="dxa"/>
-              <w:left w:w="80" w:type="dxa"/>
-              <w:bottom w:w="80" w:type="dxa"/>
-              <w:right w:w="80" w:type="dxa"/>
-            </w:tcMar>
-            <w:hideMark/>
-          </w:tcPr>
-          <w:p>
-            <w:pPr>
+          </w:tcPr>
+          <w:p>
+            <w:pPr>
+              <w:pStyle w:val="Normal"/>
+              <w:widowControl w:val="false"/>
+              <w:spacing w:before="0" w:after="160"/>
               <w:rPr>
                 <w:lang w:val="fr-CA"/>
               </w:rPr>
@@ -1158,49 +1287,21 @@
               <w:bottom w:val="single" w:sz="8" w:space="0" w:color="A3A3A3"/>
               <w:right w:val="single" w:sz="8" w:space="0" w:color="A3A3A3"/>
             </w:tcBorders>
-            <w:tcMar>
-              <w:top w:w="80" w:type="dxa"/>
-              <w:left w:w="80" w:type="dxa"/>
-              <w:bottom w:w="80" w:type="dxa"/>
-              <w:right w:w="80" w:type="dxa"/>
-            </w:tcMar>
-            <w:hideMark/>
-          </w:tcPr>
-          <w:p>
-            <w:pPr>
-              <w:rPr>
-                <w:lang w:val="fr-CA"/>
-              </w:rPr>
-            </w:pPr>
-            <w:r>
-              <w:rPr>
-                <w:lang w:val="fr-CA"/>
-              </w:rPr>
-              <w:t xml:space="preserve">Chiffres numériques </w:t>
-            </w:r>
-            <w:r>
-              <w:rPr>
-                <w:lang w:val="fr-CA"/>
-              </w:rPr>
-              <w:t>(0,1,2,3,4,5,6,7,8,9)</w:t>
-            </w:r>
-            <w:r>
-              <w:rPr>
-                <w:lang w:val="fr-CA"/>
-              </w:rPr>
-              <w:t xml:space="preserve"> (</w:t>
-            </w:r>
-            <w:r>
-              <w:rPr>
-                <w:lang w:val="fr-CA"/>
-              </w:rPr>
-              <w:t>5</w:t>
-            </w:r>
-            <w:r>
-              <w:rPr>
-                <w:lang w:val="fr-CA"/>
-              </w:rPr>
-              <w:t>)</w:t>
+          </w:tcPr>
+          <w:p>
+            <w:pPr>
+              <w:pStyle w:val="Normal"/>
+              <w:widowControl w:val="false"/>
+              <w:spacing w:before="0" w:after="160"/>
+              <w:rPr>
+                <w:lang w:val="fr-CA"/>
+              </w:rPr>
+            </w:pPr>
+            <w:r>
+              <w:rPr>
+                <w:lang w:val="fr-CA"/>
+              </w:rPr>
+              <w:t>Chiffres numériques (0,1,2,3,4,5,6,7,8,9) (5)</w:t>
             </w:r>
           </w:p>
         </w:tc>
@@ -1213,191 +1314,90 @@
               <w:bottom w:val="single" w:sz="8" w:space="0" w:color="A3A3A3"/>
               <w:right w:val="single" w:sz="8" w:space="0" w:color="A3A3A3"/>
             </w:tcBorders>
-            <w:tcMar>
-              <w:top w:w="80" w:type="dxa"/>
-              <w:left w:w="80" w:type="dxa"/>
-              <w:bottom w:w="80" w:type="dxa"/>
-              <w:right w:w="80" w:type="dxa"/>
-            </w:tcMar>
-            <w:hideMark/>
-          </w:tcPr>
-          <w:p>
-            <w:pPr>
-              <w:rPr>
-                <w:lang w:val="fr-CA"/>
-              </w:rPr>
-            </w:pPr>
-            <w:r>
-              <w:rPr>
-                <w:lang w:val="fr-CA"/>
-              </w:rPr>
-              <w:t>Lettres (A-Z)</w:t>
-            </w:r>
-            <w:r>
-              <w:rPr>
-                <w:lang w:val="fr-CA"/>
-              </w:rPr>
-              <w:t xml:space="preserve"> (</w:t>
-            </w:r>
-            <w:r>
-              <w:rPr>
-                <w:lang w:val="fr-CA"/>
-              </w:rPr>
-              <w:t>6</w:t>
-            </w:r>
-            <w:r>
-              <w:rPr>
-                <w:lang w:val="fr-CA"/>
-              </w:rPr>
-              <w:t>)</w:t>
-            </w:r>
-          </w:p>
-          <w:p>
-            <w:pPr>
-              <w:rPr>
-                <w:lang w:val="fr-CA"/>
-              </w:rPr>
-            </w:pPr>
-            <w:r>
-              <w:rPr>
-                <w:lang w:val="fr-CA"/>
-              </w:rPr>
-              <w:t>C</w:t>
-            </w:r>
-            <w:r>
-              <w:rPr>
-                <w:lang w:val="fr-CA"/>
-              </w:rPr>
-              <w:t>aractères</w:t>
-            </w:r>
-            <w:r>
-              <w:rPr>
-                <w:lang w:val="fr-CA"/>
-              </w:rPr>
-              <w:t xml:space="preserve"> </w:t>
-            </w:r>
-            <w:r>
-              <w:rPr>
-                <w:lang w:val="fr-CA"/>
-              </w:rPr>
-              <w:t>spéciaux</w:t>
-            </w:r>
-            <w:r>
-              <w:rPr>
-                <w:lang w:val="fr-CA"/>
-              </w:rPr>
-              <w:t xml:space="preserve"> (comme &amp;*!$)</w:t>
-            </w:r>
-            <w:r>
-              <w:rPr>
-                <w:lang w:val="fr-CA"/>
-              </w:rPr>
-              <w:t xml:space="preserve"> (</w:t>
-            </w:r>
-            <w:r>
-              <w:rPr>
-                <w:lang w:val="fr-CA"/>
-              </w:rPr>
-              <w:t>7</w:t>
-            </w:r>
-            <w:r>
-              <w:rPr>
-                <w:lang w:val="fr-CA"/>
-              </w:rPr>
-              <w:t>)</w:t>
-            </w:r>
-          </w:p>
-          <w:p>
-            <w:pPr>
-              <w:rPr>
-                <w:lang w:val="fr-CA"/>
-              </w:rPr>
-            </w:pPr>
-            <w:r>
-              <w:rPr>
-                <w:color w:val="0D0D0D" w:themeColor="text1" w:themeTint="F2"/>
-                <w:lang w:val="fr-CA"/>
-              </w:rPr>
-              <w:t>E</w:t>
-            </w:r>
-            <w:r>
-              <w:rPr>
-                <w:color w:val="0D0D0D" w:themeColor="text1" w:themeTint="F2"/>
-                <w:lang w:val="fr-CA"/>
-              </w:rPr>
-              <w:t>space</w:t>
-            </w:r>
-            <w:r>
-              <w:rPr>
-                <w:color w:val="0D0D0D" w:themeColor="text1" w:themeTint="F2"/>
-                <w:lang w:val="fr-CA"/>
-              </w:rPr>
-              <w:t xml:space="preserve"> </w:t>
-            </w:r>
-            <w:r>
-              <w:rPr>
-                <w:lang w:val="fr-CA"/>
-              </w:rPr>
-              <w:t>(</w:t>
-            </w:r>
-            <w:r>
-              <w:rPr>
-                <w:lang w:val="fr-CA"/>
-              </w:rPr>
-              <w:t>8</w:t>
-            </w:r>
-            <w:r>
-              <w:rPr>
-                <w:lang w:val="fr-CA"/>
-              </w:rPr>
-              <w:t>)</w:t>
-            </w:r>
-          </w:p>
-          <w:p>
-            <w:pPr>
-              <w:rPr>
-                <w:lang w:val="fr-CA"/>
-              </w:rPr>
-            </w:pPr>
-            <w:r>
-              <w:rPr>
-                <w:lang w:val="fr-CA"/>
-              </w:rPr>
-              <w:t>Tiret (</w:t>
-            </w:r>
-            <w:r>
-              <w:rPr>
-                <w:lang w:val="fr-CA"/>
-              </w:rPr>
-              <w:t>9</w:t>
-            </w:r>
-            <w:r>
-              <w:rPr>
-                <w:lang w:val="fr-CA"/>
-              </w:rPr>
-              <w:t>)</w:t>
-            </w:r>
-          </w:p>
-        </w:tc>
-        <w:tc>
-          <w:tcPr>
-            <w:tcW w:w="1645" w:type="dxa"/>
+          </w:tcPr>
+          <w:p>
+            <w:pPr>
+              <w:pStyle w:val="Normal"/>
+              <w:widowControl w:val="false"/>
+              <w:rPr>
+                <w:lang w:val="fr-CA"/>
+              </w:rPr>
+            </w:pPr>
+            <w:r>
+              <w:rPr>
+                <w:lang w:val="fr-CA"/>
+              </w:rPr>
+              <w:t>Lettres (A-Z) (6)</w:t>
+            </w:r>
+          </w:p>
+          <w:p>
+            <w:pPr>
+              <w:pStyle w:val="Normal"/>
+              <w:widowControl w:val="false"/>
+              <w:rPr>
+                <w:lang w:val="fr-CA"/>
+              </w:rPr>
+            </w:pPr>
+            <w:r>
+              <w:rPr>
+                <w:lang w:val="fr-CA"/>
+              </w:rPr>
+              <w:t>Caractères spéciaux (comme &amp;*!$) (7)</w:t>
+            </w:r>
+          </w:p>
+          <w:p>
+            <w:pPr>
+              <w:pStyle w:val="Normal"/>
+              <w:widowControl w:val="false"/>
+              <w:rPr>
+                <w:lang w:val="fr-CA"/>
+              </w:rPr>
+            </w:pPr>
+            <w:r>
+              <w:rPr>
+                <w:color w:val="0D0D0D" w:themeColor="text1" w:themeTint="f2"/>
+                <w:lang w:val="fr-CA"/>
+              </w:rPr>
+              <w:t xml:space="preserve">Espace </w:t>
+            </w:r>
+            <w:r>
+              <w:rPr>
+                <w:lang w:val="fr-CA"/>
+              </w:rPr>
+              <w:t>(8)</w:t>
+            </w:r>
+          </w:p>
+          <w:p>
+            <w:pPr>
+              <w:pStyle w:val="Normal"/>
+              <w:widowControl w:val="false"/>
+              <w:spacing w:before="0" w:after="160"/>
+              <w:rPr>
+                <w:lang w:val="fr-CA"/>
+              </w:rPr>
+            </w:pPr>
+            <w:r>
+              <w:rPr>
+                <w:lang w:val="fr-CA"/>
+              </w:rPr>
+              <w:t>Tiret (9)</w:t>
+            </w:r>
+          </w:p>
+        </w:tc>
+        <w:tc>
+          <w:tcPr>
+            <w:tcW w:w="1644" w:type="dxa"/>
             <w:tcBorders>
               <w:top w:val="single" w:sz="8" w:space="0" w:color="A3A3A3"/>
               <w:left w:val="single" w:sz="8" w:space="0" w:color="A3A3A3"/>
               <w:bottom w:val="single" w:sz="8" w:space="0" w:color="A3A3A3"/>
               <w:right w:val="single" w:sz="8" w:space="0" w:color="A3A3A3"/>
             </w:tcBorders>
-            <w:tcMar>
-              <w:top w:w="80" w:type="dxa"/>
-              <w:left w:w="80" w:type="dxa"/>
-              <w:bottom w:w="80" w:type="dxa"/>
-              <w:right w:w="80" w:type="dxa"/>
-            </w:tcMar>
-            <w:hideMark/>
-          </w:tcPr>
-          <w:p>
-            <w:pPr>
+          </w:tcPr>
+          <w:p>
+            <w:pPr>
+              <w:pStyle w:val="Normal"/>
+              <w:widowControl w:val="false"/>
               <w:rPr>
                 <w:lang w:val="fr-CA"/>
               </w:rPr>
@@ -1412,58 +1412,78 @@
               <w:rPr>
                 <w:lang w:val="fr-CA"/>
               </w:rPr>
-              <w:t>0, 9, ‘A’, ‘Z’, ‘-’, ‘ ’</w:t>
-            </w:r>
-            <w:r>
-              <w:rPr>
-                <w:lang w:val="fr-CA"/>
-              </w:rPr>
-              <w:t xml:space="preserve">, </w:t>
-            </w:r>
-            <w:r>
-              <w:rPr>
-                <w:lang w:val="fr-CA"/>
-              </w:rPr>
-              <w:t>‘&amp;’</w:t>
-            </w:r>
-          </w:p>
-          <w:p>
-            <w:pPr>
-              <w:rPr>
-                <w:lang w:val="fr-CA"/>
-              </w:rPr>
-            </w:pPr>
+              <w:t>0, 9, ‘A’, ‘Z’, ‘-’, ‘ ’, ‘&amp;’</w:t>
+            </w:r>
+          </w:p>
+          <w:p>
+            <w:pPr>
+              <w:pStyle w:val="Normal"/>
+              <w:widowControl w:val="false"/>
+              <w:spacing w:before="0" w:after="160"/>
+              <w:rPr>
+                <w:lang w:val="fr-CA"/>
+              </w:rPr>
+            </w:pPr>
+            <w:r>
+              <w:rPr>
+                <w:lang w:val="fr-CA"/>
+              </w:rPr>
+            </w:r>
           </w:p>
         </w:tc>
       </w:tr>
     </w:tbl>
     <w:p>
       <w:pPr>
+        <w:pStyle w:val="Normal"/>
         <w:rPr>
           <w:lang w:val="fr-CA"/>
         </w:rPr>
       </w:pPr>
+      <w:r>
+        <w:rPr>
+          <w:lang w:val="fr-CA"/>
+        </w:rPr>
+      </w:r>
     </w:p>
     <w:p>
       <w:pPr>
+        <w:pStyle w:val="Normal"/>
         <w:rPr>
           <w:lang w:val="fr-CA"/>
         </w:rPr>
       </w:pPr>
+      <w:r>
+        <w:rPr>
+          <w:lang w:val="fr-CA"/>
+        </w:rPr>
+      </w:r>
     </w:p>
     <w:p>
       <w:pPr>
+        <w:pStyle w:val="Normal"/>
         <w:rPr>
           <w:lang w:val="fr-CA"/>
         </w:rPr>
       </w:pPr>
+      <w:r>
+        <w:rPr>
+          <w:lang w:val="fr-CA"/>
+        </w:rPr>
+      </w:r>
     </w:p>
     <w:p>
       <w:pPr>
+        <w:pStyle w:val="Normal"/>
         <w:rPr>
           <w:lang w:val="fr-CA"/>
         </w:rPr>
       </w:pPr>
+      <w:r>
+        <w:rPr>
+          <w:lang w:val="fr-CA"/>
+        </w:rPr>
+      </w:r>
     </w:p>
     <w:p>
       <w:pPr>
@@ -1477,60 +1497,48 @@
         <w:rPr>
           <w:lang w:val="fr-CA"/>
         </w:rPr>
-        <w:t xml:space="preserve">Question 1.2 : </w:t>
-      </w:r>
-      <w:r>
-        <w:rPr>
-          <w:lang w:val="fr-CA"/>
-        </w:rPr>
-        <w:t>Cas de tests dérivés de la table</w:t>
+        <w:t>Question 1.2 : Cas de tests dérivés de la table</w:t>
       </w:r>
       <w:bookmarkEnd w:id="2"/>
     </w:p>
     <w:tbl>
       <w:tblPr>
         <w:tblW w:w="9204" w:type="dxa"/>
-        <w:tblBorders>
-          <w:top w:val="single" w:sz="8" w:space="0" w:color="A3A3A3"/>
-          <w:left w:val="single" w:sz="8" w:space="0" w:color="A3A3A3"/>
-          <w:bottom w:val="single" w:sz="8" w:space="0" w:color="A3A3A3"/>
-          <w:right w:val="single" w:sz="8" w:space="0" w:color="A3A3A3"/>
-        </w:tblBorders>
+        <w:jc w:val="left"/>
+        <w:tblInd w:w="0" w:type="dxa"/>
+        <w:tblLayout w:type="fixed"/>
         <w:tblCellMar>
-          <w:left w:w="0" w:type="dxa"/>
-          <w:right w:w="0" w:type="dxa"/>
+          <w:top w:w="80" w:type="dxa"/>
+          <w:left w:w="80" w:type="dxa"/>
+          <w:bottom w:w="80" w:type="dxa"/>
+          <w:right w:w="80" w:type="dxa"/>
         </w:tblCellMar>
-        <w:tblLook w:val="04A0" w:firstRow="1" w:lastRow="0" w:firstColumn="1" w:lastColumn="0" w:noHBand="0" w:noVBand="1"/>
-        <w:tblCaption w:val=""/>
-        <w:tblDescription w:val=""/>
+        <w:tblLook w:firstRow="1" w:noVBand="1" w:lastRow="0" w:firstColumn="1" w:lastColumn="0" w:noHBand="0" w:val="04a0"/>
       </w:tblPr>
       <w:tblGrid>
-        <w:gridCol w:w="1192"/>
+        <w:gridCol w:w="1191"/>
         <w:gridCol w:w="2023"/>
         <w:gridCol w:w="1827"/>
         <w:gridCol w:w="2222"/>
-        <w:gridCol w:w="1940"/>
+        <w:gridCol w:w="1941"/>
       </w:tblGrid>
       <w:tr>
-        <w:tc>
-          <w:tcPr>
-            <w:tcW w:w="1192" w:type="dxa"/>
+        <w:trPr/>
+        <w:tc>
+          <w:tcPr>
+            <w:tcW w:w="1191" w:type="dxa"/>
             <w:tcBorders>
               <w:top w:val="single" w:sz="8" w:space="0" w:color="A3A3A3"/>
               <w:left w:val="single" w:sz="8" w:space="0" w:color="A3A3A3"/>
               <w:bottom w:val="single" w:sz="8" w:space="0" w:color="A3A3A3"/>
               <w:right w:val="single" w:sz="8" w:space="0" w:color="A3A3A3"/>
             </w:tcBorders>
-            <w:tcMar>
-              <w:top w:w="80" w:type="dxa"/>
-              <w:left w:w="80" w:type="dxa"/>
-              <w:bottom w:w="80" w:type="dxa"/>
-              <w:right w:w="80" w:type="dxa"/>
-            </w:tcMar>
-            <w:hideMark/>
-          </w:tcPr>
-          <w:p>
-            <w:pPr>
+          </w:tcPr>
+          <w:p>
+            <w:pPr>
+              <w:pStyle w:val="Normal"/>
+              <w:widowControl w:val="false"/>
+              <w:spacing w:before="0" w:after="160"/>
               <w:jc w:val="center"/>
               <w:rPr>
                 <w:b/>
@@ -1557,16 +1565,12 @@
               <w:bottom w:val="single" w:sz="8" w:space="0" w:color="A3A3A3"/>
               <w:right w:val="single" w:sz="8" w:space="0" w:color="A3A3A3"/>
             </w:tcBorders>
-            <w:tcMar>
-              <w:top w:w="80" w:type="dxa"/>
-              <w:left w:w="80" w:type="dxa"/>
-              <w:bottom w:w="80" w:type="dxa"/>
-              <w:right w:w="80" w:type="dxa"/>
-            </w:tcMar>
-            <w:hideMark/>
-          </w:tcPr>
-          <w:p>
-            <w:pPr>
+          </w:tcPr>
+          <w:p>
+            <w:pPr>
+              <w:pStyle w:val="Normal"/>
+              <w:widowControl w:val="false"/>
+              <w:spacing w:before="0" w:after="160"/>
               <w:jc w:val="center"/>
               <w:rPr>
                 <w:b/>
@@ -1593,16 +1597,12 @@
               <w:bottom w:val="single" w:sz="8" w:space="0" w:color="A3A3A3"/>
               <w:right w:val="single" w:sz="8" w:space="0" w:color="A3A3A3"/>
             </w:tcBorders>
-            <w:tcMar>
-              <w:top w:w="80" w:type="dxa"/>
-              <w:left w:w="80" w:type="dxa"/>
-              <w:bottom w:w="80" w:type="dxa"/>
-              <w:right w:w="80" w:type="dxa"/>
-            </w:tcMar>
-            <w:hideMark/>
-          </w:tcPr>
-          <w:p>
-            <w:pPr>
+          </w:tcPr>
+          <w:p>
+            <w:pPr>
+              <w:pStyle w:val="Normal"/>
+              <w:widowControl w:val="false"/>
+              <w:spacing w:before="0" w:after="160"/>
               <w:jc w:val="center"/>
               <w:rPr>
                 <w:b/>
@@ -1629,16 +1629,12 @@
               <w:bottom w:val="single" w:sz="8" w:space="0" w:color="A3A3A3"/>
               <w:right w:val="single" w:sz="8" w:space="0" w:color="A3A3A3"/>
             </w:tcBorders>
-            <w:tcMar>
-              <w:top w:w="80" w:type="dxa"/>
-              <w:left w:w="80" w:type="dxa"/>
-              <w:bottom w:w="80" w:type="dxa"/>
-              <w:right w:w="80" w:type="dxa"/>
-            </w:tcMar>
-            <w:hideMark/>
-          </w:tcPr>
-          <w:p>
-            <w:pPr>
+          </w:tcPr>
+          <w:p>
+            <w:pPr>
+              <w:pStyle w:val="Normal"/>
+              <w:widowControl w:val="false"/>
+              <w:spacing w:before="0" w:after="160"/>
               <w:jc w:val="center"/>
               <w:rPr>
                 <w:b/>
@@ -1652,53 +1648,25 @@
                 <w:bCs/>
                 <w:lang w:val="fr-CA"/>
               </w:rPr>
-              <w:t xml:space="preserve">Classes </w:t>
-            </w:r>
-            <w:r>
-              <w:rPr>
-                <w:b/>
-                <w:bCs/>
-                <w:lang w:val="fr-CA"/>
-              </w:rPr>
-              <w:t xml:space="preserve">d’équivalences </w:t>
-            </w:r>
-            <w:r>
-              <w:rPr>
-                <w:b/>
-                <w:bCs/>
-                <w:lang w:val="fr-CA"/>
-              </w:rPr>
-              <w:t>couvertes</w:t>
-            </w:r>
-            <w:r>
-              <w:rPr>
-                <w:b/>
-                <w:bCs/>
-                <w:lang w:val="fr-CA"/>
-              </w:rPr>
-              <w:t>*</w:t>
-            </w:r>
-          </w:p>
-        </w:tc>
-        <w:tc>
-          <w:tcPr>
-            <w:tcW w:w="1940" w:type="dxa"/>
+              <w:t>Classes d’équivalences couvertes*</w:t>
+            </w:r>
+          </w:p>
+        </w:tc>
+        <w:tc>
+          <w:tcPr>
+            <w:tcW w:w="1941" w:type="dxa"/>
             <w:tcBorders>
               <w:top w:val="single" w:sz="8" w:space="0" w:color="A3A3A3"/>
               <w:left w:val="single" w:sz="8" w:space="0" w:color="A3A3A3"/>
               <w:bottom w:val="single" w:sz="8" w:space="0" w:color="A3A3A3"/>
               <w:right w:val="single" w:sz="8" w:space="0" w:color="A3A3A3"/>
             </w:tcBorders>
-            <w:tcMar>
-              <w:top w:w="80" w:type="dxa"/>
-              <w:left w:w="80" w:type="dxa"/>
-              <w:bottom w:w="80" w:type="dxa"/>
-              <w:right w:w="80" w:type="dxa"/>
-            </w:tcMar>
-            <w:hideMark/>
-          </w:tcPr>
-          <w:p>
-            <w:pPr>
+          </w:tcPr>
+          <w:p>
+            <w:pPr>
+              <w:pStyle w:val="Normal"/>
+              <w:widowControl w:val="false"/>
+              <w:spacing w:before="0" w:after="160"/>
               <w:jc w:val="center"/>
               <w:rPr>
                 <w:b/>
@@ -1719,36 +1687,31 @@
       </w:tr>
       <w:tr>
         <w:trPr>
-          <w:trHeight w:val="751"/>
+          <w:trHeight w:val="751" w:hRule="atLeast"/>
         </w:trPr>
         <w:tc>
           <w:tcPr>
-            <w:tcW w:w="1192" w:type="dxa"/>
+            <w:tcW w:w="1191" w:type="dxa"/>
             <w:tcBorders>
               <w:top w:val="single" w:sz="8" w:space="0" w:color="A3A3A3"/>
               <w:left w:val="single" w:sz="8" w:space="0" w:color="A3A3A3"/>
               <w:bottom w:val="single" w:sz="8" w:space="0" w:color="A3A3A3"/>
               <w:right w:val="single" w:sz="8" w:space="0" w:color="A3A3A3"/>
             </w:tcBorders>
-            <w:tcMar>
-              <w:top w:w="80" w:type="dxa"/>
-              <w:left w:w="80" w:type="dxa"/>
-              <w:bottom w:w="80" w:type="dxa"/>
-              <w:right w:w="80" w:type="dxa"/>
-            </w:tcMar>
-            <w:hideMark/>
-          </w:tcPr>
-          <w:p>
-            <w:pPr>
-              <w:rPr>
-                <w:lang w:val="fr-CA"/>
-              </w:rPr>
-            </w:pPr>
-            <w:r>
-              <w:rPr>
-                <w:lang w:val="fr-CA"/>
-              </w:rPr>
-              <w:lastRenderedPageBreak/>
+          </w:tcPr>
+          <w:p>
+            <w:pPr>
+              <w:pStyle w:val="Normal"/>
+              <w:widowControl w:val="false"/>
+              <w:spacing w:before="0" w:after="160"/>
+              <w:rPr>
+                <w:lang w:val="fr-CA"/>
+              </w:rPr>
+            </w:pPr>
+            <w:r>
+              <w:rPr>
+                <w:lang w:val="fr-CA"/>
+              </w:rPr>
               <w:t> </w:t>
             </w:r>
             <w:r>
@@ -1768,16 +1731,16 @@
               <w:bottom w:val="single" w:sz="8" w:space="0" w:color="A3A3A3"/>
               <w:right w:val="single" w:sz="8" w:space="0" w:color="A3A3A3"/>
             </w:tcBorders>
-            <w:tcMar>
-              <w:top w:w="80" w:type="dxa"/>
-              <w:left w:w="80" w:type="dxa"/>
-              <w:bottom w:w="80" w:type="dxa"/>
-              <w:right w:w="80" w:type="dxa"/>
-            </w:tcMar>
-            <w:hideMark/>
-          </w:tcPr>
-          <w:p>
-            <w:r>
+          </w:tcPr>
+          <w:p>
+            <w:pPr>
+              <w:pStyle w:val="Normal"/>
+              <w:widowControl w:val="false"/>
+              <w:spacing w:before="0" w:after="160"/>
+              <w:rPr/>
+            </w:pPr>
+            <w:r>
+              <w:rPr/>
               <w:t>978030640615</w:t>
             </w:r>
           </w:p>
@@ -1791,21 +1754,18 @@
               <w:bottom w:val="single" w:sz="8" w:space="0" w:color="A3A3A3"/>
               <w:right w:val="single" w:sz="8" w:space="0" w:color="A3A3A3"/>
             </w:tcBorders>
-            <w:tcMar>
-              <w:top w:w="80" w:type="dxa"/>
-              <w:left w:w="80" w:type="dxa"/>
-              <w:bottom w:w="80" w:type="dxa"/>
-              <w:right w:w="80" w:type="dxa"/>
-            </w:tcMar>
-            <w:hideMark/>
-          </w:tcPr>
-          <w:p>
-            <w:pPr>
-              <w:rPr>
-                <w:lang w:val="fr-CA"/>
-              </w:rPr>
-            </w:pPr>
-            <w:r>
+          </w:tcPr>
+          <w:p>
+            <w:pPr>
+              <w:pStyle w:val="Normal"/>
+              <w:widowControl w:val="false"/>
+              <w:spacing w:before="0" w:after="160"/>
+              <w:rPr>
+                <w:lang w:val="fr-CA"/>
+              </w:rPr>
+            </w:pPr>
+            <w:r>
+              <w:rPr/>
               <w:t>9780306406157</w:t>
             </w:r>
           </w:p>
@@ -1819,16 +1779,12 @@
               <w:bottom w:val="single" w:sz="8" w:space="0" w:color="A3A3A3"/>
               <w:right w:val="single" w:sz="8" w:space="0" w:color="A3A3A3"/>
             </w:tcBorders>
-            <w:tcMar>
-              <w:top w:w="80" w:type="dxa"/>
-              <w:left w:w="80" w:type="dxa"/>
-              <w:bottom w:w="80" w:type="dxa"/>
-              <w:right w:w="80" w:type="dxa"/>
-            </w:tcMar>
-            <w:hideMark/>
-          </w:tcPr>
-          <w:p>
-            <w:pPr>
+          </w:tcPr>
+          <w:p>
+            <w:pPr>
+              <w:pStyle w:val="Normal"/>
+              <w:widowControl w:val="false"/>
+              <w:spacing w:before="0" w:after="160"/>
               <w:rPr>
                 <w:lang w:val="fr-CA"/>
               </w:rPr>
@@ -1843,35 +1799,25 @@
               <w:rPr>
                 <w:lang w:val="fr-CA"/>
               </w:rPr>
-              <w:t>1,</w:t>
-            </w:r>
-            <w:r>
-              <w:rPr>
-                <w:lang w:val="fr-CA"/>
-              </w:rPr>
-              <w:t>5</w:t>
-            </w:r>
-          </w:p>
-        </w:tc>
-        <w:tc>
-          <w:tcPr>
-            <w:tcW w:w="1940" w:type="dxa"/>
+              <w:t>1,5</w:t>
+            </w:r>
+          </w:p>
+        </w:tc>
+        <w:tc>
+          <w:tcPr>
+            <w:tcW w:w="1941" w:type="dxa"/>
             <w:tcBorders>
               <w:top w:val="single" w:sz="8" w:space="0" w:color="A3A3A3"/>
               <w:left w:val="single" w:sz="8" w:space="0" w:color="A3A3A3"/>
               <w:bottom w:val="single" w:sz="8" w:space="0" w:color="A3A3A3"/>
               <w:right w:val="single" w:sz="8" w:space="0" w:color="A3A3A3"/>
             </w:tcBorders>
-            <w:tcMar>
-              <w:top w:w="80" w:type="dxa"/>
-              <w:left w:w="80" w:type="dxa"/>
-              <w:bottom w:w="80" w:type="dxa"/>
-              <w:right w:w="80" w:type="dxa"/>
-            </w:tcMar>
-            <w:hideMark/>
-          </w:tcPr>
-          <w:p>
-            <w:pPr>
+          </w:tcPr>
+          <w:p>
+            <w:pPr>
+              <w:pStyle w:val="Normal"/>
+              <w:widowControl w:val="false"/>
+              <w:spacing w:before="0" w:after="160"/>
               <w:rPr>
                 <w:sz w:val="16"/>
                 <w:szCs w:val="16"/>
@@ -1888,19 +1834,7 @@
               <w:rPr>
                 <w:lang w:val="fr-CA"/>
               </w:rPr>
-              <w:t xml:space="preserve">12 </w:t>
-            </w:r>
-            <w:r>
-              <w:rPr>
-                <w:lang w:val="fr-CA"/>
-              </w:rPr>
-              <w:t>caracteres</w:t>
-            </w:r>
-            <w:r>
-              <w:rPr>
-                <w:lang w:val="fr-CA"/>
-              </w:rPr>
-              <w:t xml:space="preserve"> </w:t>
+              <w:t xml:space="preserve">12 caracteres </w:t>
             </w:r>
             <w:r>
               <w:rPr>
@@ -1914,25 +1848,22 @@
         </w:tc>
       </w:tr>
       <w:tr>
-        <w:tc>
-          <w:tcPr>
-            <w:tcW w:w="1192" w:type="dxa"/>
+        <w:trPr/>
+        <w:tc>
+          <w:tcPr>
+            <w:tcW w:w="1191" w:type="dxa"/>
             <w:tcBorders>
               <w:top w:val="single" w:sz="8" w:space="0" w:color="A3A3A3"/>
               <w:left w:val="single" w:sz="8" w:space="0" w:color="A3A3A3"/>
               <w:bottom w:val="single" w:sz="8" w:space="0" w:color="A3A3A3"/>
               <w:right w:val="single" w:sz="8" w:space="0" w:color="A3A3A3"/>
             </w:tcBorders>
-            <w:tcMar>
-              <w:top w:w="80" w:type="dxa"/>
-              <w:left w:w="80" w:type="dxa"/>
-              <w:bottom w:w="80" w:type="dxa"/>
-              <w:right w:w="80" w:type="dxa"/>
-            </w:tcMar>
-            <w:hideMark/>
-          </w:tcPr>
-          <w:p>
-            <w:pPr>
+          </w:tcPr>
+          <w:p>
+            <w:pPr>
+              <w:pStyle w:val="Normal"/>
+              <w:widowControl w:val="false"/>
+              <w:spacing w:before="0" w:after="160"/>
               <w:rPr>
                 <w:color w:val="FF0000"/>
                 <w:lang w:val="fr-CA"/>
@@ -1943,7 +1874,14 @@
                 <w:color w:val="FF0000"/>
                 <w:lang w:val="fr-CA"/>
               </w:rPr>
-              <w:t> T2</w:t>
+              <w:t> </w:t>
+            </w:r>
+            <w:r>
+              <w:rPr>
+                <w:color w:val="FF0000"/>
+                <w:lang w:val="fr-CA"/>
+              </w:rPr>
+              <w:t>T2</w:t>
             </w:r>
           </w:p>
         </w:tc>
@@ -1956,16 +1894,11 @@
               <w:bottom w:val="single" w:sz="8" w:space="0" w:color="A3A3A3"/>
               <w:right w:val="single" w:sz="8" w:space="0" w:color="A3A3A3"/>
             </w:tcBorders>
-            <w:tcMar>
-              <w:top w:w="80" w:type="dxa"/>
-              <w:left w:w="80" w:type="dxa"/>
-              <w:bottom w:w="80" w:type="dxa"/>
-              <w:right w:w="80" w:type="dxa"/>
-            </w:tcMar>
-            <w:hideMark/>
-          </w:tcPr>
-          <w:p>
-            <w:pPr>
+          </w:tcPr>
+          <w:p>
+            <w:pPr>
+              <w:pStyle w:val="Normal"/>
+              <w:widowControl w:val="false"/>
               <w:rPr>
                 <w:color w:val="FF0000"/>
               </w:rPr>
@@ -1979,11 +1912,20 @@
           </w:p>
           <w:p>
             <w:pPr>
+              <w:pStyle w:val="Normal"/>
+              <w:widowControl w:val="false"/>
+              <w:spacing w:before="0" w:after="160"/>
               <w:rPr>
                 <w:color w:val="FF0000"/>
                 <w:lang w:val="fr-CA"/>
               </w:rPr>
             </w:pPr>
+            <w:r>
+              <w:rPr>
+                <w:color w:val="FF0000"/>
+                <w:lang w:val="fr-CA"/>
+              </w:rPr>
+            </w:r>
           </w:p>
         </w:tc>
         <w:tc>
@@ -1995,16 +1937,12 @@
               <w:bottom w:val="single" w:sz="8" w:space="0" w:color="A3A3A3"/>
               <w:right w:val="single" w:sz="8" w:space="0" w:color="A3A3A3"/>
             </w:tcBorders>
-            <w:tcMar>
-              <w:top w:w="80" w:type="dxa"/>
-              <w:left w:w="80" w:type="dxa"/>
-              <w:bottom w:w="80" w:type="dxa"/>
-              <w:right w:w="80" w:type="dxa"/>
-            </w:tcMar>
-            <w:hideMark/>
-          </w:tcPr>
-          <w:p>
-            <w:pPr>
+          </w:tcPr>
+          <w:p>
+            <w:pPr>
+              <w:pStyle w:val="Normal"/>
+              <w:widowControl w:val="false"/>
+              <w:spacing w:before="0" w:after="160"/>
               <w:rPr>
                 <w:color w:val="FF0000"/>
                 <w:lang w:val="fr-CA"/>
@@ -2028,16 +1966,12 @@
               <w:bottom w:val="single" w:sz="8" w:space="0" w:color="A3A3A3"/>
               <w:right w:val="single" w:sz="8" w:space="0" w:color="A3A3A3"/>
             </w:tcBorders>
-            <w:tcMar>
-              <w:top w:w="80" w:type="dxa"/>
-              <w:left w:w="80" w:type="dxa"/>
-              <w:bottom w:w="80" w:type="dxa"/>
-              <w:right w:w="80" w:type="dxa"/>
-            </w:tcMar>
-            <w:hideMark/>
-          </w:tcPr>
-          <w:p>
-            <w:pPr>
+          </w:tcPr>
+          <w:p>
+            <w:pPr>
+              <w:pStyle w:val="Normal"/>
+              <w:widowControl w:val="false"/>
+              <w:spacing w:before="0" w:after="160"/>
               <w:rPr>
                 <w:color w:val="FF0000"/>
                 <w:lang w:val="fr-CA"/>
@@ -2055,36 +1989,24 @@
                 <w:color w:val="FF0000"/>
                 <w:lang w:val="fr-CA"/>
               </w:rPr>
-              <w:t>6</w:t>
-            </w:r>
-            <w:r>
-              <w:rPr>
-                <w:color w:val="FF0000"/>
-                <w:lang w:val="fr-CA"/>
-              </w:rPr>
-              <w:t>, 1</w:t>
-            </w:r>
-          </w:p>
-        </w:tc>
-        <w:tc>
-          <w:tcPr>
-            <w:tcW w:w="1940" w:type="dxa"/>
+              <w:t>6, 1</w:t>
+            </w:r>
+          </w:p>
+        </w:tc>
+        <w:tc>
+          <w:tcPr>
+            <w:tcW w:w="1941" w:type="dxa"/>
             <w:tcBorders>
               <w:top w:val="single" w:sz="8" w:space="0" w:color="A3A3A3"/>
               <w:left w:val="single" w:sz="8" w:space="0" w:color="A3A3A3"/>
               <w:bottom w:val="single" w:sz="8" w:space="0" w:color="A3A3A3"/>
               <w:right w:val="single" w:sz="8" w:space="0" w:color="A3A3A3"/>
             </w:tcBorders>
-            <w:tcMar>
-              <w:top w:w="80" w:type="dxa"/>
-              <w:left w:w="80" w:type="dxa"/>
-              <w:bottom w:w="80" w:type="dxa"/>
-              <w:right w:w="80" w:type="dxa"/>
-            </w:tcMar>
-            <w:hideMark/>
-          </w:tcPr>
-          <w:p>
-            <w:pPr>
+          </w:tcPr>
+          <w:p>
+            <w:pPr>
+              <w:pStyle w:val="Normal"/>
+              <w:widowControl w:val="false"/>
               <w:rPr>
                 <w:color w:val="FF0000"/>
                 <w:sz w:val="16"/>
@@ -2104,21 +2026,7 @@
                 <w:color w:val="FF0000"/>
                 <w:lang w:val="fr-CA"/>
               </w:rPr>
-              <w:t xml:space="preserve">12 </w:t>
-            </w:r>
-            <w:r>
-              <w:rPr>
-                <w:color w:val="FF0000"/>
-                <w:lang w:val="fr-CA"/>
-              </w:rPr>
-              <w:t>caracteres</w:t>
-            </w:r>
-            <w:r>
-              <w:rPr>
-                <w:color w:val="FF0000"/>
-                <w:lang w:val="fr-CA"/>
-              </w:rPr>
-              <w:t xml:space="preserve"> </w:t>
+              <w:t xml:space="preserve">12 caracteres </w:t>
             </w:r>
             <w:r>
               <w:rPr>
@@ -2132,6 +2040,9 @@
           </w:p>
           <w:p>
             <w:pPr>
+              <w:pStyle w:val="Normal"/>
+              <w:widowControl w:val="false"/>
+              <w:spacing w:before="0" w:after="160"/>
               <w:rPr>
                 <w:color w:val="FF0000"/>
                 <w:sz w:val="16"/>
@@ -2151,27 +2062,23 @@
       </w:tr>
       <w:tr>
         <w:trPr>
-          <w:trHeight w:val="2313"/>
+          <w:trHeight w:val="2313" w:hRule="atLeast"/>
         </w:trPr>
         <w:tc>
           <w:tcPr>
-            <w:tcW w:w="1192" w:type="dxa"/>
+            <w:tcW w:w="1191" w:type="dxa"/>
             <w:tcBorders>
               <w:top w:val="single" w:sz="8" w:space="0" w:color="A3A3A3"/>
               <w:left w:val="single" w:sz="8" w:space="0" w:color="A3A3A3"/>
               <w:bottom w:val="single" w:sz="8" w:space="0" w:color="A3A3A3"/>
               <w:right w:val="single" w:sz="8" w:space="0" w:color="A3A3A3"/>
             </w:tcBorders>
-            <w:tcMar>
-              <w:top w:w="80" w:type="dxa"/>
-              <w:left w:w="80" w:type="dxa"/>
-              <w:bottom w:w="80" w:type="dxa"/>
-              <w:right w:w="80" w:type="dxa"/>
-            </w:tcMar>
-            <w:hideMark/>
-          </w:tcPr>
-          <w:p>
-            <w:pPr>
+          </w:tcPr>
+          <w:p>
+            <w:pPr>
+              <w:pStyle w:val="Normal"/>
+              <w:widowControl w:val="false"/>
+              <w:spacing w:before="0" w:after="160"/>
               <w:rPr>
                 <w:color w:val="FF0000"/>
                 <w:lang w:val="fr-CA"/>
@@ -2202,16 +2109,11 @@
               <w:bottom w:val="single" w:sz="8" w:space="0" w:color="A3A3A3"/>
               <w:right w:val="single" w:sz="8" w:space="0" w:color="A3A3A3"/>
             </w:tcBorders>
-            <w:tcMar>
-              <w:top w:w="80" w:type="dxa"/>
-              <w:left w:w="80" w:type="dxa"/>
-              <w:bottom w:w="80" w:type="dxa"/>
-              <w:right w:w="80" w:type="dxa"/>
-            </w:tcMar>
-            <w:hideMark/>
-          </w:tcPr>
-          <w:p>
-            <w:pPr>
+          </w:tcPr>
+          <w:p>
+            <w:pPr>
+              <w:pStyle w:val="Normal"/>
+              <w:widowControl w:val="false"/>
               <w:rPr>
                 <w:color w:val="FF0000"/>
               </w:rPr>
@@ -2225,11 +2127,20 @@
           </w:p>
           <w:p>
             <w:pPr>
+              <w:pStyle w:val="Normal"/>
+              <w:widowControl w:val="false"/>
+              <w:spacing w:before="0" w:after="160"/>
               <w:rPr>
                 <w:color w:val="FF0000"/>
                 <w:lang w:val="fr-CA"/>
               </w:rPr>
             </w:pPr>
+            <w:r>
+              <w:rPr>
+                <w:color w:val="FF0000"/>
+                <w:lang w:val="fr-CA"/>
+              </w:rPr>
+            </w:r>
           </w:p>
         </w:tc>
         <w:tc>
@@ -2241,16 +2152,12 @@
               <w:bottom w:val="single" w:sz="8" w:space="0" w:color="A3A3A3"/>
               <w:right w:val="single" w:sz="8" w:space="0" w:color="A3A3A3"/>
             </w:tcBorders>
-            <w:tcMar>
-              <w:top w:w="80" w:type="dxa"/>
-              <w:left w:w="80" w:type="dxa"/>
-              <w:bottom w:w="80" w:type="dxa"/>
-              <w:right w:w="80" w:type="dxa"/>
-            </w:tcMar>
-            <w:hideMark/>
-          </w:tcPr>
-          <w:p>
-            <w:pPr>
+          </w:tcPr>
+          <w:p>
+            <w:pPr>
+              <w:pStyle w:val="Normal"/>
+              <w:widowControl w:val="false"/>
+              <w:spacing w:before="0" w:after="160"/>
               <w:rPr>
                 <w:color w:val="FF0000"/>
                 <w:lang w:val="fr-CA"/>
@@ -2281,16 +2188,12 @@
               <w:bottom w:val="single" w:sz="8" w:space="0" w:color="A3A3A3"/>
               <w:right w:val="single" w:sz="8" w:space="0" w:color="A3A3A3"/>
             </w:tcBorders>
-            <w:tcMar>
-              <w:top w:w="80" w:type="dxa"/>
-              <w:left w:w="80" w:type="dxa"/>
-              <w:bottom w:w="80" w:type="dxa"/>
-              <w:right w:w="80" w:type="dxa"/>
-            </w:tcMar>
-            <w:hideMark/>
-          </w:tcPr>
-          <w:p>
-            <w:pPr>
+          </w:tcPr>
+          <w:p>
+            <w:pPr>
+              <w:pStyle w:val="Normal"/>
+              <w:widowControl w:val="false"/>
+              <w:spacing w:before="0" w:after="160"/>
               <w:rPr>
                 <w:color w:val="FF0000"/>
                 <w:lang w:val="fr-CA"/>
@@ -2301,36 +2204,24 @@
                 <w:color w:val="FF0000"/>
                 <w:lang w:val="fr-CA"/>
               </w:rPr>
-              <w:t>7</w:t>
-            </w:r>
-            <w:r>
-              <w:rPr>
-                <w:color w:val="FF0000"/>
-                <w:lang w:val="fr-CA"/>
-              </w:rPr>
-              <w:t>, 1</w:t>
-            </w:r>
-          </w:p>
-        </w:tc>
-        <w:tc>
-          <w:tcPr>
-            <w:tcW w:w="1940" w:type="dxa"/>
+              <w:t>7, 1</w:t>
+            </w:r>
+          </w:p>
+        </w:tc>
+        <w:tc>
+          <w:tcPr>
+            <w:tcW w:w="1941" w:type="dxa"/>
             <w:tcBorders>
               <w:top w:val="single" w:sz="8" w:space="0" w:color="A3A3A3"/>
               <w:left w:val="single" w:sz="8" w:space="0" w:color="A3A3A3"/>
               <w:bottom w:val="single" w:sz="8" w:space="0" w:color="A3A3A3"/>
               <w:right w:val="single" w:sz="8" w:space="0" w:color="A3A3A3"/>
             </w:tcBorders>
-            <w:tcMar>
-              <w:top w:w="80" w:type="dxa"/>
-              <w:left w:w="80" w:type="dxa"/>
-              <w:bottom w:w="80" w:type="dxa"/>
-              <w:right w:w="80" w:type="dxa"/>
-            </w:tcMar>
-            <w:hideMark/>
-          </w:tcPr>
-          <w:p>
-            <w:pPr>
+          </w:tcPr>
+          <w:p>
+            <w:pPr>
+              <w:pStyle w:val="Normal"/>
+              <w:widowControl w:val="false"/>
               <w:rPr>
                 <w:color w:val="FF0000"/>
                 <w:lang w:val="fr-CA"/>
@@ -2353,6 +2244,8 @@
           </w:p>
           <w:p>
             <w:pPr>
+              <w:pStyle w:val="Normal"/>
+              <w:widowControl w:val="false"/>
               <w:rPr>
                 <w:color w:val="FF0000"/>
                 <w:lang w:val="fr-CA"/>
@@ -2363,67 +2256,54 @@
                 <w:color w:val="FF0000"/>
                 <w:lang w:val="fr-CA"/>
               </w:rPr>
-              <w:t>12</w:t>
-            </w:r>
-            <w:r>
+              <w:t>12 caracteres</w:t>
+            </w:r>
+          </w:p>
+          <w:p>
+            <w:pPr>
+              <w:pStyle w:val="Normal"/>
+              <w:widowControl w:val="false"/>
+              <w:spacing w:before="0" w:after="160"/>
               <w:rPr>
                 <w:color w:val="FF0000"/>
                 <w:lang w:val="fr-CA"/>
               </w:rPr>
-              <w:t xml:space="preserve"> </w:t>
-            </w:r>
+            </w:pPr>
             <w:r>
               <w:rPr>
                 <w:color w:val="FF0000"/>
                 <w:lang w:val="fr-CA"/>
               </w:rPr>
-              <w:t>caracteres</w:t>
-            </w:r>
-          </w:p>
-          <w:p>
-            <w:pPr>
-              <w:rPr>
-                <w:color w:val="FF0000"/>
-                <w:lang w:val="fr-CA"/>
-              </w:rPr>
-            </w:pPr>
+            </w:r>
           </w:p>
         </w:tc>
       </w:tr>
       <w:tr>
-        <w:tc>
-          <w:tcPr>
-            <w:tcW w:w="1192" w:type="dxa"/>
+        <w:trPr/>
+        <w:tc>
+          <w:tcPr>
+            <w:tcW w:w="1191" w:type="dxa"/>
             <w:tcBorders>
               <w:top w:val="single" w:sz="8" w:space="0" w:color="A3A3A3"/>
               <w:left w:val="single" w:sz="8" w:space="0" w:color="A3A3A3"/>
               <w:bottom w:val="single" w:sz="8" w:space="0" w:color="A3A3A3"/>
               <w:right w:val="single" w:sz="8" w:space="0" w:color="A3A3A3"/>
             </w:tcBorders>
-            <w:tcMar>
-              <w:top w:w="80" w:type="dxa"/>
-              <w:left w:w="80" w:type="dxa"/>
-              <w:bottom w:w="80" w:type="dxa"/>
-              <w:right w:w="80" w:type="dxa"/>
-            </w:tcMar>
-          </w:tcPr>
-          <w:p>
-            <w:pPr>
-              <w:rPr>
-                <w:lang w:val="fr-CA"/>
-              </w:rPr>
-            </w:pPr>
-            <w:r>
-              <w:rPr>
-                <w:lang w:val="fr-CA"/>
-              </w:rPr>
-              <w:t>T</w:t>
-            </w:r>
-            <w:r>
-              <w:rPr>
-                <w:lang w:val="fr-CA"/>
-              </w:rPr>
-              <w:t>4</w:t>
+          </w:tcPr>
+          <w:p>
+            <w:pPr>
+              <w:pStyle w:val="Normal"/>
+              <w:widowControl w:val="false"/>
+              <w:spacing w:before="0" w:after="160"/>
+              <w:rPr>
+                <w:lang w:val="fr-CA"/>
+              </w:rPr>
+            </w:pPr>
+            <w:r>
+              <w:rPr>
+                <w:lang w:val="fr-CA"/>
+              </w:rPr>
+              <w:t>T4</w:t>
             </w:r>
           </w:p>
         </w:tc>
@@ -2436,15 +2316,16 @@
               <w:bottom w:val="single" w:sz="8" w:space="0" w:color="A3A3A3"/>
               <w:right w:val="single" w:sz="8" w:space="0" w:color="A3A3A3"/>
             </w:tcBorders>
-            <w:tcMar>
-              <w:top w:w="80" w:type="dxa"/>
-              <w:left w:w="80" w:type="dxa"/>
-              <w:bottom w:w="80" w:type="dxa"/>
-              <w:right w:w="80" w:type="dxa"/>
-            </w:tcMar>
-          </w:tcPr>
-          <w:p>
-            <w:r>
+          </w:tcPr>
+          <w:p>
+            <w:pPr>
+              <w:pStyle w:val="Normal"/>
+              <w:widowControl w:val="false"/>
+              <w:spacing w:before="0" w:after="160"/>
+              <w:rPr/>
+            </w:pPr>
+            <w:r>
+              <w:rPr/>
               <w:t>979-123456789</w:t>
             </w:r>
           </w:p>
@@ -2458,15 +2339,12 @@
               <w:bottom w:val="single" w:sz="8" w:space="0" w:color="A3A3A3"/>
               <w:right w:val="single" w:sz="8" w:space="0" w:color="A3A3A3"/>
             </w:tcBorders>
-            <w:tcMar>
-              <w:top w:w="80" w:type="dxa"/>
-              <w:left w:w="80" w:type="dxa"/>
-              <w:bottom w:w="80" w:type="dxa"/>
-              <w:right w:w="80" w:type="dxa"/>
-            </w:tcMar>
-          </w:tcPr>
-          <w:p>
-            <w:pPr>
+          </w:tcPr>
+          <w:p>
+            <w:pPr>
+              <w:pStyle w:val="Normal"/>
+              <w:widowControl w:val="false"/>
+              <w:spacing w:before="0" w:after="160"/>
               <w:rPr>
                 <w:lang w:val="fr-CA"/>
               </w:rPr>
@@ -2488,51 +2366,39 @@
               <w:bottom w:val="single" w:sz="8" w:space="0" w:color="A3A3A3"/>
               <w:right w:val="single" w:sz="8" w:space="0" w:color="A3A3A3"/>
             </w:tcBorders>
-            <w:tcMar>
-              <w:top w:w="80" w:type="dxa"/>
-              <w:left w:w="80" w:type="dxa"/>
-              <w:bottom w:w="80" w:type="dxa"/>
-              <w:right w:w="80" w:type="dxa"/>
-            </w:tcMar>
-          </w:tcPr>
-          <w:p>
-            <w:pPr>
-              <w:rPr>
-                <w:lang w:val="fr-CA"/>
-              </w:rPr>
-            </w:pPr>
-            <w:r>
-              <w:rPr>
-                <w:lang w:val="fr-CA"/>
-              </w:rPr>
-              <w:t>9</w:t>
-            </w:r>
-            <w:r>
-              <w:rPr>
-                <w:lang w:val="fr-CA"/>
-              </w:rPr>
-              <w:t>, 2</w:t>
-            </w:r>
-          </w:p>
-        </w:tc>
-        <w:tc>
-          <w:tcPr>
-            <w:tcW w:w="1940" w:type="dxa"/>
+          </w:tcPr>
+          <w:p>
+            <w:pPr>
+              <w:pStyle w:val="Normal"/>
+              <w:widowControl w:val="false"/>
+              <w:spacing w:before="0" w:after="160"/>
+              <w:rPr>
+                <w:lang w:val="fr-CA"/>
+              </w:rPr>
+            </w:pPr>
+            <w:r>
+              <w:rPr>
+                <w:lang w:val="fr-CA"/>
+              </w:rPr>
+              <w:t>9, 2</w:t>
+            </w:r>
+          </w:p>
+        </w:tc>
+        <w:tc>
+          <w:tcPr>
+            <w:tcW w:w="1941" w:type="dxa"/>
             <w:tcBorders>
               <w:top w:val="single" w:sz="8" w:space="0" w:color="A3A3A3"/>
               <w:left w:val="single" w:sz="8" w:space="0" w:color="A3A3A3"/>
               <w:bottom w:val="single" w:sz="8" w:space="0" w:color="A3A3A3"/>
               <w:right w:val="single" w:sz="8" w:space="0" w:color="A3A3A3"/>
             </w:tcBorders>
-            <w:tcMar>
-              <w:top w:w="80" w:type="dxa"/>
-              <w:left w:w="80" w:type="dxa"/>
-              <w:bottom w:w="80" w:type="dxa"/>
-              <w:right w:w="80" w:type="dxa"/>
-            </w:tcMar>
-          </w:tcPr>
-          <w:p>
-            <w:pPr>
+          </w:tcPr>
+          <w:p>
+            <w:pPr>
+              <w:pStyle w:val="Normal"/>
+              <w:widowControl w:val="false"/>
+              <w:spacing w:before="0" w:after="160"/>
               <w:rPr>
                 <w:lang w:val="fr-CA"/>
               </w:rPr>
@@ -2547,25 +2413,22 @@
         </w:tc>
       </w:tr>
       <w:tr>
-        <w:tc>
-          <w:tcPr>
-            <w:tcW w:w="1192" w:type="dxa"/>
+        <w:trPr/>
+        <w:tc>
+          <w:tcPr>
+            <w:tcW w:w="1191" w:type="dxa"/>
             <w:tcBorders>
               <w:top w:val="single" w:sz="8" w:space="0" w:color="A3A3A3"/>
               <w:left w:val="single" w:sz="8" w:space="0" w:color="A3A3A3"/>
               <w:bottom w:val="single" w:sz="8" w:space="0" w:color="A3A3A3"/>
               <w:right w:val="single" w:sz="8" w:space="0" w:color="A3A3A3"/>
             </w:tcBorders>
-            <w:tcMar>
-              <w:top w:w="80" w:type="dxa"/>
-              <w:left w:w="80" w:type="dxa"/>
-              <w:bottom w:w="80" w:type="dxa"/>
-              <w:right w:w="80" w:type="dxa"/>
-            </w:tcMar>
-            <w:hideMark/>
-          </w:tcPr>
-          <w:p>
-            <w:pPr>
+          </w:tcPr>
+          <w:p>
+            <w:pPr>
+              <w:pStyle w:val="Normal"/>
+              <w:widowControl w:val="false"/>
+              <w:spacing w:before="0" w:after="160"/>
               <w:rPr>
                 <w:lang w:val="fr-CA"/>
               </w:rPr>
@@ -2580,13 +2443,7 @@
               <w:rPr>
                 <w:lang w:val="fr-CA"/>
               </w:rPr>
-              <w:t>T</w:t>
-            </w:r>
-            <w:r>
-              <w:rPr>
-                <w:lang w:val="fr-CA"/>
-              </w:rPr>
-              <w:t>5</w:t>
+              <w:t>T5</w:t>
             </w:r>
           </w:p>
         </w:tc>
@@ -2599,16 +2456,16 @@
               <w:bottom w:val="single" w:sz="8" w:space="0" w:color="A3A3A3"/>
               <w:right w:val="single" w:sz="8" w:space="0" w:color="A3A3A3"/>
             </w:tcBorders>
-            <w:tcMar>
-              <w:top w:w="80" w:type="dxa"/>
-              <w:left w:w="80" w:type="dxa"/>
-              <w:bottom w:w="80" w:type="dxa"/>
-              <w:right w:w="80" w:type="dxa"/>
-            </w:tcMar>
-            <w:hideMark/>
-          </w:tcPr>
-          <w:p>
-            <w:r>
+          </w:tcPr>
+          <w:p>
+            <w:pPr>
+              <w:pStyle w:val="Normal"/>
+              <w:widowControl w:val="false"/>
+              <w:spacing w:before="0" w:after="160"/>
+              <w:rPr/>
+            </w:pPr>
+            <w:r>
+              <w:rPr/>
               <w:t>null</w:t>
             </w:r>
           </w:p>
@@ -2622,16 +2479,12 @@
               <w:bottom w:val="single" w:sz="8" w:space="0" w:color="A3A3A3"/>
               <w:right w:val="single" w:sz="8" w:space="0" w:color="A3A3A3"/>
             </w:tcBorders>
-            <w:tcMar>
-              <w:top w:w="80" w:type="dxa"/>
-              <w:left w:w="80" w:type="dxa"/>
-              <w:bottom w:w="80" w:type="dxa"/>
-              <w:right w:w="80" w:type="dxa"/>
-            </w:tcMar>
-            <w:hideMark/>
-          </w:tcPr>
-          <w:p>
-            <w:pPr>
+          </w:tcPr>
+          <w:p>
+            <w:pPr>
+              <w:pStyle w:val="Normal"/>
+              <w:widowControl w:val="false"/>
+              <w:spacing w:before="0" w:after="160"/>
               <w:rPr>
                 <w:lang w:val="fr-CA"/>
               </w:rPr>
@@ -2659,16 +2512,12 @@
               <w:bottom w:val="single" w:sz="8" w:space="0" w:color="A3A3A3"/>
               <w:right w:val="single" w:sz="8" w:space="0" w:color="A3A3A3"/>
             </w:tcBorders>
-            <w:tcMar>
-              <w:top w:w="80" w:type="dxa"/>
-              <w:left w:w="80" w:type="dxa"/>
-              <w:bottom w:w="80" w:type="dxa"/>
-              <w:right w:w="80" w:type="dxa"/>
-            </w:tcMar>
-            <w:hideMark/>
-          </w:tcPr>
-          <w:p>
-            <w:pPr>
+          </w:tcPr>
+          <w:p>
+            <w:pPr>
+              <w:pStyle w:val="Normal"/>
+              <w:widowControl w:val="false"/>
+              <w:spacing w:before="0" w:after="160"/>
               <w:rPr>
                 <w:lang w:val="fr-CA"/>
               </w:rPr>
@@ -2683,23 +2532,19 @@
         </w:tc>
         <w:tc>
           <w:tcPr>
-            <w:tcW w:w="1940" w:type="dxa"/>
+            <w:tcW w:w="1941" w:type="dxa"/>
             <w:tcBorders>
               <w:top w:val="single" w:sz="8" w:space="0" w:color="A3A3A3"/>
               <w:left w:val="single" w:sz="8" w:space="0" w:color="A3A3A3"/>
               <w:bottom w:val="single" w:sz="8" w:space="0" w:color="A3A3A3"/>
               <w:right w:val="single" w:sz="8" w:space="0" w:color="A3A3A3"/>
             </w:tcBorders>
-            <w:tcMar>
-              <w:top w:w="80" w:type="dxa"/>
-              <w:left w:w="80" w:type="dxa"/>
-              <w:bottom w:w="80" w:type="dxa"/>
-              <w:right w:w="80" w:type="dxa"/>
-            </w:tcMar>
-            <w:hideMark/>
-          </w:tcPr>
-          <w:p>
-            <w:pPr>
+          </w:tcPr>
+          <w:p>
+            <w:pPr>
+              <w:pStyle w:val="Normal"/>
+              <w:widowControl w:val="false"/>
+              <w:spacing w:before="0" w:after="160"/>
               <w:rPr>
                 <w:lang w:val="fr-CA"/>
               </w:rPr>
@@ -2714,39 +2559,31 @@
         </w:tc>
       </w:tr>
       <w:tr>
-        <w:tc>
-          <w:tcPr>
-            <w:tcW w:w="1192" w:type="dxa"/>
+        <w:trPr/>
+        <w:tc>
+          <w:tcPr>
+            <w:tcW w:w="1191" w:type="dxa"/>
             <w:tcBorders>
               <w:top w:val="single" w:sz="8" w:space="0" w:color="A3A3A3"/>
               <w:left w:val="single" w:sz="8" w:space="0" w:color="A3A3A3"/>
               <w:bottom w:val="single" w:sz="8" w:space="0" w:color="A3A3A3"/>
               <w:right w:val="single" w:sz="8" w:space="0" w:color="A3A3A3"/>
             </w:tcBorders>
-            <w:tcMar>
-              <w:top w:w="80" w:type="dxa"/>
-              <w:left w:w="80" w:type="dxa"/>
-              <w:bottom w:w="80" w:type="dxa"/>
-              <w:right w:w="80" w:type="dxa"/>
-            </w:tcMar>
-          </w:tcPr>
-          <w:p>
-            <w:pPr>
-              <w:rPr>
-                <w:lang w:val="fr-CA"/>
-              </w:rPr>
-            </w:pPr>
-            <w:r>
-              <w:rPr>
-                <w:lang w:val="fr-CA"/>
-              </w:rPr>
-              <w:t>T</w:t>
-            </w:r>
-            <w:r>
-              <w:rPr>
-                <w:lang w:val="fr-CA"/>
-              </w:rPr>
-              <w:t>6</w:t>
+          </w:tcPr>
+          <w:p>
+            <w:pPr>
+              <w:pStyle w:val="Normal"/>
+              <w:widowControl w:val="false"/>
+              <w:spacing w:before="0" w:after="160"/>
+              <w:rPr>
+                <w:lang w:val="fr-CA"/>
+              </w:rPr>
+            </w:pPr>
+            <w:r>
+              <w:rPr>
+                <w:lang w:val="fr-CA"/>
+              </w:rPr>
+              <w:t>T6</w:t>
             </w:r>
           </w:p>
         </w:tc>
@@ -2759,33 +2596,19 @@
               <w:bottom w:val="single" w:sz="8" w:space="0" w:color="A3A3A3"/>
               <w:right w:val="single" w:sz="8" w:space="0" w:color="A3A3A3"/>
             </w:tcBorders>
-            <w:tcMar>
-              <w:top w:w="80" w:type="dxa"/>
-              <w:left w:w="80" w:type="dxa"/>
-              <w:bottom w:w="80" w:type="dxa"/>
-              <w:right w:w="80" w:type="dxa"/>
-            </w:tcMar>
-          </w:tcPr>
-          <w:p>
-            <w:pPr>
-              <w:rPr>
-                <w:lang w:val="fr-CA"/>
-              </w:rPr>
-            </w:pPr>
-            <w:r>
-              <w:t>97</w:t>
-            </w:r>
-            <w:r>
-              <w:t>7</w:t>
-            </w:r>
-            <w:r>
-              <w:t>1</w:t>
-            </w:r>
-            <w:r>
-              <w:t>0</w:t>
-            </w:r>
-            <w:r>
-              <w:t>34567896</w:t>
+          </w:tcPr>
+          <w:p>
+            <w:pPr>
+              <w:pStyle w:val="Normal"/>
+              <w:widowControl w:val="false"/>
+              <w:spacing w:before="0" w:after="160"/>
+              <w:rPr>
+                <w:lang w:val="fr-CA"/>
+              </w:rPr>
+            </w:pPr>
+            <w:r>
+              <w:rPr/>
+              <w:t>9771034567896</w:t>
             </w:r>
             <w:r>
               <w:rPr>
@@ -2805,15 +2628,12 @@
               <w:bottom w:val="single" w:sz="8" w:space="0" w:color="A3A3A3"/>
               <w:right w:val="single" w:sz="8" w:space="0" w:color="A3A3A3"/>
             </w:tcBorders>
-            <w:tcMar>
-              <w:top w:w="80" w:type="dxa"/>
-              <w:left w:w="80" w:type="dxa"/>
-              <w:bottom w:w="80" w:type="dxa"/>
-              <w:right w:w="80" w:type="dxa"/>
-            </w:tcMar>
-          </w:tcPr>
-          <w:p>
-            <w:pPr>
+          </w:tcPr>
+          <w:p>
+            <w:pPr>
+              <w:pStyle w:val="Normal"/>
+              <w:widowControl w:val="false"/>
+              <w:spacing w:before="0" w:after="160"/>
               <w:rPr>
                 <w:lang w:val="fr-CA"/>
               </w:rPr>
@@ -2835,15 +2655,12 @@
               <w:bottom w:val="single" w:sz="8" w:space="0" w:color="A3A3A3"/>
               <w:right w:val="single" w:sz="8" w:space="0" w:color="A3A3A3"/>
             </w:tcBorders>
-            <w:tcMar>
-              <w:top w:w="80" w:type="dxa"/>
-              <w:left w:w="80" w:type="dxa"/>
-              <w:bottom w:w="80" w:type="dxa"/>
-              <w:right w:w="80" w:type="dxa"/>
-            </w:tcMar>
-          </w:tcPr>
-          <w:p>
-            <w:pPr>
+          </w:tcPr>
+          <w:p>
+            <w:pPr>
+              <w:pStyle w:val="Normal"/>
+              <w:widowControl w:val="false"/>
+              <w:spacing w:before="0" w:after="160"/>
               <w:rPr>
                 <w:lang w:val="fr-CA"/>
               </w:rPr>
@@ -2858,22 +2675,19 @@
         </w:tc>
         <w:tc>
           <w:tcPr>
-            <w:tcW w:w="1940" w:type="dxa"/>
+            <w:tcW w:w="1941" w:type="dxa"/>
             <w:tcBorders>
               <w:top w:val="single" w:sz="8" w:space="0" w:color="A3A3A3"/>
               <w:left w:val="single" w:sz="8" w:space="0" w:color="A3A3A3"/>
               <w:bottom w:val="single" w:sz="8" w:space="0" w:color="A3A3A3"/>
               <w:right w:val="single" w:sz="8" w:space="0" w:color="A3A3A3"/>
             </w:tcBorders>
-            <w:tcMar>
-              <w:top w:w="80" w:type="dxa"/>
-              <w:left w:w="80" w:type="dxa"/>
-              <w:bottom w:w="80" w:type="dxa"/>
-              <w:right w:w="80" w:type="dxa"/>
-            </w:tcMar>
-          </w:tcPr>
-          <w:p>
-            <w:pPr>
+          </w:tcPr>
+          <w:p>
+            <w:pPr>
+              <w:pStyle w:val="Normal"/>
+              <w:widowControl w:val="false"/>
+              <w:spacing w:before="0" w:after="160"/>
               <w:rPr>
                 <w:lang w:val="fr-CA"/>
               </w:rPr>
@@ -2901,39 +2715,31 @@
         </w:tc>
       </w:tr>
       <w:tr>
-        <w:tc>
-          <w:tcPr>
-            <w:tcW w:w="1192" w:type="dxa"/>
+        <w:trPr/>
+        <w:tc>
+          <w:tcPr>
+            <w:tcW w:w="1191" w:type="dxa"/>
             <w:tcBorders>
               <w:top w:val="single" w:sz="8" w:space="0" w:color="A3A3A3"/>
               <w:left w:val="single" w:sz="8" w:space="0" w:color="A3A3A3"/>
               <w:bottom w:val="single" w:sz="8" w:space="0" w:color="A3A3A3"/>
               <w:right w:val="single" w:sz="8" w:space="0" w:color="A3A3A3"/>
             </w:tcBorders>
-            <w:tcMar>
-              <w:top w:w="80" w:type="dxa"/>
-              <w:left w:w="80" w:type="dxa"/>
-              <w:bottom w:w="80" w:type="dxa"/>
-              <w:right w:w="80" w:type="dxa"/>
-            </w:tcMar>
-          </w:tcPr>
-          <w:p>
-            <w:pPr>
-              <w:rPr>
-                <w:lang w:val="fr-CA"/>
-              </w:rPr>
-            </w:pPr>
-            <w:r>
-              <w:rPr>
-                <w:lang w:val="fr-CA"/>
-              </w:rPr>
-              <w:t>T</w:t>
-            </w:r>
-            <w:r>
-              <w:rPr>
-                <w:lang w:val="fr-CA"/>
-              </w:rPr>
-              <w:t>7</w:t>
+          </w:tcPr>
+          <w:p>
+            <w:pPr>
+              <w:pStyle w:val="Normal"/>
+              <w:widowControl w:val="false"/>
+              <w:spacing w:before="0" w:after="160"/>
+              <w:rPr>
+                <w:lang w:val="fr-CA"/>
+              </w:rPr>
+            </w:pPr>
+            <w:r>
+              <w:rPr>
+                <w:lang w:val="fr-CA"/>
+              </w:rPr>
+              <w:t>T7</w:t>
             </w:r>
           </w:p>
         </w:tc>
@@ -2946,15 +2752,16 @@
               <w:bottom w:val="single" w:sz="8" w:space="0" w:color="A3A3A3"/>
               <w:right w:val="single" w:sz="8" w:space="0" w:color="A3A3A3"/>
             </w:tcBorders>
-            <w:tcMar>
-              <w:top w:w="80" w:type="dxa"/>
-              <w:left w:w="80" w:type="dxa"/>
-              <w:bottom w:w="80" w:type="dxa"/>
-              <w:right w:w="80" w:type="dxa"/>
-            </w:tcMar>
-          </w:tcPr>
-          <w:p>
-            <w:r>
+          </w:tcPr>
+          <w:p>
+            <w:pPr>
+              <w:pStyle w:val="Normal"/>
+              <w:widowControl w:val="false"/>
+              <w:spacing w:before="0" w:after="160"/>
+              <w:rPr/>
+            </w:pPr>
+            <w:r>
+              <w:rPr/>
               <w:t>97803064061</w:t>
             </w:r>
           </w:p>
@@ -2968,15 +2775,12 @@
               <w:bottom w:val="single" w:sz="8" w:space="0" w:color="A3A3A3"/>
               <w:right w:val="single" w:sz="8" w:space="0" w:color="A3A3A3"/>
             </w:tcBorders>
-            <w:tcMar>
-              <w:top w:w="80" w:type="dxa"/>
-              <w:left w:w="80" w:type="dxa"/>
-              <w:bottom w:w="80" w:type="dxa"/>
-              <w:right w:w="80" w:type="dxa"/>
-            </w:tcMar>
-          </w:tcPr>
-          <w:p>
-            <w:pPr>
+          </w:tcPr>
+          <w:p>
+            <w:pPr>
+              <w:pStyle w:val="Normal"/>
+              <w:widowControl w:val="false"/>
+              <w:spacing w:before="0" w:after="160"/>
               <w:rPr>
                 <w:lang w:val="fr-CA"/>
               </w:rPr>
@@ -2998,15 +2802,12 @@
               <w:bottom w:val="single" w:sz="8" w:space="0" w:color="A3A3A3"/>
               <w:right w:val="single" w:sz="8" w:space="0" w:color="A3A3A3"/>
             </w:tcBorders>
-            <w:tcMar>
-              <w:top w:w="80" w:type="dxa"/>
-              <w:left w:w="80" w:type="dxa"/>
-              <w:bottom w:w="80" w:type="dxa"/>
-              <w:right w:w="80" w:type="dxa"/>
-            </w:tcMar>
-          </w:tcPr>
-          <w:p>
-            <w:pPr>
+          </w:tcPr>
+          <w:p>
+            <w:pPr>
+              <w:pStyle w:val="Normal"/>
+              <w:widowControl w:val="false"/>
+              <w:spacing w:before="0" w:after="160"/>
               <w:rPr>
                 <w:lang w:val="fr-CA"/>
               </w:rPr>
@@ -3021,22 +2822,19 @@
         </w:tc>
         <w:tc>
           <w:tcPr>
-            <w:tcW w:w="1940" w:type="dxa"/>
+            <w:tcW w:w="1941" w:type="dxa"/>
             <w:tcBorders>
               <w:top w:val="single" w:sz="8" w:space="0" w:color="A3A3A3"/>
               <w:left w:val="single" w:sz="8" w:space="0" w:color="A3A3A3"/>
               <w:bottom w:val="single" w:sz="8" w:space="0" w:color="A3A3A3"/>
               <w:right w:val="single" w:sz="8" w:space="0" w:color="A3A3A3"/>
             </w:tcBorders>
-            <w:tcMar>
-              <w:top w:w="80" w:type="dxa"/>
-              <w:left w:w="80" w:type="dxa"/>
-              <w:bottom w:w="80" w:type="dxa"/>
-              <w:right w:w="80" w:type="dxa"/>
-            </w:tcMar>
-          </w:tcPr>
-          <w:p>
-            <w:pPr>
+          </w:tcPr>
+          <w:p>
+            <w:pPr>
+              <w:pStyle w:val="Normal"/>
+              <w:widowControl w:val="false"/>
+              <w:spacing w:before="0" w:after="160"/>
               <w:rPr>
                 <w:lang w:val="fr-CA"/>
               </w:rPr>
@@ -3051,24 +2849,22 @@
         </w:tc>
       </w:tr>
       <w:tr>
-        <w:tc>
-          <w:tcPr>
-            <w:tcW w:w="1192" w:type="dxa"/>
+        <w:trPr/>
+        <w:tc>
+          <w:tcPr>
+            <w:tcW w:w="1191" w:type="dxa"/>
             <w:tcBorders>
               <w:top w:val="single" w:sz="8" w:space="0" w:color="A3A3A3"/>
               <w:left w:val="single" w:sz="8" w:space="0" w:color="A3A3A3"/>
               <w:bottom w:val="single" w:sz="8" w:space="0" w:color="A3A3A3"/>
               <w:right w:val="single" w:sz="8" w:space="0" w:color="A3A3A3"/>
             </w:tcBorders>
-            <w:tcMar>
-              <w:top w:w="80" w:type="dxa"/>
-              <w:left w:w="80" w:type="dxa"/>
-              <w:bottom w:w="80" w:type="dxa"/>
-              <w:right w:w="80" w:type="dxa"/>
-            </w:tcMar>
-          </w:tcPr>
-          <w:p>
-            <w:pPr>
+          </w:tcPr>
+          <w:p>
+            <w:pPr>
+              <w:pStyle w:val="Normal"/>
+              <w:widowControl w:val="false"/>
+              <w:spacing w:before="0" w:after="160"/>
               <w:rPr>
                 <w:lang w:val="fr-CA"/>
               </w:rPr>
@@ -3090,15 +2886,16 @@
               <w:bottom w:val="single" w:sz="8" w:space="0" w:color="A3A3A3"/>
               <w:right w:val="single" w:sz="8" w:space="0" w:color="A3A3A3"/>
             </w:tcBorders>
-            <w:tcMar>
-              <w:top w:w="80" w:type="dxa"/>
-              <w:left w:w="80" w:type="dxa"/>
-              <w:bottom w:w="80" w:type="dxa"/>
-              <w:right w:w="80" w:type="dxa"/>
-            </w:tcMar>
-          </w:tcPr>
-          <w:p>
-            <w:r>
+          </w:tcPr>
+          <w:p>
+            <w:pPr>
+              <w:pStyle w:val="Normal"/>
+              <w:widowControl w:val="false"/>
+              <w:spacing w:before="0" w:after="160"/>
+              <w:rPr/>
+            </w:pPr>
+            <w:r>
+              <w:rPr/>
               <w:t>9780306406159</w:t>
             </w:r>
           </w:p>
@@ -3112,15 +2909,12 @@
               <w:bottom w:val="single" w:sz="8" w:space="0" w:color="A3A3A3"/>
               <w:right w:val="single" w:sz="8" w:space="0" w:color="A3A3A3"/>
             </w:tcBorders>
-            <w:tcMar>
-              <w:top w:w="80" w:type="dxa"/>
-              <w:left w:w="80" w:type="dxa"/>
-              <w:bottom w:w="80" w:type="dxa"/>
-              <w:right w:w="80" w:type="dxa"/>
-            </w:tcMar>
-          </w:tcPr>
-          <w:p>
-            <w:pPr>
+          </w:tcPr>
+          <w:p>
+            <w:pPr>
+              <w:pStyle w:val="Normal"/>
+              <w:widowControl w:val="false"/>
+              <w:spacing w:before="0" w:after="160"/>
               <w:rPr>
                 <w:lang w:val="fr-CA"/>
               </w:rPr>
@@ -3142,15 +2936,12 @@
               <w:bottom w:val="single" w:sz="8" w:space="0" w:color="A3A3A3"/>
               <w:right w:val="single" w:sz="8" w:space="0" w:color="A3A3A3"/>
             </w:tcBorders>
-            <w:tcMar>
-              <w:top w:w="80" w:type="dxa"/>
-              <w:left w:w="80" w:type="dxa"/>
-              <w:bottom w:w="80" w:type="dxa"/>
-              <w:right w:w="80" w:type="dxa"/>
-            </w:tcMar>
-          </w:tcPr>
-          <w:p>
-            <w:pPr>
+          </w:tcPr>
+          <w:p>
+            <w:pPr>
+              <w:pStyle w:val="Normal"/>
+              <w:widowControl w:val="false"/>
+              <w:spacing w:before="0" w:after="160"/>
               <w:rPr>
                 <w:lang w:val="fr-CA"/>
               </w:rPr>
@@ -3165,60 +2956,49 @@
         </w:tc>
         <w:tc>
           <w:tcPr>
-            <w:tcW w:w="1940" w:type="dxa"/>
+            <w:tcW w:w="1941" w:type="dxa"/>
             <w:tcBorders>
               <w:top w:val="single" w:sz="8" w:space="0" w:color="A3A3A3"/>
               <w:left w:val="single" w:sz="8" w:space="0" w:color="A3A3A3"/>
               <w:bottom w:val="single" w:sz="8" w:space="0" w:color="A3A3A3"/>
               <w:right w:val="single" w:sz="8" w:space="0" w:color="A3A3A3"/>
             </w:tcBorders>
-            <w:tcMar>
-              <w:top w:w="80" w:type="dxa"/>
-              <w:left w:w="80" w:type="dxa"/>
-              <w:bottom w:w="80" w:type="dxa"/>
-              <w:right w:w="80" w:type="dxa"/>
-            </w:tcMar>
-          </w:tcPr>
-          <w:p>
-            <w:pPr>
-              <w:rPr>
-                <w:lang w:val="fr-CA"/>
-              </w:rPr>
-            </w:pPr>
-            <w:r>
-              <w:rPr>
-                <w:lang w:val="fr-CA"/>
-              </w:rPr>
-              <w:t>13</w:t>
-            </w:r>
-            <w:r>
-              <w:rPr>
-                <w:lang w:val="fr-CA"/>
-              </w:rPr>
-              <w:t xml:space="preserve"> caracteres</w:t>
+          </w:tcPr>
+          <w:p>
+            <w:pPr>
+              <w:pStyle w:val="Normal"/>
+              <w:widowControl w:val="false"/>
+              <w:spacing w:before="0" w:after="160"/>
+              <w:rPr>
+                <w:lang w:val="fr-CA"/>
+              </w:rPr>
+            </w:pPr>
+            <w:r>
+              <w:rPr>
+                <w:lang w:val="fr-CA"/>
+              </w:rPr>
+              <w:t>13 caracteres</w:t>
             </w:r>
           </w:p>
         </w:tc>
       </w:tr>
       <w:tr>
-        <w:tc>
-          <w:tcPr>
-            <w:tcW w:w="1192" w:type="dxa"/>
+        <w:trPr/>
+        <w:tc>
+          <w:tcPr>
+            <w:tcW w:w="1191" w:type="dxa"/>
             <w:tcBorders>
               <w:top w:val="single" w:sz="8" w:space="0" w:color="A3A3A3"/>
               <w:left w:val="single" w:sz="8" w:space="0" w:color="A3A3A3"/>
               <w:bottom w:val="single" w:sz="8" w:space="0" w:color="A3A3A3"/>
               <w:right w:val="single" w:sz="8" w:space="0" w:color="A3A3A3"/>
             </w:tcBorders>
-            <w:tcMar>
-              <w:top w:w="80" w:type="dxa"/>
-              <w:left w:w="80" w:type="dxa"/>
-              <w:bottom w:w="80" w:type="dxa"/>
-              <w:right w:w="80" w:type="dxa"/>
-            </w:tcMar>
-          </w:tcPr>
-          <w:p>
-            <w:pPr>
+          </w:tcPr>
+          <w:p>
+            <w:pPr>
+              <w:pStyle w:val="Normal"/>
+              <w:widowControl w:val="false"/>
+              <w:spacing w:before="0" w:after="160"/>
               <w:rPr>
                 <w:lang w:val="fr-CA"/>
               </w:rPr>
@@ -3240,15 +3020,16 @@
               <w:bottom w:val="single" w:sz="8" w:space="0" w:color="A3A3A3"/>
               <w:right w:val="single" w:sz="8" w:space="0" w:color="A3A3A3"/>
             </w:tcBorders>
-            <w:tcMar>
-              <w:top w:w="80" w:type="dxa"/>
-              <w:left w:w="80" w:type="dxa"/>
-              <w:bottom w:w="80" w:type="dxa"/>
-              <w:right w:w="80" w:type="dxa"/>
-            </w:tcMar>
-          </w:tcPr>
-          <w:p>
-            <w:r>
+          </w:tcPr>
+          <w:p>
+            <w:pPr>
+              <w:pStyle w:val="Normal"/>
+              <w:widowControl w:val="false"/>
+              <w:spacing w:before="0" w:after="160"/>
+              <w:rPr/>
+            </w:pPr>
+            <w:r>
+              <w:rPr/>
               <w:t>000000000000</w:t>
             </w:r>
           </w:p>
@@ -3262,20 +3043,18 @@
               <w:bottom w:val="single" w:sz="8" w:space="0" w:color="A3A3A3"/>
               <w:right w:val="single" w:sz="8" w:space="0" w:color="A3A3A3"/>
             </w:tcBorders>
-            <w:tcMar>
-              <w:top w:w="80" w:type="dxa"/>
-              <w:left w:w="80" w:type="dxa"/>
-              <w:bottom w:w="80" w:type="dxa"/>
-              <w:right w:w="80" w:type="dxa"/>
-            </w:tcMar>
-          </w:tcPr>
-          <w:p>
-            <w:pPr>
-              <w:rPr>
-                <w:lang w:val="fr-CA"/>
-              </w:rPr>
-            </w:pPr>
-            <w:r>
+          </w:tcPr>
+          <w:p>
+            <w:pPr>
+              <w:pStyle w:val="Normal"/>
+              <w:widowControl w:val="false"/>
+              <w:spacing w:before="0" w:after="160"/>
+              <w:rPr>
+                <w:lang w:val="fr-CA"/>
+              </w:rPr>
+            </w:pPr>
+            <w:r>
+              <w:rPr/>
               <w:t>0000000000000</w:t>
             </w:r>
           </w:p>
@@ -3289,15 +3068,12 @@
               <w:bottom w:val="single" w:sz="8" w:space="0" w:color="A3A3A3"/>
               <w:right w:val="single" w:sz="8" w:space="0" w:color="A3A3A3"/>
             </w:tcBorders>
-            <w:tcMar>
-              <w:top w:w="80" w:type="dxa"/>
-              <w:left w:w="80" w:type="dxa"/>
-              <w:bottom w:w="80" w:type="dxa"/>
-              <w:right w:w="80" w:type="dxa"/>
-            </w:tcMar>
-          </w:tcPr>
-          <w:p>
-            <w:pPr>
+          </w:tcPr>
+          <w:p>
+            <w:pPr>
+              <w:pStyle w:val="Normal"/>
+              <w:widowControl w:val="false"/>
+              <w:spacing w:before="0" w:after="160"/>
               <w:rPr>
                 <w:lang w:val="fr-CA"/>
               </w:rPr>
@@ -3312,22 +3088,19 @@
         </w:tc>
         <w:tc>
           <w:tcPr>
-            <w:tcW w:w="1940" w:type="dxa"/>
+            <w:tcW w:w="1941" w:type="dxa"/>
             <w:tcBorders>
               <w:top w:val="single" w:sz="8" w:space="0" w:color="A3A3A3"/>
               <w:left w:val="single" w:sz="8" w:space="0" w:color="A3A3A3"/>
               <w:bottom w:val="single" w:sz="8" w:space="0" w:color="A3A3A3"/>
               <w:right w:val="single" w:sz="8" w:space="0" w:color="A3A3A3"/>
             </w:tcBorders>
-            <w:tcMar>
-              <w:top w:w="80" w:type="dxa"/>
-              <w:left w:w="80" w:type="dxa"/>
-              <w:bottom w:w="80" w:type="dxa"/>
-              <w:right w:w="80" w:type="dxa"/>
-            </w:tcMar>
-          </w:tcPr>
-          <w:p>
-            <w:pPr>
+          </w:tcPr>
+          <w:p>
+            <w:pPr>
+              <w:pStyle w:val="Normal"/>
+              <w:widowControl w:val="false"/>
+              <w:spacing w:before="0" w:after="160"/>
               <w:rPr>
                 <w:lang w:val="fr-CA"/>
               </w:rPr>
@@ -3342,24 +3115,22 @@
         </w:tc>
       </w:tr>
       <w:tr>
-        <w:tc>
-          <w:tcPr>
-            <w:tcW w:w="1192" w:type="dxa"/>
+        <w:trPr/>
+        <w:tc>
+          <w:tcPr>
+            <w:tcW w:w="1191" w:type="dxa"/>
             <w:tcBorders>
               <w:top w:val="single" w:sz="8" w:space="0" w:color="A3A3A3"/>
               <w:left w:val="single" w:sz="8" w:space="0" w:color="A3A3A3"/>
               <w:bottom w:val="single" w:sz="8" w:space="0" w:color="A3A3A3"/>
               <w:right w:val="single" w:sz="8" w:space="0" w:color="A3A3A3"/>
             </w:tcBorders>
-            <w:tcMar>
-              <w:top w:w="80" w:type="dxa"/>
-              <w:left w:w="80" w:type="dxa"/>
-              <w:bottom w:w="80" w:type="dxa"/>
-              <w:right w:w="80" w:type="dxa"/>
-            </w:tcMar>
-          </w:tcPr>
-          <w:p>
-            <w:pPr>
+          </w:tcPr>
+          <w:p>
+            <w:pPr>
+              <w:pStyle w:val="Normal"/>
+              <w:widowControl w:val="false"/>
+              <w:spacing w:before="0" w:after="160"/>
               <w:rPr>
                 <w:lang w:val="fr-CA"/>
               </w:rPr>
@@ -3381,15 +3152,16 @@
               <w:bottom w:val="single" w:sz="8" w:space="0" w:color="A3A3A3"/>
               <w:right w:val="single" w:sz="8" w:space="0" w:color="A3A3A3"/>
             </w:tcBorders>
-            <w:tcMar>
-              <w:top w:w="80" w:type="dxa"/>
-              <w:left w:w="80" w:type="dxa"/>
-              <w:bottom w:w="80" w:type="dxa"/>
-              <w:right w:w="80" w:type="dxa"/>
-            </w:tcMar>
-          </w:tcPr>
-          <w:p>
-            <w:r>
+          </w:tcPr>
+          <w:p>
+            <w:pPr>
+              <w:pStyle w:val="Normal"/>
+              <w:widowControl w:val="false"/>
+              <w:spacing w:before="0" w:after="160"/>
+              <w:rPr/>
+            </w:pPr>
+            <w:r>
+              <w:rPr/>
               <w:t>999999999999</w:t>
             </w:r>
           </w:p>
@@ -3403,15 +3175,16 @@
               <w:bottom w:val="single" w:sz="8" w:space="0" w:color="A3A3A3"/>
               <w:right w:val="single" w:sz="8" w:space="0" w:color="A3A3A3"/>
             </w:tcBorders>
-            <w:tcMar>
-              <w:top w:w="80" w:type="dxa"/>
-              <w:left w:w="80" w:type="dxa"/>
-              <w:bottom w:w="80" w:type="dxa"/>
-              <w:right w:w="80" w:type="dxa"/>
-            </w:tcMar>
-          </w:tcPr>
-          <w:p>
-            <w:r>
+          </w:tcPr>
+          <w:p>
+            <w:pPr>
+              <w:pStyle w:val="Normal"/>
+              <w:widowControl w:val="false"/>
+              <w:spacing w:before="0" w:after="160"/>
+              <w:rPr/>
+            </w:pPr>
+            <w:r>
+              <w:rPr/>
               <w:t>9999999999994</w:t>
             </w:r>
           </w:p>
@@ -3425,15 +3198,12 @@
               <w:bottom w:val="single" w:sz="8" w:space="0" w:color="A3A3A3"/>
               <w:right w:val="single" w:sz="8" w:space="0" w:color="A3A3A3"/>
             </w:tcBorders>
-            <w:tcMar>
-              <w:top w:w="80" w:type="dxa"/>
-              <w:left w:w="80" w:type="dxa"/>
-              <w:bottom w:w="80" w:type="dxa"/>
-              <w:right w:w="80" w:type="dxa"/>
-            </w:tcMar>
-          </w:tcPr>
-          <w:p>
-            <w:pPr>
+          </w:tcPr>
+          <w:p>
+            <w:pPr>
+              <w:pStyle w:val="Normal"/>
+              <w:widowControl w:val="false"/>
+              <w:spacing w:before="0" w:after="160"/>
               <w:rPr>
                 <w:lang w:val="fr-CA"/>
               </w:rPr>
@@ -3448,22 +3218,19 @@
         </w:tc>
         <w:tc>
           <w:tcPr>
-            <w:tcW w:w="1940" w:type="dxa"/>
+            <w:tcW w:w="1941" w:type="dxa"/>
             <w:tcBorders>
               <w:top w:val="single" w:sz="8" w:space="0" w:color="A3A3A3"/>
               <w:left w:val="single" w:sz="8" w:space="0" w:color="A3A3A3"/>
               <w:bottom w:val="single" w:sz="8" w:space="0" w:color="A3A3A3"/>
               <w:right w:val="single" w:sz="8" w:space="0" w:color="A3A3A3"/>
             </w:tcBorders>
-            <w:tcMar>
-              <w:top w:w="80" w:type="dxa"/>
-              <w:left w:w="80" w:type="dxa"/>
-              <w:bottom w:w="80" w:type="dxa"/>
-              <w:right w:w="80" w:type="dxa"/>
-            </w:tcMar>
-          </w:tcPr>
-          <w:p>
-            <w:pPr>
+          </w:tcPr>
+          <w:p>
+            <w:pPr>
+              <w:pStyle w:val="Normal"/>
+              <w:widowControl w:val="false"/>
+              <w:spacing w:before="0" w:after="160"/>
               <w:rPr>
                 <w:lang w:val="fr-CA"/>
               </w:rPr>
@@ -3480,6 +3247,7 @@
     </w:tbl>
     <w:p>
       <w:pPr>
+        <w:pStyle w:val="Normal"/>
         <w:rPr>
           <w:b/>
           <w:bCs/>
@@ -3492,99 +3260,12 @@
           <w:bCs/>
           <w:lang w:val="fr-CA"/>
         </w:rPr>
-        <w:t>*</w:t>
-      </w:r>
-      <w:r>
-        <w:rPr>
-          <w:b/>
-          <w:bCs/>
-          <w:lang w:val="fr-CA"/>
-        </w:rPr>
-        <w:t>(</w:t>
-      </w:r>
-      <w:r>
-        <w:rPr>
-          <w:b/>
-          <w:bCs/>
-          <w:lang w:val="fr-CA"/>
-        </w:rPr>
-        <w:t>S.</w:t>
-      </w:r>
-      <w:r>
-        <w:rPr>
-          <w:b/>
-          <w:bCs/>
-          <w:lang w:val="fr-CA"/>
-        </w:rPr>
-        <w:t>v</w:t>
-      </w:r>
-      <w:r>
-        <w:rPr>
-          <w:b/>
-          <w:bCs/>
-          <w:lang w:val="fr-CA"/>
-        </w:rPr>
-        <w:t>.</w:t>
-      </w:r>
-      <w:r>
-        <w:rPr>
-          <w:b/>
-          <w:bCs/>
-          <w:lang w:val="fr-CA"/>
-        </w:rPr>
-        <w:t>p</w:t>
-      </w:r>
-      <w:r>
-        <w:rPr>
-          <w:b/>
-          <w:bCs/>
-          <w:lang w:val="fr-CA"/>
-        </w:rPr>
-        <w:t>.</w:t>
-      </w:r>
-      <w:r>
-        <w:rPr>
-          <w:b/>
-          <w:bCs/>
-          <w:lang w:val="fr-CA"/>
-        </w:rPr>
-        <w:t xml:space="preserve"> voir </w:t>
-      </w:r>
-      <w:r>
-        <w:rPr>
-          <w:b/>
-          <w:bCs/>
-          <w:lang w:val="fr-CA"/>
-        </w:rPr>
-        <w:t xml:space="preserve">le </w:t>
-      </w:r>
-      <w:r>
-        <w:rPr>
-          <w:b/>
-          <w:bCs/>
-          <w:lang w:val="fr-CA"/>
-        </w:rPr>
-        <w:t>tableau précédent pour les numéros</w:t>
-      </w:r>
-      <w:r>
-        <w:rPr>
-          <w:b/>
-          <w:bCs/>
-          <w:lang w:val="fr-CA"/>
-        </w:rPr>
-        <w:t xml:space="preserve"> de classes</w:t>
-      </w:r>
-      <w:r>
-        <w:rPr>
-          <w:b/>
-          <w:bCs/>
-          <w:lang w:val="fr-CA"/>
-        </w:rPr>
-        <w:t>)</w:t>
+        <w:t>*(S.v.p. voir le tableau précédent pour les numéros de classes)</w:t>
       </w:r>
     </w:p>
     <w:p>
       <w:pPr>
+        <w:pStyle w:val="Normal"/>
         <w:rPr>
           <w:b/>
           <w:bCs/>
@@ -3611,6 +3292,7 @@
     </w:p>
     <w:p>
       <w:pPr>
+        <w:pStyle w:val="Normal"/>
         <w:rPr>
           <w:b/>
           <w:bCs/>
@@ -3623,19 +3305,12 @@
           <w:bCs/>
           <w:lang w:val="fr-CA"/>
         </w:rPr>
-        <w:t xml:space="preserve">Heuristiques utilisées : </w:t>
-      </w:r>
-      <w:r>
-        <w:rPr>
-          <w:b/>
-          <w:bCs/>
-          <w:lang w:val="fr-CA"/>
-        </w:rPr>
-        <w:t>Classes d’équivalence, entrée null, analyse au bornes (bornes supérieure et inférieur)</w:t>
+        <w:t>Heuristiques utilisées : Classes d’équivalence, entrée null, analyse au bornes (bornes supérieure et inférieur)</w:t>
       </w:r>
     </w:p>
     <w:p>
       <w:pPr>
+        <w:pStyle w:val="Normal"/>
         <w:rPr>
           <w:b/>
           <w:bCs/>
@@ -3663,13 +3338,13 @@
         <w:rPr>
           <w:lang w:val="fr-CA"/>
         </w:rPr>
-        <w:lastRenderedPageBreak/>
         <w:t>Partie 2</w:t>
       </w:r>
       <w:bookmarkEnd w:id="3"/>
     </w:p>
     <w:p>
       <w:pPr>
+        <w:pStyle w:val="Normal"/>
         <w:rPr>
           <w:lang w:val="fr-CA"/>
         </w:rPr>
@@ -3679,157 +3354,76 @@
           <w:lang w:val="fr-CA"/>
         </w:rPr>
         <w:t>Question 2.1</w:t>
-      </w:r>
-      <w:r>
-        <w:rPr>
-          <w:lang w:val="fr-CA"/>
-        </w:rPr>
         <w:tab/>
-      </w:r>
-      <w:r>
-        <w:rPr>
-          <w:lang w:val="fr-CA"/>
-        </w:rPr>
         <w:tab/>
-      </w:r>
-      <w:r>
-        <w:rPr>
-          <w:lang w:val="fr-CA"/>
-        </w:rPr>
         <w:tab/>
-      </w:r>
-      <w:r>
-        <w:rPr>
-          <w:lang w:val="fr-CA"/>
-        </w:rPr>
         <w:tab/>
-      </w:r>
-      <w:r>
-        <w:rPr>
-          <w:lang w:val="fr-CA"/>
-        </w:rPr>
         <w:tab/>
-      </w:r>
-      <w:r>
-        <w:rPr>
-          <w:lang w:val="fr-CA"/>
-        </w:rPr>
         <w:tab/>
-      </w:r>
-      <w:r>
-        <w:rPr>
-          <w:lang w:val="fr-CA"/>
-        </w:rPr>
         <w:tab/>
-      </w:r>
-      <w:r>
-        <w:rPr>
-          <w:lang w:val="fr-CA"/>
-        </w:rPr>
         <w:tab/>
-      </w:r>
-      <w:r>
-        <w:rPr>
-          <w:lang w:val="fr-CA"/>
-        </w:rPr>
         <w:tab/>
-      </w:r>
-      <w:r>
-        <w:rPr>
-          <w:lang w:val="fr-CA"/>
-        </w:rPr>
         <w:tab/>
-      </w:r>
-      <w:r>
-        <w:rPr>
-          <w:lang w:val="fr-CA"/>
-        </w:rPr>
         <w:tab/>
-      </w:r>
-      <w:r>
-        <w:rPr>
-          <w:lang w:val="fr-CA"/>
-        </w:rPr>
         <w:tab/>
-      </w:r>
-      <w:r>
-        <w:rPr>
-          <w:lang w:val="fr-CA"/>
-        </w:rPr>
         <w:tab/>
-      </w:r>
-      <w:r>
-        <w:rPr>
-          <w:lang w:val="fr-CA"/>
-        </w:rPr>
         <w:tab/>
-      </w:r>
-      <w:r>
-        <w:rPr>
-          <w:lang w:val="fr-CA"/>
-        </w:rPr>
         <w:tab/>
-      </w:r>
-      <w:r>
-        <w:rPr>
-          <w:lang w:val="fr-CA"/>
-        </w:rPr>
         <w:tab/>
-      </w:r>
-      <w:r>
-        <w:rPr>
-          <w:lang w:val="fr-CA"/>
-        </w:rPr>
-        <w:tab/>
-      </w:r>
-      <w:r>
-        <w:rPr>
-          <w:lang w:val="fr-CA"/>
-        </w:rPr>
-        <w:tab/>
-      </w:r>
-      <w:r>
-        <w:rPr>
-          <w:lang w:val="fr-CA"/>
-        </w:rPr>
         <w:tab/>
       </w:r>
     </w:p>
     <w:tbl>
       <w:tblPr>
         <w:tblStyle w:val="Grilledutableau"/>
-        <w:tblW w:w="0" w:type="auto"/>
+        <w:tblW w:w="9360" w:type="dxa"/>
+        <w:jc w:val="left"/>
+        <w:tblInd w:w="0" w:type="dxa"/>
         <w:tblLayout w:type="fixed"/>
-        <w:tblLook w:val="06A0" w:firstRow="1" w:lastRow="0" w:firstColumn="1" w:lastColumn="0" w:noHBand="1" w:noVBand="1"/>
+        <w:tblCellMar>
+          <w:top w:w="0" w:type="dxa"/>
+          <w:left w:w="108" w:type="dxa"/>
+          <w:bottom w:w="0" w:type="dxa"/>
+          <w:right w:w="108" w:type="dxa"/>
+        </w:tblCellMar>
+        <w:tblLook w:firstRow="1" w:noVBand="1" w:lastRow="0" w:firstColumn="1" w:lastColumn="0" w:noHBand="1" w:val="06a0"/>
       </w:tblPr>
       <w:tblGrid>
-        <w:gridCol w:w="2355"/>
-        <w:gridCol w:w="2220"/>
+        <w:gridCol w:w="2354"/>
+        <w:gridCol w:w="2221"/>
         <w:gridCol w:w="2296"/>
-        <w:gridCol w:w="2489"/>
+        <w:gridCol w:w="2488"/>
       </w:tblGrid>
       <w:tr>
         <w:trPr>
-          <w:trHeight w:val="390"/>
+          <w:trHeight w:val="390" w:hRule="atLeast"/>
         </w:trPr>
         <w:tc>
           <w:tcPr>
-            <w:tcW w:w="2355" w:type="dxa"/>
-          </w:tcPr>
-          <w:p>
-            <w:pPr>
+            <w:tcW w:w="2354" w:type="dxa"/>
+            <w:tcBorders/>
+          </w:tcPr>
+          <w:p>
+            <w:pPr>
+              <w:pStyle w:val="Normal"/>
+              <w:widowControl/>
+              <w:spacing w:lineRule="auto" w:line="240" w:before="0" w:after="0"/>
               <w:jc w:val="center"/>
               <w:rPr>
-                <w:rFonts w:ascii="Arial" w:eastAsia="Arial" w:hAnsi="Arial" w:cs="Arial"/>
+                <w:rFonts w:ascii="Arial" w:hAnsi="Arial" w:eastAsia="Arial" w:cs="Arial"/>
                 <w:b/>
                 <w:bCs/>
               </w:rPr>
             </w:pPr>
             <w:r>
               <w:rPr>
-                <w:rFonts w:ascii="Arial" w:eastAsia="Arial" w:hAnsi="Arial" w:cs="Arial"/>
+                <w:rFonts w:eastAsia="Arial" w:cs="Arial" w:ascii="Arial" w:hAnsi="Arial"/>
                 <w:b/>
                 <w:bCs/>
+                <w:kern w:val="2"/>
+                <w:sz w:val="24"/>
+                <w:szCs w:val="24"/>
+                <w:lang w:val="en-CA" w:eastAsia="en-US" w:bidi="ar-SA"/>
               </w:rPr>
               <w:t>Paramètres / Conditions d’environnement</w:t>
             </w:r>
@@ -3837,22 +3431,30 @@
         </w:tc>
         <w:tc>
           <w:tcPr>
-            <w:tcW w:w="2220" w:type="dxa"/>
-          </w:tcPr>
-          <w:p>
-            <w:pPr>
+            <w:tcW w:w="2221" w:type="dxa"/>
+            <w:tcBorders/>
+          </w:tcPr>
+          <w:p>
+            <w:pPr>
+              <w:pStyle w:val="Normal"/>
+              <w:widowControl/>
+              <w:spacing w:lineRule="auto" w:line="240" w:before="0" w:after="0"/>
               <w:jc w:val="center"/>
               <w:rPr>
-                <w:rFonts w:ascii="Arial" w:eastAsia="Arial" w:hAnsi="Arial" w:cs="Arial"/>
+                <w:rFonts w:ascii="Arial" w:hAnsi="Arial" w:eastAsia="Arial" w:cs="Arial"/>
                 <w:b/>
                 <w:bCs/>
               </w:rPr>
             </w:pPr>
             <w:r>
               <w:rPr>
-                <w:rFonts w:ascii="Arial" w:eastAsia="Arial" w:hAnsi="Arial" w:cs="Arial"/>
+                <w:rFonts w:eastAsia="Arial" w:cs="Arial" w:ascii="Arial" w:hAnsi="Arial"/>
                 <w:b/>
                 <w:bCs/>
+                <w:kern w:val="2"/>
+                <w:sz w:val="24"/>
+                <w:szCs w:val="24"/>
+                <w:lang w:val="en-CA" w:eastAsia="en-US" w:bidi="ar-SA"/>
               </w:rPr>
               <w:t>Catégories</w:t>
             </w:r>
@@ -3861,21 +3463,29 @@
         <w:tc>
           <w:tcPr>
             <w:tcW w:w="2296" w:type="dxa"/>
-          </w:tcPr>
-          <w:p>
-            <w:pPr>
+            <w:tcBorders/>
+          </w:tcPr>
+          <w:p>
+            <w:pPr>
+              <w:pStyle w:val="Normal"/>
+              <w:widowControl/>
+              <w:spacing w:lineRule="auto" w:line="240" w:before="0" w:after="0"/>
               <w:jc w:val="center"/>
               <w:rPr>
-                <w:rFonts w:ascii="Arial" w:eastAsia="Arial" w:hAnsi="Arial" w:cs="Arial"/>
+                <w:rFonts w:ascii="Arial" w:hAnsi="Arial" w:eastAsia="Arial" w:cs="Arial"/>
                 <w:b/>
                 <w:bCs/>
               </w:rPr>
             </w:pPr>
             <w:r>
               <w:rPr>
-                <w:rFonts w:ascii="Arial" w:eastAsia="Arial" w:hAnsi="Arial" w:cs="Arial"/>
+                <w:rFonts w:eastAsia="Arial" w:cs="Arial" w:ascii="Arial" w:hAnsi="Arial"/>
                 <w:b/>
                 <w:bCs/>
+                <w:kern w:val="2"/>
+                <w:sz w:val="24"/>
+                <w:szCs w:val="24"/>
+                <w:lang w:val="en-CA" w:eastAsia="en-US" w:bidi="ar-SA"/>
               </w:rPr>
               <w:t>Choix</w:t>
             </w:r>
@@ -3883,22 +3493,30 @@
         </w:tc>
         <w:tc>
           <w:tcPr>
-            <w:tcW w:w="2489" w:type="dxa"/>
-          </w:tcPr>
-          <w:p>
-            <w:pPr>
+            <w:tcW w:w="2488" w:type="dxa"/>
+            <w:tcBorders/>
+          </w:tcPr>
+          <w:p>
+            <w:pPr>
+              <w:pStyle w:val="Normal"/>
+              <w:widowControl/>
+              <w:spacing w:lineRule="auto" w:line="240" w:before="0" w:after="0"/>
               <w:jc w:val="center"/>
               <w:rPr>
-                <w:rFonts w:ascii="Arial" w:eastAsia="Arial" w:hAnsi="Arial" w:cs="Arial"/>
+                <w:rFonts w:ascii="Arial" w:hAnsi="Arial" w:eastAsia="Arial" w:cs="Arial"/>
                 <w:b/>
                 <w:bCs/>
               </w:rPr>
             </w:pPr>
             <w:r>
               <w:rPr>
-                <w:rFonts w:ascii="Arial" w:eastAsia="Arial" w:hAnsi="Arial" w:cs="Arial"/>
+                <w:rFonts w:eastAsia="Arial" w:cs="Arial" w:ascii="Arial" w:hAnsi="Arial"/>
                 <w:b/>
                 <w:bCs/>
+                <w:kern w:val="2"/>
+                <w:sz w:val="24"/>
+                <w:szCs w:val="24"/>
+                <w:lang w:val="en-CA" w:eastAsia="en-US" w:bidi="ar-SA"/>
               </w:rPr>
               <w:t>Contraintes</w:t>
             </w:r>
@@ -3907,26 +3525,32 @@
       </w:tr>
       <w:tr>
         <w:trPr>
-          <w:trHeight w:val="390"/>
+          <w:trHeight w:val="390" w:hRule="atLeast"/>
         </w:trPr>
         <w:tc>
           <w:tcPr>
-            <w:tcW w:w="2355" w:type="dxa"/>
-          </w:tcPr>
-          <w:p>
-            <w:pPr>
+            <w:tcW w:w="2354" w:type="dxa"/>
+            <w:tcBorders/>
+          </w:tcPr>
+          <w:p>
+            <w:pPr>
+              <w:pStyle w:val="Normal"/>
+              <w:widowControl/>
+              <w:spacing w:lineRule="auto" w:line="240" w:before="0" w:after="0"/>
               <w:jc w:val="center"/>
               <w:rPr>
-                <w:rFonts w:ascii="Arial" w:eastAsia="Arial" w:hAnsi="Arial" w:cs="Arial"/>
-                <w:sz w:val="18"/>
-                <w:szCs w:val="18"/>
-              </w:rPr>
-            </w:pPr>
-            <w:r>
-              <w:rPr>
-                <w:rFonts w:ascii="Arial" w:eastAsia="Arial" w:hAnsi="Arial" w:cs="Arial"/>
-                <w:sz w:val="18"/>
-                <w:szCs w:val="18"/>
+                <w:rFonts w:ascii="Arial" w:hAnsi="Arial" w:eastAsia="Arial" w:cs="Arial"/>
+                <w:sz w:val="18"/>
+                <w:szCs w:val="18"/>
+              </w:rPr>
+            </w:pPr>
+            <w:r>
+              <w:rPr>
+                <w:rFonts w:eastAsia="Arial" w:cs="Arial" w:ascii="Arial" w:hAnsi="Arial"/>
+                <w:kern w:val="2"/>
+                <w:sz w:val="18"/>
+                <w:szCs w:val="18"/>
+                <w:lang w:val="en-CA" w:eastAsia="en-US" w:bidi="ar-SA"/>
               </w:rPr>
               <w:t>Format de l’entrée</w:t>
             </w:r>
@@ -3934,22 +3558,28 @@
         </w:tc>
         <w:tc>
           <w:tcPr>
-            <w:tcW w:w="2220" w:type="dxa"/>
-          </w:tcPr>
-          <w:p>
-            <w:pPr>
+            <w:tcW w:w="2221" w:type="dxa"/>
+            <w:tcBorders/>
+          </w:tcPr>
+          <w:p>
+            <w:pPr>
+              <w:pStyle w:val="Normal"/>
+              <w:widowControl/>
+              <w:spacing w:lineRule="auto" w:line="240" w:before="0" w:after="0"/>
               <w:jc w:val="center"/>
               <w:rPr>
-                <w:rFonts w:ascii="Arial" w:eastAsia="Arial" w:hAnsi="Arial" w:cs="Arial"/>
-                <w:sz w:val="18"/>
-                <w:szCs w:val="18"/>
-              </w:rPr>
-            </w:pPr>
-            <w:r>
-              <w:rPr>
-                <w:rFonts w:ascii="Arial" w:eastAsia="Arial" w:hAnsi="Arial" w:cs="Arial"/>
-                <w:sz w:val="18"/>
-                <w:szCs w:val="18"/>
+                <w:rFonts w:ascii="Arial" w:hAnsi="Arial" w:eastAsia="Arial" w:cs="Arial"/>
+                <w:sz w:val="18"/>
+                <w:szCs w:val="18"/>
+              </w:rPr>
+            </w:pPr>
+            <w:r>
+              <w:rPr>
+                <w:rFonts w:eastAsia="Arial" w:cs="Arial" w:ascii="Arial" w:hAnsi="Arial"/>
+                <w:kern w:val="2"/>
+                <w:sz w:val="18"/>
+                <w:szCs w:val="18"/>
+                <w:lang w:val="en-CA" w:eastAsia="en-US" w:bidi="ar-SA"/>
               </w:rPr>
               <w:t>ISBN-13 complet</w:t>
             </w:r>
@@ -3958,21 +3588,27 @@
         <w:tc>
           <w:tcPr>
             <w:tcW w:w="2296" w:type="dxa"/>
-          </w:tcPr>
-          <w:p>
-            <w:pPr>
+            <w:tcBorders/>
+          </w:tcPr>
+          <w:p>
+            <w:pPr>
+              <w:pStyle w:val="Normal"/>
+              <w:widowControl/>
+              <w:spacing w:lineRule="auto" w:line="240" w:before="0" w:after="0"/>
               <w:jc w:val="center"/>
               <w:rPr>
-                <w:rFonts w:ascii="Arial" w:eastAsia="Arial" w:hAnsi="Arial" w:cs="Arial"/>
-                <w:sz w:val="18"/>
-                <w:szCs w:val="18"/>
-              </w:rPr>
-            </w:pPr>
-            <w:r>
-              <w:rPr>
-                <w:rFonts w:ascii="Arial" w:eastAsia="Arial" w:hAnsi="Arial" w:cs="Arial"/>
-                <w:sz w:val="18"/>
-                <w:szCs w:val="18"/>
+                <w:rFonts w:ascii="Arial" w:hAnsi="Arial" w:eastAsia="Arial" w:cs="Arial"/>
+                <w:sz w:val="18"/>
+                <w:szCs w:val="18"/>
+              </w:rPr>
+            </w:pPr>
+            <w:r>
+              <w:rPr>
+                <w:rFonts w:eastAsia="Arial" w:cs="Arial" w:ascii="Arial" w:hAnsi="Arial"/>
+                <w:kern w:val="2"/>
+                <w:sz w:val="18"/>
+                <w:szCs w:val="18"/>
+                <w:lang w:val="en-CA" w:eastAsia="en-US" w:bidi="ar-SA"/>
               </w:rPr>
               <w:t>9780134685991</w:t>
             </w:r>
@@ -3980,22 +3616,28 @@
         </w:tc>
         <w:tc>
           <w:tcPr>
-            <w:tcW w:w="2489" w:type="dxa"/>
-          </w:tcPr>
-          <w:p>
-            <w:pPr>
+            <w:tcW w:w="2488" w:type="dxa"/>
+            <w:tcBorders/>
+          </w:tcPr>
+          <w:p>
+            <w:pPr>
+              <w:pStyle w:val="Normal"/>
+              <w:widowControl/>
+              <w:spacing w:lineRule="auto" w:line="240" w:before="0" w:after="0"/>
               <w:jc w:val="center"/>
               <w:rPr>
-                <w:rFonts w:ascii="Arial" w:eastAsia="Arial" w:hAnsi="Arial" w:cs="Arial"/>
-                <w:sz w:val="18"/>
-                <w:szCs w:val="18"/>
-              </w:rPr>
-            </w:pPr>
-            <w:r>
-              <w:rPr>
-                <w:rFonts w:ascii="Arial" w:eastAsia="Arial" w:hAnsi="Arial" w:cs="Arial"/>
-                <w:sz w:val="18"/>
-                <w:szCs w:val="18"/>
+                <w:rFonts w:ascii="Arial" w:hAnsi="Arial" w:eastAsia="Arial" w:cs="Arial"/>
+                <w:sz w:val="18"/>
+                <w:szCs w:val="18"/>
+              </w:rPr>
+            </w:pPr>
+            <w:r>
+              <w:rPr>
+                <w:rFonts w:eastAsia="Arial" w:cs="Arial" w:ascii="Arial" w:hAnsi="Arial"/>
+                <w:kern w:val="2"/>
+                <w:sz w:val="18"/>
+                <w:szCs w:val="18"/>
+                <w:lang w:val="en-CA" w:eastAsia="en-US" w:bidi="ar-SA"/>
               </w:rPr>
               <w:t>Doit contenir 13 chiffres numériques</w:t>
             </w:r>
@@ -4004,26 +3646,32 @@
       </w:tr>
       <w:tr>
         <w:trPr>
-          <w:trHeight w:val="390"/>
+          <w:trHeight w:val="390" w:hRule="atLeast"/>
         </w:trPr>
         <w:tc>
           <w:tcPr>
-            <w:tcW w:w="2355" w:type="dxa"/>
-          </w:tcPr>
-          <w:p>
-            <w:pPr>
+            <w:tcW w:w="2354" w:type="dxa"/>
+            <w:tcBorders/>
+          </w:tcPr>
+          <w:p>
+            <w:pPr>
+              <w:pStyle w:val="Normal"/>
+              <w:widowControl/>
+              <w:spacing w:lineRule="auto" w:line="240" w:before="0" w:after="0"/>
               <w:jc w:val="center"/>
               <w:rPr>
-                <w:rFonts w:ascii="Arial" w:eastAsia="Arial" w:hAnsi="Arial" w:cs="Arial"/>
-                <w:sz w:val="18"/>
-                <w:szCs w:val="18"/>
-              </w:rPr>
-            </w:pPr>
-            <w:r>
-              <w:rPr>
-                <w:rFonts w:ascii="Arial" w:eastAsia="Arial" w:hAnsi="Arial" w:cs="Arial"/>
-                <w:sz w:val="18"/>
-                <w:szCs w:val="18"/>
+                <w:rFonts w:ascii="Arial" w:hAnsi="Arial" w:eastAsia="Arial" w:cs="Arial"/>
+                <w:sz w:val="18"/>
+                <w:szCs w:val="18"/>
+              </w:rPr>
+            </w:pPr>
+            <w:r>
+              <w:rPr>
+                <w:rFonts w:eastAsia="Arial" w:cs="Arial" w:ascii="Arial" w:hAnsi="Arial"/>
+                <w:kern w:val="2"/>
+                <w:sz w:val="18"/>
+                <w:szCs w:val="18"/>
+                <w:lang w:val="en-CA" w:eastAsia="en-US" w:bidi="ar-SA"/>
               </w:rPr>
               <w:t>Format de l’entrée</w:t>
             </w:r>
@@ -4031,22 +3679,28 @@
         </w:tc>
         <w:tc>
           <w:tcPr>
-            <w:tcW w:w="2220" w:type="dxa"/>
-          </w:tcPr>
-          <w:p>
-            <w:pPr>
+            <w:tcW w:w="2221" w:type="dxa"/>
+            <w:tcBorders/>
+          </w:tcPr>
+          <w:p>
+            <w:pPr>
+              <w:pStyle w:val="Normal"/>
+              <w:widowControl/>
+              <w:spacing w:lineRule="auto" w:line="240" w:before="0" w:after="0"/>
               <w:jc w:val="center"/>
               <w:rPr>
-                <w:rFonts w:ascii="Arial" w:eastAsia="Arial" w:hAnsi="Arial" w:cs="Arial"/>
-                <w:sz w:val="18"/>
-                <w:szCs w:val="18"/>
-              </w:rPr>
-            </w:pPr>
-            <w:r>
-              <w:rPr>
-                <w:rFonts w:ascii="Arial" w:eastAsia="Arial" w:hAnsi="Arial" w:cs="Arial"/>
-                <w:sz w:val="18"/>
-                <w:szCs w:val="18"/>
+                <w:rFonts w:ascii="Arial" w:hAnsi="Arial" w:eastAsia="Arial" w:cs="Arial"/>
+                <w:sz w:val="18"/>
+                <w:szCs w:val="18"/>
+              </w:rPr>
+            </w:pPr>
+            <w:r>
+              <w:rPr>
+                <w:rFonts w:eastAsia="Arial" w:cs="Arial" w:ascii="Arial" w:hAnsi="Arial"/>
+                <w:kern w:val="2"/>
+                <w:sz w:val="18"/>
+                <w:szCs w:val="18"/>
+                <w:lang w:val="en-CA" w:eastAsia="en-US" w:bidi="ar-SA"/>
               </w:rPr>
               <w:t>ISBN-10 complet</w:t>
             </w:r>
@@ -4055,21 +3709,27 @@
         <w:tc>
           <w:tcPr>
             <w:tcW w:w="2296" w:type="dxa"/>
-          </w:tcPr>
-          <w:p>
-            <w:pPr>
+            <w:tcBorders/>
+          </w:tcPr>
+          <w:p>
+            <w:pPr>
+              <w:pStyle w:val="Normal"/>
+              <w:widowControl/>
+              <w:spacing w:lineRule="auto" w:line="240" w:before="0" w:after="0"/>
               <w:jc w:val="center"/>
               <w:rPr>
-                <w:rFonts w:ascii="Arial" w:eastAsia="Arial" w:hAnsi="Arial" w:cs="Arial"/>
-                <w:sz w:val="18"/>
-                <w:szCs w:val="18"/>
-              </w:rPr>
-            </w:pPr>
-            <w:r>
-              <w:rPr>
-                <w:rFonts w:ascii="Arial" w:eastAsia="Arial" w:hAnsi="Arial" w:cs="Arial"/>
-                <w:sz w:val="18"/>
-                <w:szCs w:val="18"/>
+                <w:rFonts w:ascii="Arial" w:hAnsi="Arial" w:eastAsia="Arial" w:cs="Arial"/>
+                <w:sz w:val="18"/>
+                <w:szCs w:val="18"/>
+              </w:rPr>
+            </w:pPr>
+            <w:r>
+              <w:rPr>
+                <w:rFonts w:eastAsia="Arial" w:cs="Arial" w:ascii="Arial" w:hAnsi="Arial"/>
+                <w:kern w:val="2"/>
+                <w:sz w:val="18"/>
+                <w:szCs w:val="18"/>
+                <w:lang w:val="en-CA" w:eastAsia="en-US" w:bidi="ar-SA"/>
               </w:rPr>
               <w:t>134685997</w:t>
             </w:r>
@@ -4077,24 +3737,29 @@
         </w:tc>
         <w:tc>
           <w:tcPr>
-            <w:tcW w:w="2489" w:type="dxa"/>
-          </w:tcPr>
-          <w:p>
-            <w:pPr>
+            <w:tcW w:w="2488" w:type="dxa"/>
+            <w:tcBorders/>
+          </w:tcPr>
+          <w:p>
+            <w:pPr>
+              <w:pStyle w:val="Normal"/>
+              <w:widowControl/>
+              <w:spacing w:lineRule="auto" w:line="240" w:before="0" w:after="0"/>
               <w:jc w:val="center"/>
               <w:rPr>
-                <w:rFonts w:ascii="Arial" w:eastAsia="Arial" w:hAnsi="Arial" w:cs="Arial"/>
-                <w:sz w:val="18"/>
-                <w:szCs w:val="18"/>
-                <w:lang w:val="fr-CA"/>
-              </w:rPr>
-            </w:pPr>
-            <w:r>
-              <w:rPr>
-                <w:rFonts w:ascii="Arial" w:eastAsia="Arial" w:hAnsi="Arial" w:cs="Arial"/>
-                <w:sz w:val="18"/>
-                <w:szCs w:val="18"/>
-                <w:lang w:val="fr-CA"/>
+                <w:rFonts w:ascii="Arial" w:hAnsi="Arial" w:eastAsia="Arial" w:cs="Arial"/>
+                <w:sz w:val="18"/>
+                <w:szCs w:val="18"/>
+                <w:lang w:val="fr-CA"/>
+              </w:rPr>
+            </w:pPr>
+            <w:r>
+              <w:rPr>
+                <w:rFonts w:eastAsia="Arial" w:cs="Arial" w:ascii="Arial" w:hAnsi="Arial"/>
+                <w:kern w:val="2"/>
+                <w:sz w:val="18"/>
+                <w:szCs w:val="18"/>
+                <w:lang w:val="fr-CA" w:eastAsia="en-US" w:bidi="ar-SA"/>
               </w:rPr>
               <w:t>Doit contenir 10 chiffres (dernier peut être X)</w:t>
             </w:r>
@@ -4103,26 +3768,32 @@
       </w:tr>
       <w:tr>
         <w:trPr>
-          <w:trHeight w:val="390"/>
+          <w:trHeight w:val="390" w:hRule="atLeast"/>
         </w:trPr>
         <w:tc>
           <w:tcPr>
-            <w:tcW w:w="2355" w:type="dxa"/>
-          </w:tcPr>
-          <w:p>
-            <w:pPr>
+            <w:tcW w:w="2354" w:type="dxa"/>
+            <w:tcBorders/>
+          </w:tcPr>
+          <w:p>
+            <w:pPr>
+              <w:pStyle w:val="Normal"/>
+              <w:widowControl/>
+              <w:spacing w:lineRule="auto" w:line="240" w:before="0" w:after="0"/>
               <w:jc w:val="center"/>
               <w:rPr>
-                <w:rFonts w:ascii="Arial" w:eastAsia="Arial" w:hAnsi="Arial" w:cs="Arial"/>
-                <w:sz w:val="18"/>
-                <w:szCs w:val="18"/>
-              </w:rPr>
-            </w:pPr>
-            <w:r>
-              <w:rPr>
-                <w:rFonts w:ascii="Arial" w:eastAsia="Arial" w:hAnsi="Arial" w:cs="Arial"/>
-                <w:sz w:val="18"/>
-                <w:szCs w:val="18"/>
+                <w:rFonts w:ascii="Arial" w:hAnsi="Arial" w:eastAsia="Arial" w:cs="Arial"/>
+                <w:sz w:val="18"/>
+                <w:szCs w:val="18"/>
+              </w:rPr>
+            </w:pPr>
+            <w:r>
+              <w:rPr>
+                <w:rFonts w:eastAsia="Arial" w:cs="Arial" w:ascii="Arial" w:hAnsi="Arial"/>
+                <w:kern w:val="2"/>
+                <w:sz w:val="18"/>
+                <w:szCs w:val="18"/>
+                <w:lang w:val="en-CA" w:eastAsia="en-US" w:bidi="ar-SA"/>
               </w:rPr>
               <w:t>Format de l’entrée</w:t>
             </w:r>
@@ -4130,24 +3801,29 @@
         </w:tc>
         <w:tc>
           <w:tcPr>
-            <w:tcW w:w="2220" w:type="dxa"/>
-          </w:tcPr>
-          <w:p>
-            <w:pPr>
+            <w:tcW w:w="2221" w:type="dxa"/>
+            <w:tcBorders/>
+          </w:tcPr>
+          <w:p>
+            <w:pPr>
+              <w:pStyle w:val="Normal"/>
+              <w:widowControl/>
+              <w:spacing w:lineRule="auto" w:line="240" w:before="0" w:after="0"/>
               <w:jc w:val="center"/>
               <w:rPr>
-                <w:rFonts w:ascii="Arial" w:eastAsia="Arial" w:hAnsi="Arial" w:cs="Arial"/>
-                <w:sz w:val="18"/>
-                <w:szCs w:val="18"/>
-                <w:lang w:val="fr-CA"/>
-              </w:rPr>
-            </w:pPr>
-            <w:r>
-              <w:rPr>
-                <w:rFonts w:ascii="Arial" w:eastAsia="Arial" w:hAnsi="Arial" w:cs="Arial"/>
-                <w:sz w:val="18"/>
-                <w:szCs w:val="18"/>
-                <w:lang w:val="fr-CA"/>
+                <w:rFonts w:ascii="Arial" w:hAnsi="Arial" w:eastAsia="Arial" w:cs="Arial"/>
+                <w:sz w:val="18"/>
+                <w:szCs w:val="18"/>
+                <w:lang w:val="fr-CA"/>
+              </w:rPr>
+            </w:pPr>
+            <w:r>
+              <w:rPr>
+                <w:rFonts w:eastAsia="Arial" w:cs="Arial" w:ascii="Arial" w:hAnsi="Arial"/>
+                <w:kern w:val="2"/>
+                <w:sz w:val="18"/>
+                <w:szCs w:val="18"/>
+                <w:lang w:val="fr-CA" w:eastAsia="en-US" w:bidi="ar-SA"/>
               </w:rPr>
               <w:t>ISBN incomplet ou trop long</w:t>
             </w:r>
@@ -4156,21 +3832,27 @@
         <w:tc>
           <w:tcPr>
             <w:tcW w:w="2296" w:type="dxa"/>
-          </w:tcPr>
-          <w:p>
-            <w:pPr>
+            <w:tcBorders/>
+          </w:tcPr>
+          <w:p>
+            <w:pPr>
+              <w:pStyle w:val="Normal"/>
+              <w:widowControl/>
+              <w:spacing w:lineRule="auto" w:line="240" w:before="0" w:after="0"/>
               <w:jc w:val="center"/>
               <w:rPr>
-                <w:rFonts w:ascii="Arial" w:eastAsia="Arial" w:hAnsi="Arial" w:cs="Arial"/>
-                <w:sz w:val="18"/>
-                <w:szCs w:val="18"/>
-              </w:rPr>
-            </w:pPr>
-            <w:r>
-              <w:rPr>
-                <w:rFonts w:ascii="Arial" w:eastAsia="Arial" w:hAnsi="Arial" w:cs="Arial"/>
-                <w:sz w:val="18"/>
-                <w:szCs w:val="18"/>
+                <w:rFonts w:ascii="Arial" w:hAnsi="Arial" w:eastAsia="Arial" w:cs="Arial"/>
+                <w:sz w:val="18"/>
+                <w:szCs w:val="18"/>
+              </w:rPr>
+            </w:pPr>
+            <w:r>
+              <w:rPr>
+                <w:rFonts w:eastAsia="Arial" w:cs="Arial" w:ascii="Arial" w:hAnsi="Arial"/>
+                <w:kern w:val="2"/>
+                <w:sz w:val="18"/>
+                <w:szCs w:val="18"/>
+                <w:lang w:val="en-CA" w:eastAsia="en-US" w:bidi="ar-SA"/>
               </w:rPr>
               <w:t>123456789, 978013468599123</w:t>
             </w:r>
@@ -4178,24 +3860,29 @@
         </w:tc>
         <w:tc>
           <w:tcPr>
-            <w:tcW w:w="2489" w:type="dxa"/>
-          </w:tcPr>
-          <w:p>
-            <w:pPr>
+            <w:tcW w:w="2488" w:type="dxa"/>
+            <w:tcBorders/>
+          </w:tcPr>
+          <w:p>
+            <w:pPr>
+              <w:pStyle w:val="Normal"/>
+              <w:widowControl/>
+              <w:spacing w:lineRule="auto" w:line="240" w:before="0" w:after="0"/>
               <w:jc w:val="center"/>
               <w:rPr>
-                <w:rFonts w:ascii="Arial" w:eastAsia="Arial" w:hAnsi="Arial" w:cs="Arial"/>
-                <w:sz w:val="18"/>
-                <w:szCs w:val="18"/>
-                <w:lang w:val="fr-CA"/>
-              </w:rPr>
-            </w:pPr>
-            <w:r>
-              <w:rPr>
-                <w:rFonts w:ascii="Arial" w:eastAsia="Arial" w:hAnsi="Arial" w:cs="Arial"/>
-                <w:sz w:val="18"/>
-                <w:szCs w:val="18"/>
-                <w:lang w:val="fr-CA"/>
+                <w:rFonts w:ascii="Arial" w:hAnsi="Arial" w:eastAsia="Arial" w:cs="Arial"/>
+                <w:sz w:val="18"/>
+                <w:szCs w:val="18"/>
+                <w:lang w:val="fr-CA"/>
+              </w:rPr>
+            </w:pPr>
+            <w:r>
+              <w:rPr>
+                <w:rFonts w:eastAsia="Arial" w:cs="Arial" w:ascii="Arial" w:hAnsi="Arial"/>
+                <w:kern w:val="2"/>
+                <w:sz w:val="18"/>
+                <w:szCs w:val="18"/>
+                <w:lang w:val="fr-CA" w:eastAsia="en-US" w:bidi="ar-SA"/>
               </w:rPr>
               <w:t>Doit être exactement 10 ou 13 chiffres</w:t>
             </w:r>
@@ -4204,28 +3891,33 @@
       </w:tr>
       <w:tr>
         <w:trPr>
-          <w:trHeight w:val="390"/>
+          <w:trHeight w:val="390" w:hRule="atLeast"/>
         </w:trPr>
         <w:tc>
           <w:tcPr>
-            <w:tcW w:w="2355" w:type="dxa"/>
-          </w:tcPr>
-          <w:p>
-            <w:pPr>
+            <w:tcW w:w="2354" w:type="dxa"/>
+            <w:tcBorders/>
+          </w:tcPr>
+          <w:p>
+            <w:pPr>
+              <w:pStyle w:val="Normal"/>
+              <w:widowControl/>
+              <w:spacing w:lineRule="auto" w:line="240" w:before="0" w:after="0"/>
               <w:jc w:val="center"/>
               <w:rPr>
-                <w:rFonts w:ascii="Arial" w:eastAsia="Arial" w:hAnsi="Arial" w:cs="Arial"/>
-                <w:sz w:val="18"/>
-                <w:szCs w:val="18"/>
-                <w:lang w:val="fr-CA"/>
-              </w:rPr>
-            </w:pPr>
-            <w:r>
-              <w:rPr>
-                <w:rFonts w:ascii="Arial" w:eastAsia="Arial" w:hAnsi="Arial" w:cs="Arial"/>
-                <w:sz w:val="18"/>
-                <w:szCs w:val="18"/>
-                <w:lang w:val="fr-CA"/>
+                <w:rFonts w:ascii="Arial" w:hAnsi="Arial" w:eastAsia="Arial" w:cs="Arial"/>
+                <w:sz w:val="18"/>
+                <w:szCs w:val="18"/>
+                <w:lang w:val="fr-CA"/>
+              </w:rPr>
+            </w:pPr>
+            <w:r>
+              <w:rPr>
+                <w:rFonts w:eastAsia="Arial" w:cs="Arial" w:ascii="Arial" w:hAnsi="Arial"/>
+                <w:kern w:val="2"/>
+                <w:sz w:val="18"/>
+                <w:szCs w:val="18"/>
+                <w:lang w:val="fr-CA" w:eastAsia="en-US" w:bidi="ar-SA"/>
               </w:rPr>
               <w:t>Validité de la somme de contrôle</w:t>
             </w:r>
@@ -4233,22 +3925,28 @@
         </w:tc>
         <w:tc>
           <w:tcPr>
-            <w:tcW w:w="2220" w:type="dxa"/>
-          </w:tcPr>
-          <w:p>
-            <w:pPr>
+            <w:tcW w:w="2221" w:type="dxa"/>
+            <w:tcBorders/>
+          </w:tcPr>
+          <w:p>
+            <w:pPr>
+              <w:pStyle w:val="Normal"/>
+              <w:widowControl/>
+              <w:spacing w:lineRule="auto" w:line="240" w:before="0" w:after="0"/>
               <w:jc w:val="center"/>
               <w:rPr>
-                <w:rFonts w:ascii="Arial" w:eastAsia="Arial" w:hAnsi="Arial" w:cs="Arial"/>
-                <w:sz w:val="18"/>
-                <w:szCs w:val="18"/>
-              </w:rPr>
-            </w:pPr>
-            <w:r>
-              <w:rPr>
-                <w:rFonts w:ascii="Arial" w:eastAsia="Arial" w:hAnsi="Arial" w:cs="Arial"/>
-                <w:sz w:val="18"/>
-                <w:szCs w:val="18"/>
+                <w:rFonts w:ascii="Arial" w:hAnsi="Arial" w:eastAsia="Arial" w:cs="Arial"/>
+                <w:sz w:val="18"/>
+                <w:szCs w:val="18"/>
+              </w:rPr>
+            </w:pPr>
+            <w:r>
+              <w:rPr>
+                <w:rFonts w:eastAsia="Arial" w:cs="Arial" w:ascii="Arial" w:hAnsi="Arial"/>
+                <w:kern w:val="2"/>
+                <w:sz w:val="18"/>
+                <w:szCs w:val="18"/>
+                <w:lang w:val="en-CA" w:eastAsia="en-US" w:bidi="ar-SA"/>
               </w:rPr>
               <w:t>Somme valide</w:t>
             </w:r>
@@ -4257,21 +3955,27 @@
         <w:tc>
           <w:tcPr>
             <w:tcW w:w="2296" w:type="dxa"/>
-          </w:tcPr>
-          <w:p>
-            <w:pPr>
+            <w:tcBorders/>
+          </w:tcPr>
+          <w:p>
+            <w:pPr>
+              <w:pStyle w:val="Normal"/>
+              <w:widowControl/>
+              <w:spacing w:lineRule="auto" w:line="240" w:before="0" w:after="0"/>
               <w:jc w:val="center"/>
               <w:rPr>
-                <w:rFonts w:ascii="Arial" w:eastAsia="Arial" w:hAnsi="Arial" w:cs="Arial"/>
-                <w:sz w:val="18"/>
-                <w:szCs w:val="18"/>
-              </w:rPr>
-            </w:pPr>
-            <w:r>
-              <w:rPr>
-                <w:rFonts w:ascii="Arial" w:eastAsia="Arial" w:hAnsi="Arial" w:cs="Arial"/>
-                <w:sz w:val="18"/>
-                <w:szCs w:val="18"/>
+                <w:rFonts w:ascii="Arial" w:hAnsi="Arial" w:eastAsia="Arial" w:cs="Arial"/>
+                <w:sz w:val="18"/>
+                <w:szCs w:val="18"/>
+              </w:rPr>
+            </w:pPr>
+            <w:r>
+              <w:rPr>
+                <w:rFonts w:eastAsia="Arial" w:cs="Arial" w:ascii="Arial" w:hAnsi="Arial"/>
+                <w:kern w:val="2"/>
+                <w:sz w:val="18"/>
+                <w:szCs w:val="18"/>
+                <w:lang w:val="en-CA" w:eastAsia="en-US" w:bidi="ar-SA"/>
               </w:rPr>
               <w:t>9780134685991, 0134685997</w:t>
             </w:r>
@@ -4279,22 +3983,28 @@
         </w:tc>
         <w:tc>
           <w:tcPr>
-            <w:tcW w:w="2489" w:type="dxa"/>
-          </w:tcPr>
-          <w:p>
-            <w:pPr>
+            <w:tcW w:w="2488" w:type="dxa"/>
+            <w:tcBorders/>
+          </w:tcPr>
+          <w:p>
+            <w:pPr>
+              <w:pStyle w:val="Normal"/>
+              <w:widowControl/>
+              <w:spacing w:lineRule="auto" w:line="240" w:before="0" w:after="0"/>
               <w:jc w:val="center"/>
               <w:rPr>
-                <w:rFonts w:ascii="Arial" w:eastAsia="Arial" w:hAnsi="Arial" w:cs="Arial"/>
-                <w:sz w:val="18"/>
-                <w:szCs w:val="18"/>
-              </w:rPr>
-            </w:pPr>
-            <w:r>
-              <w:rPr>
-                <w:rFonts w:ascii="Arial" w:eastAsia="Arial" w:hAnsi="Arial" w:cs="Arial"/>
-                <w:sz w:val="18"/>
-                <w:szCs w:val="18"/>
+                <w:rFonts w:ascii="Arial" w:hAnsi="Arial" w:eastAsia="Arial" w:cs="Arial"/>
+                <w:sz w:val="18"/>
+                <w:szCs w:val="18"/>
+              </w:rPr>
+            </w:pPr>
+            <w:r>
+              <w:rPr>
+                <w:rFonts w:eastAsia="Arial" w:cs="Arial" w:ascii="Arial" w:hAnsi="Arial"/>
+                <w:kern w:val="2"/>
+                <w:sz w:val="18"/>
+                <w:szCs w:val="18"/>
+                <w:lang w:val="en-CA" w:eastAsia="en-US" w:bidi="ar-SA"/>
               </w:rPr>
               <w:t>Somme de contrôle correcte</w:t>
             </w:r>
@@ -4303,28 +4013,33 @@
       </w:tr>
       <w:tr>
         <w:trPr>
-          <w:trHeight w:val="390"/>
+          <w:trHeight w:val="390" w:hRule="atLeast"/>
         </w:trPr>
         <w:tc>
           <w:tcPr>
-            <w:tcW w:w="2355" w:type="dxa"/>
-          </w:tcPr>
-          <w:p>
-            <w:pPr>
+            <w:tcW w:w="2354" w:type="dxa"/>
+            <w:tcBorders/>
+          </w:tcPr>
+          <w:p>
+            <w:pPr>
+              <w:pStyle w:val="Normal"/>
+              <w:widowControl/>
+              <w:spacing w:lineRule="auto" w:line="240" w:before="0" w:after="0"/>
               <w:jc w:val="center"/>
               <w:rPr>
-                <w:rFonts w:ascii="Arial" w:eastAsia="Arial" w:hAnsi="Arial" w:cs="Arial"/>
-                <w:sz w:val="18"/>
-                <w:szCs w:val="18"/>
-                <w:lang w:val="fr-CA"/>
-              </w:rPr>
-            </w:pPr>
-            <w:r>
-              <w:rPr>
-                <w:rFonts w:ascii="Arial" w:eastAsia="Arial" w:hAnsi="Arial" w:cs="Arial"/>
-                <w:sz w:val="18"/>
-                <w:szCs w:val="18"/>
-                <w:lang w:val="fr-CA"/>
+                <w:rFonts w:ascii="Arial" w:hAnsi="Arial" w:eastAsia="Arial" w:cs="Arial"/>
+                <w:sz w:val="18"/>
+                <w:szCs w:val="18"/>
+                <w:lang w:val="fr-CA"/>
+              </w:rPr>
+            </w:pPr>
+            <w:r>
+              <w:rPr>
+                <w:rFonts w:eastAsia="Arial" w:cs="Arial" w:ascii="Arial" w:hAnsi="Arial"/>
+                <w:kern w:val="2"/>
+                <w:sz w:val="18"/>
+                <w:szCs w:val="18"/>
+                <w:lang w:val="fr-CA" w:eastAsia="en-US" w:bidi="ar-SA"/>
               </w:rPr>
               <w:t>Validité de la somme de contrôle</w:t>
             </w:r>
@@ -4332,22 +4047,28 @@
         </w:tc>
         <w:tc>
           <w:tcPr>
-            <w:tcW w:w="2220" w:type="dxa"/>
-          </w:tcPr>
-          <w:p>
-            <w:pPr>
+            <w:tcW w:w="2221" w:type="dxa"/>
+            <w:tcBorders/>
+          </w:tcPr>
+          <w:p>
+            <w:pPr>
+              <w:pStyle w:val="Normal"/>
+              <w:widowControl/>
+              <w:spacing w:lineRule="auto" w:line="240" w:before="0" w:after="0"/>
               <w:jc w:val="center"/>
               <w:rPr>
-                <w:rFonts w:ascii="Arial" w:eastAsia="Arial" w:hAnsi="Arial" w:cs="Arial"/>
-                <w:sz w:val="18"/>
-                <w:szCs w:val="18"/>
-              </w:rPr>
-            </w:pPr>
-            <w:r>
-              <w:rPr>
-                <w:rFonts w:ascii="Arial" w:eastAsia="Arial" w:hAnsi="Arial" w:cs="Arial"/>
-                <w:sz w:val="18"/>
-                <w:szCs w:val="18"/>
+                <w:rFonts w:ascii="Arial" w:hAnsi="Arial" w:eastAsia="Arial" w:cs="Arial"/>
+                <w:sz w:val="18"/>
+                <w:szCs w:val="18"/>
+              </w:rPr>
+            </w:pPr>
+            <w:r>
+              <w:rPr>
+                <w:rFonts w:eastAsia="Arial" w:cs="Arial" w:ascii="Arial" w:hAnsi="Arial"/>
+                <w:kern w:val="2"/>
+                <w:sz w:val="18"/>
+                <w:szCs w:val="18"/>
+                <w:lang w:val="en-CA" w:eastAsia="en-US" w:bidi="ar-SA"/>
               </w:rPr>
               <w:t>Somme invalide</w:t>
             </w:r>
@@ -4356,21 +4077,27 @@
         <w:tc>
           <w:tcPr>
             <w:tcW w:w="2296" w:type="dxa"/>
-          </w:tcPr>
-          <w:p>
-            <w:pPr>
+            <w:tcBorders/>
+          </w:tcPr>
+          <w:p>
+            <w:pPr>
+              <w:pStyle w:val="Normal"/>
+              <w:widowControl/>
+              <w:spacing w:lineRule="auto" w:line="240" w:before="0" w:after="0"/>
               <w:jc w:val="center"/>
               <w:rPr>
-                <w:rFonts w:ascii="Arial" w:eastAsia="Arial" w:hAnsi="Arial" w:cs="Arial"/>
-                <w:sz w:val="18"/>
-                <w:szCs w:val="18"/>
-              </w:rPr>
-            </w:pPr>
-            <w:r>
-              <w:rPr>
-                <w:rFonts w:ascii="Arial" w:eastAsia="Arial" w:hAnsi="Arial" w:cs="Arial"/>
-                <w:sz w:val="18"/>
-                <w:szCs w:val="18"/>
+                <w:rFonts w:ascii="Arial" w:hAnsi="Arial" w:eastAsia="Arial" w:cs="Arial"/>
+                <w:sz w:val="18"/>
+                <w:szCs w:val="18"/>
+              </w:rPr>
+            </w:pPr>
+            <w:r>
+              <w:rPr>
+                <w:rFonts w:eastAsia="Arial" w:cs="Arial" w:ascii="Arial" w:hAnsi="Arial"/>
+                <w:kern w:val="2"/>
+                <w:sz w:val="18"/>
+                <w:szCs w:val="18"/>
+                <w:lang w:val="en-CA" w:eastAsia="en-US" w:bidi="ar-SA"/>
               </w:rPr>
               <w:t>9780134685990, 0134685998</w:t>
             </w:r>
@@ -4378,22 +4105,28 @@
         </w:tc>
         <w:tc>
           <w:tcPr>
-            <w:tcW w:w="2489" w:type="dxa"/>
-          </w:tcPr>
-          <w:p>
-            <w:pPr>
+            <w:tcW w:w="2488" w:type="dxa"/>
+            <w:tcBorders/>
+          </w:tcPr>
+          <w:p>
+            <w:pPr>
+              <w:pStyle w:val="Normal"/>
+              <w:widowControl/>
+              <w:spacing w:lineRule="auto" w:line="240" w:before="0" w:after="0"/>
               <w:jc w:val="center"/>
               <w:rPr>
-                <w:rFonts w:ascii="Arial" w:eastAsia="Arial" w:hAnsi="Arial" w:cs="Arial"/>
-                <w:sz w:val="18"/>
-                <w:szCs w:val="18"/>
-              </w:rPr>
-            </w:pPr>
-            <w:r>
-              <w:rPr>
-                <w:rFonts w:ascii="Arial" w:eastAsia="Arial" w:hAnsi="Arial" w:cs="Arial"/>
-                <w:sz w:val="18"/>
-                <w:szCs w:val="18"/>
+                <w:rFonts w:ascii="Arial" w:hAnsi="Arial" w:eastAsia="Arial" w:cs="Arial"/>
+                <w:sz w:val="18"/>
+                <w:szCs w:val="18"/>
+              </w:rPr>
+            </w:pPr>
+            <w:r>
+              <w:rPr>
+                <w:rFonts w:eastAsia="Arial" w:cs="Arial" w:ascii="Arial" w:hAnsi="Arial"/>
+                <w:kern w:val="2"/>
+                <w:sz w:val="18"/>
+                <w:szCs w:val="18"/>
+                <w:lang w:val="en-CA" w:eastAsia="en-US" w:bidi="ar-SA"/>
               </w:rPr>
               <w:t>Retourner message d’erreur</w:t>
             </w:r>
@@ -4402,26 +4135,32 @@
       </w:tr>
       <w:tr>
         <w:trPr>
-          <w:trHeight w:val="390"/>
+          <w:trHeight w:val="390" w:hRule="atLeast"/>
         </w:trPr>
         <w:tc>
           <w:tcPr>
-            <w:tcW w:w="2355" w:type="dxa"/>
-          </w:tcPr>
-          <w:p>
-            <w:pPr>
+            <w:tcW w:w="2354" w:type="dxa"/>
+            <w:tcBorders/>
+          </w:tcPr>
+          <w:p>
+            <w:pPr>
+              <w:pStyle w:val="Normal"/>
+              <w:widowControl/>
+              <w:spacing w:lineRule="auto" w:line="240" w:before="0" w:after="0"/>
               <w:jc w:val="center"/>
               <w:rPr>
-                <w:rFonts w:ascii="Arial" w:eastAsia="Arial" w:hAnsi="Arial" w:cs="Arial"/>
-                <w:sz w:val="18"/>
-                <w:szCs w:val="18"/>
-              </w:rPr>
-            </w:pPr>
-            <w:r>
-              <w:rPr>
-                <w:rFonts w:ascii="Arial" w:eastAsia="Arial" w:hAnsi="Arial" w:cs="Arial"/>
-                <w:sz w:val="18"/>
-                <w:szCs w:val="18"/>
+                <w:rFonts w:ascii="Arial" w:hAnsi="Arial" w:eastAsia="Arial" w:cs="Arial"/>
+                <w:sz w:val="18"/>
+                <w:szCs w:val="18"/>
+              </w:rPr>
+            </w:pPr>
+            <w:r>
+              <w:rPr>
+                <w:rFonts w:eastAsia="Arial" w:cs="Arial" w:ascii="Arial" w:hAnsi="Arial"/>
+                <w:kern w:val="2"/>
+                <w:sz w:val="18"/>
+                <w:szCs w:val="18"/>
+                <w:lang w:val="en-CA" w:eastAsia="en-US" w:bidi="ar-SA"/>
               </w:rPr>
               <w:t>Présence de bruit externe</w:t>
             </w:r>
@@ -4429,22 +4168,28 @@
         </w:tc>
         <w:tc>
           <w:tcPr>
-            <w:tcW w:w="2220" w:type="dxa"/>
-          </w:tcPr>
-          <w:p>
-            <w:pPr>
+            <w:tcW w:w="2221" w:type="dxa"/>
+            <w:tcBorders/>
+          </w:tcPr>
+          <w:p>
+            <w:pPr>
+              <w:pStyle w:val="Normal"/>
+              <w:widowControl/>
+              <w:spacing w:lineRule="auto" w:line="240" w:before="0" w:after="0"/>
               <w:jc w:val="center"/>
               <w:rPr>
-                <w:rFonts w:ascii="Arial" w:eastAsia="Arial" w:hAnsi="Arial" w:cs="Arial"/>
-                <w:sz w:val="18"/>
-                <w:szCs w:val="18"/>
-              </w:rPr>
-            </w:pPr>
-            <w:r>
-              <w:rPr>
-                <w:rFonts w:ascii="Arial" w:eastAsia="Arial" w:hAnsi="Arial" w:cs="Arial"/>
-                <w:sz w:val="18"/>
-                <w:szCs w:val="18"/>
+                <w:rFonts w:ascii="Arial" w:hAnsi="Arial" w:eastAsia="Arial" w:cs="Arial"/>
+                <w:sz w:val="18"/>
+                <w:szCs w:val="18"/>
+              </w:rPr>
+            </w:pPr>
+            <w:r>
+              <w:rPr>
+                <w:rFonts w:eastAsia="Arial" w:cs="Arial" w:ascii="Arial" w:hAnsi="Arial"/>
+                <w:kern w:val="2"/>
+                <w:sz w:val="18"/>
+                <w:szCs w:val="18"/>
+                <w:lang w:val="en-CA" w:eastAsia="en-US" w:bidi="ar-SA"/>
               </w:rPr>
               <w:t>Aucun bruit</w:t>
             </w:r>
@@ -4453,21 +4198,27 @@
         <w:tc>
           <w:tcPr>
             <w:tcW w:w="2296" w:type="dxa"/>
-          </w:tcPr>
-          <w:p>
-            <w:pPr>
+            <w:tcBorders/>
+          </w:tcPr>
+          <w:p>
+            <w:pPr>
+              <w:pStyle w:val="Normal"/>
+              <w:widowControl/>
+              <w:spacing w:lineRule="auto" w:line="240" w:before="0" w:after="0"/>
               <w:jc w:val="center"/>
               <w:rPr>
-                <w:rFonts w:ascii="Arial" w:eastAsia="Arial" w:hAnsi="Arial" w:cs="Arial"/>
-                <w:sz w:val="18"/>
-                <w:szCs w:val="18"/>
-              </w:rPr>
-            </w:pPr>
-            <w:r>
-              <w:rPr>
-                <w:rFonts w:ascii="Arial" w:eastAsia="Arial" w:hAnsi="Arial" w:cs="Arial"/>
-                <w:sz w:val="18"/>
-                <w:szCs w:val="18"/>
+                <w:rFonts w:ascii="Arial" w:hAnsi="Arial" w:eastAsia="Arial" w:cs="Arial"/>
+                <w:sz w:val="18"/>
+                <w:szCs w:val="18"/>
+              </w:rPr>
+            </w:pPr>
+            <w:r>
+              <w:rPr>
+                <w:rFonts w:eastAsia="Arial" w:cs="Arial" w:ascii="Arial" w:hAnsi="Arial"/>
+                <w:kern w:val="2"/>
+                <w:sz w:val="18"/>
+                <w:szCs w:val="18"/>
+                <w:lang w:val="en-CA" w:eastAsia="en-US" w:bidi="ar-SA"/>
               </w:rPr>
               <w:t>9780134685991</w:t>
             </w:r>
@@ -4475,22 +4226,28 @@
         </w:tc>
         <w:tc>
           <w:tcPr>
-            <w:tcW w:w="2489" w:type="dxa"/>
-          </w:tcPr>
-          <w:p>
-            <w:pPr>
+            <w:tcW w:w="2488" w:type="dxa"/>
+            <w:tcBorders/>
+          </w:tcPr>
+          <w:p>
+            <w:pPr>
+              <w:pStyle w:val="Normal"/>
+              <w:widowControl/>
+              <w:spacing w:lineRule="auto" w:line="240" w:before="0" w:after="0"/>
               <w:jc w:val="center"/>
               <w:rPr>
-                <w:rFonts w:ascii="Arial" w:eastAsia="Arial" w:hAnsi="Arial" w:cs="Arial"/>
-                <w:sz w:val="18"/>
-                <w:szCs w:val="18"/>
-              </w:rPr>
-            </w:pPr>
-            <w:r>
-              <w:rPr>
-                <w:rFonts w:ascii="Arial" w:eastAsia="Arial" w:hAnsi="Arial" w:cs="Arial"/>
-                <w:sz w:val="18"/>
-                <w:szCs w:val="18"/>
+                <w:rFonts w:ascii="Arial" w:hAnsi="Arial" w:eastAsia="Arial" w:cs="Arial"/>
+                <w:sz w:val="18"/>
+                <w:szCs w:val="18"/>
+              </w:rPr>
+            </w:pPr>
+            <w:r>
+              <w:rPr>
+                <w:rFonts w:eastAsia="Arial" w:cs="Arial" w:ascii="Arial" w:hAnsi="Arial"/>
+                <w:kern w:val="2"/>
+                <w:sz w:val="18"/>
+                <w:szCs w:val="18"/>
+                <w:lang w:val="en-CA" w:eastAsia="en-US" w:bidi="ar-SA"/>
               </w:rPr>
               <w:t>Entrée propre</w:t>
             </w:r>
@@ -4499,26 +4256,32 @@
       </w:tr>
       <w:tr>
         <w:trPr>
-          <w:trHeight w:val="390"/>
+          <w:trHeight w:val="390" w:hRule="atLeast"/>
         </w:trPr>
         <w:tc>
           <w:tcPr>
-            <w:tcW w:w="2355" w:type="dxa"/>
-          </w:tcPr>
-          <w:p>
-            <w:pPr>
+            <w:tcW w:w="2354" w:type="dxa"/>
+            <w:tcBorders/>
+          </w:tcPr>
+          <w:p>
+            <w:pPr>
+              <w:pStyle w:val="Normal"/>
+              <w:widowControl/>
+              <w:spacing w:lineRule="auto" w:line="240" w:before="0" w:after="0"/>
               <w:jc w:val="center"/>
               <w:rPr>
-                <w:rFonts w:ascii="Arial" w:eastAsia="Arial" w:hAnsi="Arial" w:cs="Arial"/>
-                <w:sz w:val="18"/>
-                <w:szCs w:val="18"/>
-              </w:rPr>
-            </w:pPr>
-            <w:r>
-              <w:rPr>
-                <w:rFonts w:ascii="Arial" w:eastAsia="Arial" w:hAnsi="Arial" w:cs="Arial"/>
-                <w:sz w:val="18"/>
-                <w:szCs w:val="18"/>
+                <w:rFonts w:ascii="Arial" w:hAnsi="Arial" w:eastAsia="Arial" w:cs="Arial"/>
+                <w:sz w:val="18"/>
+                <w:szCs w:val="18"/>
+              </w:rPr>
+            </w:pPr>
+            <w:r>
+              <w:rPr>
+                <w:rFonts w:eastAsia="Arial" w:cs="Arial" w:ascii="Arial" w:hAnsi="Arial"/>
+                <w:kern w:val="2"/>
+                <w:sz w:val="18"/>
+                <w:szCs w:val="18"/>
+                <w:lang w:val="en-CA" w:eastAsia="en-US" w:bidi="ar-SA"/>
               </w:rPr>
               <w:t>Présence de bruit externe</w:t>
             </w:r>
@@ -4526,22 +4289,28 @@
         </w:tc>
         <w:tc>
           <w:tcPr>
-            <w:tcW w:w="2220" w:type="dxa"/>
-          </w:tcPr>
-          <w:p>
-            <w:pPr>
+            <w:tcW w:w="2221" w:type="dxa"/>
+            <w:tcBorders/>
+          </w:tcPr>
+          <w:p>
+            <w:pPr>
+              <w:pStyle w:val="Normal"/>
+              <w:widowControl/>
+              <w:spacing w:lineRule="auto" w:line="240" w:before="0" w:after="0"/>
               <w:jc w:val="center"/>
               <w:rPr>
-                <w:rFonts w:ascii="Arial" w:eastAsia="Arial" w:hAnsi="Arial" w:cs="Arial"/>
-                <w:sz w:val="18"/>
-                <w:szCs w:val="18"/>
-              </w:rPr>
-            </w:pPr>
-            <w:r>
-              <w:rPr>
-                <w:rFonts w:ascii="Arial" w:eastAsia="Arial" w:hAnsi="Arial" w:cs="Arial"/>
-                <w:sz w:val="18"/>
-                <w:szCs w:val="18"/>
+                <w:rFonts w:ascii="Arial" w:hAnsi="Arial" w:eastAsia="Arial" w:cs="Arial"/>
+                <w:sz w:val="18"/>
+                <w:szCs w:val="18"/>
+              </w:rPr>
+            </w:pPr>
+            <w:r>
+              <w:rPr>
+                <w:rFonts w:eastAsia="Arial" w:cs="Arial" w:ascii="Arial" w:hAnsi="Arial"/>
+                <w:kern w:val="2"/>
+                <w:sz w:val="18"/>
+                <w:szCs w:val="18"/>
+                <w:lang w:val="en-CA" w:eastAsia="en-US" w:bidi="ar-SA"/>
               </w:rPr>
               <w:t>Bruit avant / après</w:t>
             </w:r>
@@ -4550,21 +4319,27 @@
         <w:tc>
           <w:tcPr>
             <w:tcW w:w="2296" w:type="dxa"/>
-          </w:tcPr>
-          <w:p>
-            <w:pPr>
+            <w:tcBorders/>
+          </w:tcPr>
+          <w:p>
+            <w:pPr>
+              <w:pStyle w:val="Normal"/>
+              <w:widowControl/>
+              <w:spacing w:lineRule="auto" w:line="240" w:before="0" w:after="0"/>
               <w:jc w:val="center"/>
               <w:rPr>
-                <w:rFonts w:ascii="Arial" w:eastAsia="Arial" w:hAnsi="Arial" w:cs="Arial"/>
-                <w:sz w:val="18"/>
-                <w:szCs w:val="18"/>
-              </w:rPr>
-            </w:pPr>
-            <w:r>
-              <w:rPr>
-                <w:rFonts w:ascii="Arial" w:eastAsia="Arial" w:hAnsi="Arial" w:cs="Arial"/>
-                <w:sz w:val="18"/>
-                <w:szCs w:val="18"/>
+                <w:rFonts w:ascii="Arial" w:hAnsi="Arial" w:eastAsia="Arial" w:cs="Arial"/>
+                <w:sz w:val="18"/>
+                <w:szCs w:val="18"/>
+              </w:rPr>
+            </w:pPr>
+            <w:r>
+              <w:rPr>
+                <w:rFonts w:eastAsia="Arial" w:cs="Arial" w:ascii="Arial" w:hAnsi="Arial"/>
+                <w:kern w:val="2"/>
+                <w:sz w:val="18"/>
+                <w:szCs w:val="18"/>
+                <w:lang w:val="en-CA" w:eastAsia="en-US" w:bidi="ar-SA"/>
               </w:rPr>
               <w:t xml:space="preserve">ISBN: 9780134685991, 9780134685991 </w:t>
             </w:r>
@@ -4572,22 +4347,28 @@
         </w:tc>
         <w:tc>
           <w:tcPr>
-            <w:tcW w:w="2489" w:type="dxa"/>
-          </w:tcPr>
-          <w:p>
-            <w:pPr>
+            <w:tcW w:w="2488" w:type="dxa"/>
+            <w:tcBorders/>
+          </w:tcPr>
+          <w:p>
+            <w:pPr>
+              <w:pStyle w:val="Normal"/>
+              <w:widowControl/>
+              <w:spacing w:lineRule="auto" w:line="240" w:before="0" w:after="0"/>
               <w:jc w:val="center"/>
               <w:rPr>
-                <w:rFonts w:ascii="Arial" w:eastAsia="Arial" w:hAnsi="Arial" w:cs="Arial"/>
-                <w:sz w:val="18"/>
-                <w:szCs w:val="18"/>
-              </w:rPr>
-            </w:pPr>
-            <w:r>
-              <w:rPr>
-                <w:rFonts w:ascii="Arial" w:eastAsia="Arial" w:hAnsi="Arial" w:cs="Arial"/>
-                <w:sz w:val="18"/>
-                <w:szCs w:val="18"/>
+                <w:rFonts w:ascii="Arial" w:hAnsi="Arial" w:eastAsia="Arial" w:cs="Arial"/>
+                <w:sz w:val="18"/>
+                <w:szCs w:val="18"/>
+              </w:rPr>
+            </w:pPr>
+            <w:r>
+              <w:rPr>
+                <w:rFonts w:eastAsia="Arial" w:cs="Arial" w:ascii="Arial" w:hAnsi="Arial"/>
+                <w:kern w:val="2"/>
+                <w:sz w:val="18"/>
+                <w:szCs w:val="18"/>
+                <w:lang w:val="en-CA" w:eastAsia="en-US" w:bidi="ar-SA"/>
               </w:rPr>
               <w:t>Le nettoyage doit fonctionner</w:t>
             </w:r>
@@ -4596,26 +4377,32 @@
       </w:tr>
       <w:tr>
         <w:trPr>
-          <w:trHeight w:val="390"/>
+          <w:trHeight w:val="390" w:hRule="atLeast"/>
         </w:trPr>
         <w:tc>
           <w:tcPr>
-            <w:tcW w:w="2355" w:type="dxa"/>
-          </w:tcPr>
-          <w:p>
-            <w:pPr>
+            <w:tcW w:w="2354" w:type="dxa"/>
+            <w:tcBorders/>
+          </w:tcPr>
+          <w:p>
+            <w:pPr>
+              <w:pStyle w:val="Normal"/>
+              <w:widowControl/>
+              <w:spacing w:lineRule="auto" w:line="240" w:before="0" w:after="0"/>
               <w:jc w:val="center"/>
               <w:rPr>
-                <w:rFonts w:ascii="Arial" w:eastAsia="Arial" w:hAnsi="Arial" w:cs="Arial"/>
-                <w:sz w:val="18"/>
-                <w:szCs w:val="18"/>
-              </w:rPr>
-            </w:pPr>
-            <w:r>
-              <w:rPr>
-                <w:rFonts w:ascii="Arial" w:eastAsia="Arial" w:hAnsi="Arial" w:cs="Arial"/>
-                <w:sz w:val="18"/>
-                <w:szCs w:val="18"/>
+                <w:rFonts w:ascii="Arial" w:hAnsi="Arial" w:eastAsia="Arial" w:cs="Arial"/>
+                <w:sz w:val="18"/>
+                <w:szCs w:val="18"/>
+              </w:rPr>
+            </w:pPr>
+            <w:r>
+              <w:rPr>
+                <w:rFonts w:eastAsia="Arial" w:cs="Arial" w:ascii="Arial" w:hAnsi="Arial"/>
+                <w:kern w:val="2"/>
+                <w:sz w:val="18"/>
+                <w:szCs w:val="18"/>
+                <w:lang w:val="en-CA" w:eastAsia="en-US" w:bidi="ar-SA"/>
               </w:rPr>
               <w:t>Présence de bruit externe</w:t>
             </w:r>
@@ -4623,22 +4410,28 @@
         </w:tc>
         <w:tc>
           <w:tcPr>
-            <w:tcW w:w="2220" w:type="dxa"/>
-          </w:tcPr>
-          <w:p>
-            <w:pPr>
+            <w:tcW w:w="2221" w:type="dxa"/>
+            <w:tcBorders/>
+          </w:tcPr>
+          <w:p>
+            <w:pPr>
+              <w:pStyle w:val="Normal"/>
+              <w:widowControl/>
+              <w:spacing w:lineRule="auto" w:line="240" w:before="0" w:after="0"/>
               <w:jc w:val="center"/>
               <w:rPr>
-                <w:rFonts w:ascii="Arial" w:eastAsia="Arial" w:hAnsi="Arial" w:cs="Arial"/>
-                <w:sz w:val="18"/>
-                <w:szCs w:val="18"/>
-              </w:rPr>
-            </w:pPr>
-            <w:r>
-              <w:rPr>
-                <w:rFonts w:ascii="Arial" w:eastAsia="Arial" w:hAnsi="Arial" w:cs="Arial"/>
-                <w:sz w:val="18"/>
-                <w:szCs w:val="18"/>
+                <w:rFonts w:ascii="Arial" w:hAnsi="Arial" w:eastAsia="Arial" w:cs="Arial"/>
+                <w:sz w:val="18"/>
+                <w:szCs w:val="18"/>
+              </w:rPr>
+            </w:pPr>
+            <w:r>
+              <w:rPr>
+                <w:rFonts w:eastAsia="Arial" w:cs="Arial" w:ascii="Arial" w:hAnsi="Arial"/>
+                <w:kern w:val="2"/>
+                <w:sz w:val="18"/>
+                <w:szCs w:val="18"/>
+                <w:lang w:val="en-CA" w:eastAsia="en-US" w:bidi="ar-SA"/>
               </w:rPr>
               <w:t>Caractères spéciaux (non numériques)</w:t>
             </w:r>
@@ -4647,21 +4440,27 @@
         <w:tc>
           <w:tcPr>
             <w:tcW w:w="2296" w:type="dxa"/>
-          </w:tcPr>
-          <w:p>
-            <w:pPr>
+            <w:tcBorders/>
+          </w:tcPr>
+          <w:p>
+            <w:pPr>
+              <w:pStyle w:val="Normal"/>
+              <w:widowControl/>
+              <w:spacing w:lineRule="auto" w:line="240" w:before="0" w:after="0"/>
               <w:jc w:val="center"/>
               <w:rPr>
-                <w:rFonts w:ascii="Arial" w:eastAsia="Arial" w:hAnsi="Arial" w:cs="Arial"/>
-                <w:sz w:val="18"/>
-                <w:szCs w:val="18"/>
-              </w:rPr>
-            </w:pPr>
-            <w:r>
-              <w:rPr>
-                <w:rFonts w:ascii="Arial" w:eastAsia="Arial" w:hAnsi="Arial" w:cs="Arial"/>
-                <w:sz w:val="18"/>
-                <w:szCs w:val="18"/>
+                <w:rFonts w:ascii="Arial" w:hAnsi="Arial" w:eastAsia="Arial" w:cs="Arial"/>
+                <w:sz w:val="18"/>
+                <w:szCs w:val="18"/>
+              </w:rPr>
+            </w:pPr>
+            <w:r>
+              <w:rPr>
+                <w:rFonts w:eastAsia="Arial" w:cs="Arial" w:ascii="Arial" w:hAnsi="Arial"/>
+                <w:kern w:val="2"/>
+                <w:sz w:val="18"/>
+                <w:szCs w:val="18"/>
+                <w:lang w:val="en-CA" w:eastAsia="en-US" w:bidi="ar-SA"/>
               </w:rPr>
               <w:t>978-0 13--468599 1, ISBN = 013-4685-997</w:t>
             </w:r>
@@ -4669,24 +4468,29 @@
         </w:tc>
         <w:tc>
           <w:tcPr>
-            <w:tcW w:w="2489" w:type="dxa"/>
-          </w:tcPr>
-          <w:p>
-            <w:pPr>
+            <w:tcW w:w="2488" w:type="dxa"/>
+            <w:tcBorders/>
+          </w:tcPr>
+          <w:p>
+            <w:pPr>
+              <w:pStyle w:val="Normal"/>
+              <w:widowControl/>
+              <w:spacing w:lineRule="auto" w:line="240" w:before="0" w:after="0"/>
               <w:jc w:val="center"/>
               <w:rPr>
-                <w:rFonts w:ascii="Arial" w:eastAsia="Arial" w:hAnsi="Arial" w:cs="Arial"/>
-                <w:sz w:val="18"/>
-                <w:szCs w:val="18"/>
-                <w:lang w:val="fr-CA"/>
-              </w:rPr>
-            </w:pPr>
-            <w:r>
-              <w:rPr>
-                <w:rFonts w:ascii="Arial" w:eastAsia="Arial" w:hAnsi="Arial" w:cs="Arial"/>
-                <w:sz w:val="18"/>
-                <w:szCs w:val="18"/>
-                <w:lang w:val="fr-CA"/>
+                <w:rFonts w:ascii="Arial" w:hAnsi="Arial" w:eastAsia="Arial" w:cs="Arial"/>
+                <w:sz w:val="18"/>
+                <w:szCs w:val="18"/>
+                <w:lang w:val="fr-CA"/>
+              </w:rPr>
+            </w:pPr>
+            <w:r>
+              <w:rPr>
+                <w:rFonts w:eastAsia="Arial" w:cs="Arial" w:ascii="Arial" w:hAnsi="Arial"/>
+                <w:kern w:val="2"/>
+                <w:sz w:val="18"/>
+                <w:szCs w:val="18"/>
+                <w:lang w:val="fr-CA" w:eastAsia="en-US" w:bidi="ar-SA"/>
               </w:rPr>
               <w:t>Doit être ignoré lors du nettoyage</w:t>
             </w:r>
@@ -4695,26 +4499,32 @@
       </w:tr>
       <w:tr>
         <w:trPr>
-          <w:trHeight w:val="390"/>
+          <w:trHeight w:val="390" w:hRule="atLeast"/>
         </w:trPr>
         <w:tc>
           <w:tcPr>
-            <w:tcW w:w="2355" w:type="dxa"/>
-          </w:tcPr>
-          <w:p>
-            <w:pPr>
+            <w:tcW w:w="2354" w:type="dxa"/>
+            <w:tcBorders/>
+          </w:tcPr>
+          <w:p>
+            <w:pPr>
+              <w:pStyle w:val="Normal"/>
+              <w:widowControl/>
+              <w:spacing w:lineRule="auto" w:line="240" w:before="0" w:after="0"/>
               <w:jc w:val="center"/>
               <w:rPr>
-                <w:rFonts w:ascii="Arial" w:eastAsia="Arial" w:hAnsi="Arial" w:cs="Arial"/>
-                <w:sz w:val="18"/>
-                <w:szCs w:val="18"/>
-              </w:rPr>
-            </w:pPr>
-            <w:r>
-              <w:rPr>
-                <w:rFonts w:ascii="Arial" w:eastAsia="Arial" w:hAnsi="Arial" w:cs="Arial"/>
-                <w:sz w:val="18"/>
-                <w:szCs w:val="18"/>
+                <w:rFonts w:ascii="Arial" w:hAnsi="Arial" w:eastAsia="Arial" w:cs="Arial"/>
+                <w:sz w:val="18"/>
+                <w:szCs w:val="18"/>
+              </w:rPr>
+            </w:pPr>
+            <w:r>
+              <w:rPr>
+                <w:rFonts w:eastAsia="Arial" w:cs="Arial" w:ascii="Arial" w:hAnsi="Arial"/>
+                <w:kern w:val="2"/>
+                <w:sz w:val="18"/>
+                <w:szCs w:val="18"/>
+                <w:lang w:val="en-CA" w:eastAsia="en-US" w:bidi="ar-SA"/>
               </w:rPr>
               <w:t>Retour attendu</w:t>
             </w:r>
@@ -4722,22 +4532,28 @@
         </w:tc>
         <w:tc>
           <w:tcPr>
-            <w:tcW w:w="2220" w:type="dxa"/>
-          </w:tcPr>
-          <w:p>
-            <w:pPr>
+            <w:tcW w:w="2221" w:type="dxa"/>
+            <w:tcBorders/>
+          </w:tcPr>
+          <w:p>
+            <w:pPr>
+              <w:pStyle w:val="Normal"/>
+              <w:widowControl/>
+              <w:spacing w:lineRule="auto" w:line="240" w:before="0" w:after="0"/>
               <w:jc w:val="center"/>
               <w:rPr>
-                <w:rFonts w:ascii="Arial" w:eastAsia="Arial" w:hAnsi="Arial" w:cs="Arial"/>
-                <w:sz w:val="18"/>
-                <w:szCs w:val="18"/>
-              </w:rPr>
-            </w:pPr>
-            <w:r>
-              <w:rPr>
-                <w:rFonts w:ascii="Arial" w:eastAsia="Arial" w:hAnsi="Arial" w:cs="Arial"/>
-                <w:sz w:val="18"/>
-                <w:szCs w:val="18"/>
+                <w:rFonts w:ascii="Arial" w:hAnsi="Arial" w:eastAsia="Arial" w:cs="Arial"/>
+                <w:sz w:val="18"/>
+                <w:szCs w:val="18"/>
+              </w:rPr>
+            </w:pPr>
+            <w:r>
+              <w:rPr>
+                <w:rFonts w:eastAsia="Arial" w:cs="Arial" w:ascii="Arial" w:hAnsi="Arial"/>
+                <w:kern w:val="2"/>
+                <w:sz w:val="18"/>
+                <w:szCs w:val="18"/>
+                <w:lang w:val="en-CA" w:eastAsia="en-US" w:bidi="ar-SA"/>
               </w:rPr>
               <w:t>ISBN formaté avec tirets</w:t>
             </w:r>
@@ -4746,21 +4562,27 @@
         <w:tc>
           <w:tcPr>
             <w:tcW w:w="2296" w:type="dxa"/>
-          </w:tcPr>
-          <w:p>
-            <w:pPr>
+            <w:tcBorders/>
+          </w:tcPr>
+          <w:p>
+            <w:pPr>
+              <w:pStyle w:val="Normal"/>
+              <w:widowControl/>
+              <w:spacing w:lineRule="auto" w:line="240" w:before="0" w:after="0"/>
               <w:jc w:val="center"/>
               <w:rPr>
-                <w:rFonts w:ascii="Arial" w:eastAsia="Arial" w:hAnsi="Arial" w:cs="Arial"/>
-                <w:sz w:val="18"/>
-                <w:szCs w:val="18"/>
-              </w:rPr>
-            </w:pPr>
-            <w:r>
-              <w:rPr>
-                <w:rFonts w:ascii="Arial" w:eastAsia="Arial" w:hAnsi="Arial" w:cs="Arial"/>
-                <w:sz w:val="18"/>
-                <w:szCs w:val="18"/>
+                <w:rFonts w:ascii="Arial" w:hAnsi="Arial" w:eastAsia="Arial" w:cs="Arial"/>
+                <w:sz w:val="18"/>
+                <w:szCs w:val="18"/>
+              </w:rPr>
+            </w:pPr>
+            <w:r>
+              <w:rPr>
+                <w:rFonts w:eastAsia="Arial" w:cs="Arial" w:ascii="Arial" w:hAnsi="Arial"/>
+                <w:kern w:val="2"/>
+                <w:sz w:val="18"/>
+                <w:szCs w:val="18"/>
+                <w:lang w:val="en-CA" w:eastAsia="en-US" w:bidi="ar-SA"/>
               </w:rPr>
               <w:t>978-0-13-468599-1, 0-13-468599-7</w:t>
             </w:r>
@@ -4768,22 +4590,28 @@
         </w:tc>
         <w:tc>
           <w:tcPr>
-            <w:tcW w:w="2489" w:type="dxa"/>
-          </w:tcPr>
-          <w:p>
-            <w:pPr>
+            <w:tcW w:w="2488" w:type="dxa"/>
+            <w:tcBorders/>
+          </w:tcPr>
+          <w:p>
+            <w:pPr>
+              <w:pStyle w:val="Normal"/>
+              <w:widowControl/>
+              <w:spacing w:lineRule="auto" w:line="240" w:before="0" w:after="0"/>
               <w:jc w:val="center"/>
               <w:rPr>
-                <w:rFonts w:ascii="Arial" w:eastAsia="Arial" w:hAnsi="Arial" w:cs="Arial"/>
-                <w:sz w:val="18"/>
-                <w:szCs w:val="18"/>
-              </w:rPr>
-            </w:pPr>
-            <w:r>
-              <w:rPr>
-                <w:rFonts w:ascii="Arial" w:eastAsia="Arial" w:hAnsi="Arial" w:cs="Arial"/>
-                <w:sz w:val="18"/>
-                <w:szCs w:val="18"/>
+                <w:rFonts w:ascii="Arial" w:hAnsi="Arial" w:eastAsia="Arial" w:cs="Arial"/>
+                <w:sz w:val="18"/>
+                <w:szCs w:val="18"/>
+              </w:rPr>
+            </w:pPr>
+            <w:r>
+              <w:rPr>
+                <w:rFonts w:eastAsia="Arial" w:cs="Arial" w:ascii="Arial" w:hAnsi="Arial"/>
+                <w:kern w:val="2"/>
+                <w:sz w:val="18"/>
+                <w:szCs w:val="18"/>
+                <w:lang w:val="en-CA" w:eastAsia="en-US" w:bidi="ar-SA"/>
               </w:rPr>
               <w:t>Tirets aux bons endroits</w:t>
             </w:r>
@@ -4792,26 +4620,32 @@
       </w:tr>
       <w:tr>
         <w:trPr>
-          <w:trHeight w:val="390"/>
+          <w:trHeight w:val="390" w:hRule="atLeast"/>
         </w:trPr>
         <w:tc>
           <w:tcPr>
-            <w:tcW w:w="2355" w:type="dxa"/>
-          </w:tcPr>
-          <w:p>
-            <w:pPr>
+            <w:tcW w:w="2354" w:type="dxa"/>
+            <w:tcBorders/>
+          </w:tcPr>
+          <w:p>
+            <w:pPr>
+              <w:pStyle w:val="Normal"/>
+              <w:widowControl/>
+              <w:spacing w:lineRule="auto" w:line="240" w:before="0" w:after="0"/>
               <w:jc w:val="center"/>
               <w:rPr>
-                <w:rFonts w:ascii="Arial" w:eastAsia="Arial" w:hAnsi="Arial" w:cs="Arial"/>
-                <w:sz w:val="18"/>
-                <w:szCs w:val="18"/>
-              </w:rPr>
-            </w:pPr>
-            <w:r>
-              <w:rPr>
-                <w:rFonts w:ascii="Arial" w:eastAsia="Arial" w:hAnsi="Arial" w:cs="Arial"/>
-                <w:sz w:val="18"/>
-                <w:szCs w:val="18"/>
+                <w:rFonts w:ascii="Arial" w:hAnsi="Arial" w:eastAsia="Arial" w:cs="Arial"/>
+                <w:sz w:val="18"/>
+                <w:szCs w:val="18"/>
+              </w:rPr>
+            </w:pPr>
+            <w:r>
+              <w:rPr>
+                <w:rFonts w:eastAsia="Arial" w:cs="Arial" w:ascii="Arial" w:hAnsi="Arial"/>
+                <w:kern w:val="2"/>
+                <w:sz w:val="18"/>
+                <w:szCs w:val="18"/>
+                <w:lang w:val="en-CA" w:eastAsia="en-US" w:bidi="ar-SA"/>
               </w:rPr>
               <w:t>Retour attendu</w:t>
             </w:r>
@@ -4819,22 +4653,28 @@
         </w:tc>
         <w:tc>
           <w:tcPr>
-            <w:tcW w:w="2220" w:type="dxa"/>
-          </w:tcPr>
-          <w:p>
-            <w:pPr>
+            <w:tcW w:w="2221" w:type="dxa"/>
+            <w:tcBorders/>
+          </w:tcPr>
+          <w:p>
+            <w:pPr>
+              <w:pStyle w:val="Normal"/>
+              <w:widowControl/>
+              <w:spacing w:lineRule="auto" w:line="240" w:before="0" w:after="0"/>
               <w:jc w:val="center"/>
               <w:rPr>
-                <w:rFonts w:ascii="Arial" w:eastAsia="Arial" w:hAnsi="Arial" w:cs="Arial"/>
-                <w:sz w:val="18"/>
-                <w:szCs w:val="18"/>
-              </w:rPr>
-            </w:pPr>
-            <w:r>
-              <w:rPr>
-                <w:rFonts w:ascii="Arial" w:eastAsia="Arial" w:hAnsi="Arial" w:cs="Arial"/>
-                <w:sz w:val="18"/>
-                <w:szCs w:val="18"/>
+                <w:rFonts w:ascii="Arial" w:hAnsi="Arial" w:eastAsia="Arial" w:cs="Arial"/>
+                <w:sz w:val="18"/>
+                <w:szCs w:val="18"/>
+              </w:rPr>
+            </w:pPr>
+            <w:r>
+              <w:rPr>
+                <w:rFonts w:eastAsia="Arial" w:cs="Arial" w:ascii="Arial" w:hAnsi="Arial"/>
+                <w:kern w:val="2"/>
+                <w:sz w:val="18"/>
+                <w:szCs w:val="18"/>
+                <w:lang w:val="en-CA" w:eastAsia="en-US" w:bidi="ar-SA"/>
               </w:rPr>
               <w:t>Message d’erreur</w:t>
             </w:r>
@@ -4843,23 +4683,28 @@
         <w:tc>
           <w:tcPr>
             <w:tcW w:w="2296" w:type="dxa"/>
-          </w:tcPr>
-          <w:p>
-            <w:pPr>
+            <w:tcBorders/>
+          </w:tcPr>
+          <w:p>
+            <w:pPr>
+              <w:pStyle w:val="Normal"/>
+              <w:widowControl/>
+              <w:spacing w:lineRule="auto" w:line="240" w:before="0" w:after="0"/>
               <w:jc w:val="center"/>
               <w:rPr>
-                <w:rFonts w:ascii="Arial" w:eastAsia="Arial" w:hAnsi="Arial" w:cs="Arial"/>
-                <w:sz w:val="18"/>
-                <w:szCs w:val="18"/>
-                <w:lang w:val="fr-CA"/>
-              </w:rPr>
-            </w:pPr>
-            <w:r>
-              <w:rPr>
-                <w:rFonts w:ascii="Arial" w:eastAsia="Arial" w:hAnsi="Arial" w:cs="Arial"/>
-                <w:sz w:val="18"/>
-                <w:szCs w:val="18"/>
-                <w:lang w:val="fr-CA"/>
+                <w:rFonts w:ascii="Arial" w:hAnsi="Arial" w:eastAsia="Arial" w:cs="Arial"/>
+                <w:sz w:val="18"/>
+                <w:szCs w:val="18"/>
+                <w:lang w:val="fr-CA"/>
+              </w:rPr>
+            </w:pPr>
+            <w:r>
+              <w:rPr>
+                <w:rFonts w:eastAsia="Arial" w:cs="Arial" w:ascii="Arial" w:hAnsi="Arial"/>
+                <w:kern w:val="2"/>
+                <w:sz w:val="18"/>
+                <w:szCs w:val="18"/>
+                <w:lang w:val="fr-CA" w:eastAsia="en-US" w:bidi="ar-SA"/>
               </w:rPr>
               <w:t>ISBN invalide : mauvaise somme de contrôle</w:t>
             </w:r>
@@ -4867,24 +4712,29 @@
         </w:tc>
         <w:tc>
           <w:tcPr>
-            <w:tcW w:w="2489" w:type="dxa"/>
-          </w:tcPr>
-          <w:p>
-            <w:pPr>
+            <w:tcW w:w="2488" w:type="dxa"/>
+            <w:tcBorders/>
+          </w:tcPr>
+          <w:p>
+            <w:pPr>
+              <w:pStyle w:val="Normal"/>
+              <w:widowControl/>
+              <w:spacing w:lineRule="auto" w:line="240" w:before="0" w:after="0"/>
               <w:jc w:val="center"/>
               <w:rPr>
-                <w:rFonts w:ascii="Arial" w:eastAsia="Arial" w:hAnsi="Arial" w:cs="Arial"/>
-                <w:sz w:val="18"/>
-                <w:szCs w:val="18"/>
-                <w:lang w:val="fr-CA"/>
-              </w:rPr>
-            </w:pPr>
-            <w:r>
-              <w:rPr>
-                <w:rFonts w:ascii="Arial" w:eastAsia="Arial" w:hAnsi="Arial" w:cs="Arial"/>
-                <w:sz w:val="18"/>
-                <w:szCs w:val="18"/>
-                <w:lang w:val="fr-CA"/>
+                <w:rFonts w:ascii="Arial" w:hAnsi="Arial" w:eastAsia="Arial" w:cs="Arial"/>
+                <w:sz w:val="18"/>
+                <w:szCs w:val="18"/>
+                <w:lang w:val="fr-CA"/>
+              </w:rPr>
+            </w:pPr>
+            <w:r>
+              <w:rPr>
+                <w:rFonts w:eastAsia="Arial" w:cs="Arial" w:ascii="Arial" w:hAnsi="Arial"/>
+                <w:kern w:val="2"/>
+                <w:sz w:val="18"/>
+                <w:szCs w:val="18"/>
+                <w:lang w:val="fr-CA" w:eastAsia="en-US" w:bidi="ar-SA"/>
               </w:rPr>
               <w:t>Si invalide, pas de formatage, retour erreur</w:t>
             </w:r>
@@ -4893,26 +4743,32 @@
       </w:tr>
       <w:tr>
         <w:trPr>
-          <w:trHeight w:val="390"/>
+          <w:trHeight w:val="390" w:hRule="atLeast"/>
         </w:trPr>
         <w:tc>
           <w:tcPr>
-            <w:tcW w:w="2355" w:type="dxa"/>
-          </w:tcPr>
-          <w:p>
-            <w:pPr>
+            <w:tcW w:w="2354" w:type="dxa"/>
+            <w:tcBorders/>
+          </w:tcPr>
+          <w:p>
+            <w:pPr>
+              <w:pStyle w:val="Normal"/>
+              <w:widowControl/>
+              <w:spacing w:lineRule="auto" w:line="240" w:before="0" w:after="0"/>
               <w:jc w:val="center"/>
               <w:rPr>
-                <w:rFonts w:ascii="Arial" w:eastAsia="Arial" w:hAnsi="Arial" w:cs="Arial"/>
-                <w:sz w:val="18"/>
-                <w:szCs w:val="18"/>
-              </w:rPr>
-            </w:pPr>
-            <w:r>
-              <w:rPr>
-                <w:rFonts w:ascii="Arial" w:eastAsia="Arial" w:hAnsi="Arial" w:cs="Arial"/>
-                <w:sz w:val="18"/>
-                <w:szCs w:val="18"/>
+                <w:rFonts w:ascii="Arial" w:hAnsi="Arial" w:eastAsia="Arial" w:cs="Arial"/>
+                <w:sz w:val="18"/>
+                <w:szCs w:val="18"/>
+              </w:rPr>
+            </w:pPr>
+            <w:r>
+              <w:rPr>
+                <w:rFonts w:eastAsia="Arial" w:cs="Arial" w:ascii="Arial" w:hAnsi="Arial"/>
+                <w:kern w:val="2"/>
+                <w:sz w:val="18"/>
+                <w:szCs w:val="18"/>
+                <w:lang w:val="en-CA" w:eastAsia="en-US" w:bidi="ar-SA"/>
               </w:rPr>
               <w:t>Format de l’entrée</w:t>
             </w:r>
@@ -4920,22 +4776,28 @@
         </w:tc>
         <w:tc>
           <w:tcPr>
-            <w:tcW w:w="2220" w:type="dxa"/>
-          </w:tcPr>
-          <w:p>
-            <w:pPr>
+            <w:tcW w:w="2221" w:type="dxa"/>
+            <w:tcBorders/>
+          </w:tcPr>
+          <w:p>
+            <w:pPr>
+              <w:pStyle w:val="Normal"/>
+              <w:widowControl/>
+              <w:spacing w:lineRule="auto" w:line="240" w:before="0" w:after="0"/>
               <w:jc w:val="center"/>
               <w:rPr>
-                <w:rFonts w:ascii="Arial" w:eastAsia="Arial" w:hAnsi="Arial" w:cs="Arial"/>
-                <w:sz w:val="18"/>
-                <w:szCs w:val="18"/>
-              </w:rPr>
-            </w:pPr>
-            <w:r>
-              <w:rPr>
-                <w:rFonts w:ascii="Arial" w:eastAsia="Arial" w:hAnsi="Arial" w:cs="Arial"/>
-                <w:sz w:val="18"/>
-                <w:szCs w:val="18"/>
+                <w:rFonts w:ascii="Arial" w:hAnsi="Arial" w:eastAsia="Arial" w:cs="Arial"/>
+                <w:sz w:val="18"/>
+                <w:szCs w:val="18"/>
+              </w:rPr>
+            </w:pPr>
+            <w:r>
+              <w:rPr>
+                <w:rFonts w:eastAsia="Arial" w:cs="Arial" w:ascii="Arial" w:hAnsi="Arial"/>
+                <w:kern w:val="2"/>
+                <w:sz w:val="18"/>
+                <w:szCs w:val="18"/>
+                <w:lang w:val="en-CA" w:eastAsia="en-US" w:bidi="ar-SA"/>
               </w:rPr>
               <w:t>Chaîne vide ou null</w:t>
             </w:r>
@@ -4944,21 +4806,27 @@
         <w:tc>
           <w:tcPr>
             <w:tcW w:w="2296" w:type="dxa"/>
-          </w:tcPr>
-          <w:p>
-            <w:pPr>
+            <w:tcBorders/>
+          </w:tcPr>
+          <w:p>
+            <w:pPr>
+              <w:pStyle w:val="Normal"/>
+              <w:widowControl/>
+              <w:spacing w:lineRule="auto" w:line="240" w:before="0" w:after="0"/>
               <w:jc w:val="center"/>
               <w:rPr>
-                <w:rFonts w:ascii="Arial" w:eastAsia="Arial" w:hAnsi="Arial" w:cs="Arial"/>
-                <w:sz w:val="18"/>
-                <w:szCs w:val="18"/>
-              </w:rPr>
-            </w:pPr>
-            <w:r>
-              <w:rPr>
-                <w:rFonts w:ascii="Arial" w:eastAsia="Arial" w:hAnsi="Arial" w:cs="Arial"/>
-                <w:sz w:val="18"/>
-                <w:szCs w:val="18"/>
+                <w:rFonts w:ascii="Arial" w:hAnsi="Arial" w:eastAsia="Arial" w:cs="Arial"/>
+                <w:sz w:val="18"/>
+                <w:szCs w:val="18"/>
+              </w:rPr>
+            </w:pPr>
+            <w:r>
+              <w:rPr>
+                <w:rFonts w:eastAsia="Arial" w:cs="Arial" w:ascii="Arial" w:hAnsi="Arial"/>
+                <w:kern w:val="2"/>
+                <w:sz w:val="18"/>
+                <w:szCs w:val="18"/>
+                <w:lang w:val="en-CA" w:eastAsia="en-US" w:bidi="ar-SA"/>
               </w:rPr>
               <w:t>"", null</w:t>
             </w:r>
@@ -4966,24 +4834,29 @@
         </w:tc>
         <w:tc>
           <w:tcPr>
-            <w:tcW w:w="2489" w:type="dxa"/>
-          </w:tcPr>
-          <w:p>
-            <w:pPr>
+            <w:tcW w:w="2488" w:type="dxa"/>
+            <w:tcBorders/>
+          </w:tcPr>
+          <w:p>
+            <w:pPr>
+              <w:pStyle w:val="Normal"/>
+              <w:widowControl/>
+              <w:spacing w:lineRule="auto" w:line="240" w:before="0" w:after="0"/>
               <w:jc w:val="center"/>
               <w:rPr>
-                <w:rFonts w:ascii="Arial" w:eastAsia="Arial" w:hAnsi="Arial" w:cs="Arial"/>
-                <w:sz w:val="18"/>
-                <w:szCs w:val="18"/>
-                <w:lang w:val="fr-CA"/>
-              </w:rPr>
-            </w:pPr>
-            <w:r>
-              <w:rPr>
-                <w:rFonts w:ascii="Arial" w:eastAsia="Arial" w:hAnsi="Arial" w:cs="Arial"/>
-                <w:sz w:val="18"/>
-                <w:szCs w:val="18"/>
-                <w:lang w:val="fr-CA"/>
+                <w:rFonts w:ascii="Arial" w:hAnsi="Arial" w:eastAsia="Arial" w:cs="Arial"/>
+                <w:sz w:val="18"/>
+                <w:szCs w:val="18"/>
+                <w:lang w:val="fr-CA"/>
+              </w:rPr>
+            </w:pPr>
+            <w:r>
+              <w:rPr>
+                <w:rFonts w:eastAsia="Arial" w:cs="Arial" w:ascii="Arial" w:hAnsi="Arial"/>
+                <w:kern w:val="2"/>
+                <w:sz w:val="18"/>
+                <w:szCs w:val="18"/>
+                <w:lang w:val="fr-CA" w:eastAsia="en-US" w:bidi="ar-SA"/>
               </w:rPr>
               <w:t>Doit retourner un message clair, sans crash</w:t>
             </w:r>
@@ -4993,19 +4866,22 @@
     </w:tbl>
     <w:p>
       <w:pPr>
+        <w:pStyle w:val="Normal"/>
         <w:rPr>
           <w:lang w:val="fr-CA"/>
         </w:rPr>
       </w:pPr>
+      <w:r>
+        <w:rPr>
+          <w:lang w:val="fr-CA"/>
+        </w:rPr>
+      </w:r>
     </w:p>
     <w:p>
       <w:pPr>
-        <w:rPr>
-          <w:lang w:val="fr-CA"/>
-        </w:rPr>
+        <w:pStyle w:val="Normal"/>
+        <w:rPr/>
       </w:pPr>
-    </w:p>
-    <w:p>
       <w:r>
         <w:rPr>
           <w:lang w:val="fr-CA"/>
@@ -5013,117 +4889,64 @@
         <w:t>Question 2.2</w:t>
       </w:r>
       <w:r>
+        <w:rPr/>
         <w:tab/>
-      </w:r>
-      <w:r>
         <w:tab/>
-      </w:r>
-      <w:r>
         <w:tab/>
-      </w:r>
-      <w:r>
         <w:tab/>
-      </w:r>
-      <w:r>
         <w:tab/>
-      </w:r>
-      <w:r>
         <w:tab/>
-      </w:r>
-      <w:r>
         <w:tab/>
-      </w:r>
-      <w:r>
         <w:tab/>
-      </w:r>
-      <w:r>
         <w:tab/>
-      </w:r>
-      <w:r>
         <w:tab/>
-      </w:r>
-      <w:r>
         <w:tab/>
-      </w:r>
-      <w:r>
         <w:tab/>
-      </w:r>
-      <w:r>
         <w:tab/>
-      </w:r>
-      <w:r>
         <w:tab/>
-      </w:r>
-      <w:r>
         <w:tab/>
-      </w:r>
-      <w:r>
         <w:tab/>
-      </w:r>
-      <w:r>
         <w:tab/>
-      </w:r>
-      <w:r>
         <w:tab/>
-      </w:r>
-      <w:r>
-        <w:tab/>
-      </w:r>
-      <w:r>
-        <w:tab/>
-      </w:r>
-      <w:r>
-        <w:tab/>
-      </w:r>
-      <w:r>
-        <w:tab/>
-      </w:r>
-      <w:r>
-        <w:tab/>
-      </w:r>
-      <w:r>
-        <w:tab/>
-      </w:r>
-      <w:r>
-        <w:tab/>
-      </w:r>
-      <w:r>
-        <w:tab/>
-      </w:r>
-      <w:r>
-        <w:tab/>
-      </w:r>
-      <w:r>
-        <w:tab/>
-      </w:r>
-      <w:r>
         <w:tab/>
       </w:r>
     </w:p>
     <w:tbl>
       <w:tblPr>
         <w:tblStyle w:val="Grilledutableau"/>
-        <w:tblW w:w="0" w:type="auto"/>
+        <w:tblW w:w="9360" w:type="dxa"/>
+        <w:jc w:val="left"/>
+        <w:tblInd w:w="0" w:type="dxa"/>
         <w:tblLayout w:type="fixed"/>
-        <w:tblLook w:val="06A0" w:firstRow="1" w:lastRow="0" w:firstColumn="1" w:lastColumn="0" w:noHBand="1" w:noVBand="1"/>
+        <w:tblCellMar>
+          <w:top w:w="0" w:type="dxa"/>
+          <w:left w:w="108" w:type="dxa"/>
+          <w:bottom w:w="0" w:type="dxa"/>
+          <w:right w:w="108" w:type="dxa"/>
+        </w:tblCellMar>
+        <w:tblLook w:firstRow="1" w:noVBand="1" w:lastRow="0" w:firstColumn="1" w:lastColumn="0" w:noHBand="1" w:val="06a0"/>
       </w:tblPr>
       <w:tblGrid>
-        <w:gridCol w:w="2829"/>
+        <w:gridCol w:w="2828"/>
         <w:gridCol w:w="6531"/>
       </w:tblGrid>
       <w:tr>
         <w:trPr>
-          <w:trHeight w:val="390"/>
+          <w:trHeight w:val="390" w:hRule="atLeast"/>
         </w:trPr>
         <w:tc>
           <w:tcPr>
-            <w:tcW w:w="2829" w:type="dxa"/>
-          </w:tcPr>
-          <w:p>
-            <w:pPr>
+            <w:tcW w:w="2828" w:type="dxa"/>
+            <w:tcBorders/>
+          </w:tcPr>
+          <w:p>
+            <w:pPr>
+              <w:pStyle w:val="Normal"/>
+              <w:widowControl/>
+              <w:spacing w:lineRule="auto" w:line="240" w:before="0" w:after="0"/>
               <w:jc w:val="center"/>
               <w:rPr>
-                <w:rFonts w:ascii="Arial" w:eastAsia="Arial" w:hAnsi="Arial" w:cs="Arial"/>
+                <w:rFonts w:ascii="Arial" w:hAnsi="Arial" w:eastAsia="Arial" w:cs="Arial"/>
                 <w:b/>
                 <w:bCs/>
                 <w:lang w:val="fr-CA"/>
@@ -5131,10 +4954,13 @@
             </w:pPr>
             <w:r>
               <w:rPr>
-                <w:rFonts w:ascii="Arial" w:eastAsia="Arial" w:hAnsi="Arial" w:cs="Arial"/>
+                <w:rFonts w:eastAsia="Arial" w:cs="Arial" w:ascii="Arial" w:hAnsi="Arial"/>
                 <w:b/>
                 <w:bCs/>
-                <w:lang w:val="fr-CA"/>
+                <w:kern w:val="2"/>
+                <w:sz w:val="24"/>
+                <w:szCs w:val="24"/>
+                <w:lang w:val="fr-CA" w:eastAsia="en-US" w:bidi="ar-SA"/>
               </w:rPr>
               <w:t>Numéro du cadre de test</w:t>
             </w:r>
@@ -5143,21 +4969,29 @@
         <w:tc>
           <w:tcPr>
             <w:tcW w:w="6531" w:type="dxa"/>
-          </w:tcPr>
-          <w:p>
-            <w:pPr>
+            <w:tcBorders/>
+          </w:tcPr>
+          <w:p>
+            <w:pPr>
+              <w:pStyle w:val="Normal"/>
+              <w:widowControl/>
+              <w:spacing w:lineRule="auto" w:line="240" w:before="0" w:after="0"/>
               <w:jc w:val="center"/>
               <w:rPr>
-                <w:rFonts w:ascii="Arial" w:eastAsia="Arial" w:hAnsi="Arial" w:cs="Arial"/>
+                <w:rFonts w:ascii="Arial" w:hAnsi="Arial" w:eastAsia="Arial" w:cs="Arial"/>
                 <w:b/>
                 <w:bCs/>
               </w:rPr>
             </w:pPr>
             <w:r>
               <w:rPr>
-                <w:rFonts w:ascii="Arial" w:eastAsia="Arial" w:hAnsi="Arial" w:cs="Arial"/>
+                <w:rFonts w:eastAsia="Arial" w:cs="Arial" w:ascii="Arial" w:hAnsi="Arial"/>
                 <w:b/>
                 <w:bCs/>
+                <w:kern w:val="2"/>
+                <w:sz w:val="24"/>
+                <w:szCs w:val="24"/>
+                <w:lang w:val="en-CA" w:eastAsia="en-US" w:bidi="ar-SA"/>
               </w:rPr>
               <w:t>Catégorie : Choix</w:t>
             </w:r>
@@ -5166,26 +5000,32 @@
       </w:tr>
       <w:tr>
         <w:trPr>
-          <w:trHeight w:val="390"/>
+          <w:trHeight w:val="390" w:hRule="atLeast"/>
         </w:trPr>
         <w:tc>
           <w:tcPr>
-            <w:tcW w:w="2829" w:type="dxa"/>
-          </w:tcPr>
-          <w:p>
-            <w:pPr>
+            <w:tcW w:w="2828" w:type="dxa"/>
+            <w:tcBorders/>
+          </w:tcPr>
+          <w:p>
+            <w:pPr>
+              <w:pStyle w:val="Normal"/>
+              <w:widowControl/>
+              <w:spacing w:lineRule="auto" w:line="240" w:before="0" w:after="0"/>
               <w:jc w:val="center"/>
               <w:rPr>
-                <w:rFonts w:ascii="Arial" w:eastAsia="Arial" w:hAnsi="Arial" w:cs="Arial"/>
+                <w:rFonts w:ascii="Arial" w:hAnsi="Arial" w:eastAsia="Arial" w:cs="Arial"/>
                 <w:sz w:val="20"/>
                 <w:szCs w:val="20"/>
               </w:rPr>
             </w:pPr>
             <w:r>
               <w:rPr>
-                <w:rFonts w:ascii="Arial" w:eastAsia="Arial" w:hAnsi="Arial" w:cs="Arial"/>
+                <w:rFonts w:eastAsia="Arial" w:cs="Arial" w:ascii="Arial" w:hAnsi="Arial"/>
+                <w:kern w:val="2"/>
                 <w:sz w:val="20"/>
                 <w:szCs w:val="20"/>
+                <w:lang w:val="en-CA" w:eastAsia="en-US" w:bidi="ar-SA"/>
               </w:rPr>
               <w:t>1</w:t>
             </w:r>
@@ -5194,12 +5034,16 @@
         <w:tc>
           <w:tcPr>
             <w:tcW w:w="6531" w:type="dxa"/>
-          </w:tcPr>
-          <w:p>
-            <w:pPr>
+            <w:tcBorders/>
+          </w:tcPr>
+          <w:p>
+            <w:pPr>
+              <w:pStyle w:val="Normal"/>
+              <w:widowControl/>
+              <w:spacing w:lineRule="auto" w:line="240" w:before="0" w:after="0"/>
               <w:jc w:val="center"/>
               <w:rPr>
-                <w:rFonts w:ascii="Arial" w:eastAsia="Arial" w:hAnsi="Arial" w:cs="Arial"/>
+                <w:rFonts w:ascii="Arial" w:hAnsi="Arial" w:eastAsia="Arial" w:cs="Arial"/>
                 <w:sz w:val="20"/>
                 <w:szCs w:val="20"/>
                 <w:lang w:val="fr-CA"/>
@@ -5207,10 +5051,11 @@
             </w:pPr>
             <w:r>
               <w:rPr>
-                <w:rFonts w:ascii="Arial" w:eastAsia="Arial" w:hAnsi="Arial" w:cs="Arial"/>
+                <w:rFonts w:eastAsia="Arial" w:cs="Arial" w:ascii="Arial" w:hAnsi="Arial"/>
+                <w:kern w:val="2"/>
                 <w:sz w:val="20"/>
                 <w:szCs w:val="20"/>
-                <w:lang w:val="fr-CA"/>
+                <w:lang w:val="fr-CA" w:eastAsia="en-US" w:bidi="ar-SA"/>
               </w:rPr>
               <w:t>ISBN-13 avec bruit, somme valide → retour formaté avec tirets</w:t>
             </w:r>
@@ -5219,26 +5064,32 @@
       </w:tr>
       <w:tr>
         <w:trPr>
-          <w:trHeight w:val="390"/>
+          <w:trHeight w:val="390" w:hRule="atLeast"/>
         </w:trPr>
         <w:tc>
           <w:tcPr>
-            <w:tcW w:w="2829" w:type="dxa"/>
-          </w:tcPr>
-          <w:p>
-            <w:pPr>
+            <w:tcW w:w="2828" w:type="dxa"/>
+            <w:tcBorders/>
+          </w:tcPr>
+          <w:p>
+            <w:pPr>
+              <w:pStyle w:val="Normal"/>
+              <w:widowControl/>
+              <w:spacing w:lineRule="auto" w:line="240" w:before="0" w:after="0"/>
               <w:jc w:val="center"/>
               <w:rPr>
-                <w:rFonts w:ascii="Arial" w:eastAsia="Arial" w:hAnsi="Arial" w:cs="Arial"/>
+                <w:rFonts w:ascii="Arial" w:hAnsi="Arial" w:eastAsia="Arial" w:cs="Arial"/>
                 <w:sz w:val="20"/>
                 <w:szCs w:val="20"/>
               </w:rPr>
             </w:pPr>
             <w:r>
               <w:rPr>
-                <w:rFonts w:ascii="Arial" w:eastAsia="Arial" w:hAnsi="Arial" w:cs="Arial"/>
+                <w:rFonts w:eastAsia="Arial" w:cs="Arial" w:ascii="Arial" w:hAnsi="Arial"/>
+                <w:kern w:val="2"/>
                 <w:sz w:val="20"/>
                 <w:szCs w:val="20"/>
+                <w:lang w:val="en-CA" w:eastAsia="en-US" w:bidi="ar-SA"/>
               </w:rPr>
               <w:t>2</w:t>
             </w:r>
@@ -5247,12 +5098,16 @@
         <w:tc>
           <w:tcPr>
             <w:tcW w:w="6531" w:type="dxa"/>
-          </w:tcPr>
-          <w:p>
-            <w:pPr>
+            <w:tcBorders/>
+          </w:tcPr>
+          <w:p>
+            <w:pPr>
+              <w:pStyle w:val="Normal"/>
+              <w:widowControl/>
+              <w:spacing w:lineRule="auto" w:line="240" w:before="0" w:after="0"/>
               <w:jc w:val="center"/>
               <w:rPr>
-                <w:rFonts w:ascii="Arial" w:eastAsia="Arial" w:hAnsi="Arial" w:cs="Arial"/>
+                <w:rFonts w:ascii="Arial" w:hAnsi="Arial" w:eastAsia="Arial" w:cs="Arial"/>
                 <w:sz w:val="20"/>
                 <w:szCs w:val="20"/>
                 <w:lang w:val="fr-CA"/>
@@ -5260,10 +5115,11 @@
             </w:pPr>
             <w:r>
               <w:rPr>
-                <w:rFonts w:ascii="Arial" w:eastAsia="Arial" w:hAnsi="Arial" w:cs="Arial"/>
+                <w:rFonts w:eastAsia="Arial" w:cs="Arial" w:ascii="Arial" w:hAnsi="Arial"/>
+                <w:kern w:val="2"/>
                 <w:sz w:val="20"/>
                 <w:szCs w:val="20"/>
-                <w:lang w:val="fr-CA"/>
+                <w:lang w:val="fr-CA" w:eastAsia="en-US" w:bidi="ar-SA"/>
               </w:rPr>
               <w:t>ISBN-10 propre, somme valide → retour formaté avec tirets</w:t>
             </w:r>
@@ -5272,26 +5128,32 @@
       </w:tr>
       <w:tr>
         <w:trPr>
-          <w:trHeight w:val="390"/>
+          <w:trHeight w:val="390" w:hRule="atLeast"/>
         </w:trPr>
         <w:tc>
           <w:tcPr>
-            <w:tcW w:w="2829" w:type="dxa"/>
-          </w:tcPr>
-          <w:p>
-            <w:pPr>
+            <w:tcW w:w="2828" w:type="dxa"/>
+            <w:tcBorders/>
+          </w:tcPr>
+          <w:p>
+            <w:pPr>
+              <w:pStyle w:val="Normal"/>
+              <w:widowControl/>
+              <w:spacing w:lineRule="auto" w:line="240" w:before="0" w:after="0"/>
               <w:jc w:val="center"/>
               <w:rPr>
-                <w:rFonts w:ascii="Arial" w:eastAsia="Arial" w:hAnsi="Arial" w:cs="Arial"/>
+                <w:rFonts w:ascii="Arial" w:hAnsi="Arial" w:eastAsia="Arial" w:cs="Arial"/>
                 <w:sz w:val="20"/>
                 <w:szCs w:val="20"/>
               </w:rPr>
             </w:pPr>
             <w:r>
               <w:rPr>
-                <w:rFonts w:ascii="Arial" w:eastAsia="Arial" w:hAnsi="Arial" w:cs="Arial"/>
+                <w:rFonts w:eastAsia="Arial" w:cs="Arial" w:ascii="Arial" w:hAnsi="Arial"/>
+                <w:kern w:val="2"/>
                 <w:sz w:val="20"/>
                 <w:szCs w:val="20"/>
+                <w:lang w:val="en-CA" w:eastAsia="en-US" w:bidi="ar-SA"/>
               </w:rPr>
               <w:t>3</w:t>
             </w:r>
@@ -5300,12 +5162,16 @@
         <w:tc>
           <w:tcPr>
             <w:tcW w:w="6531" w:type="dxa"/>
-          </w:tcPr>
-          <w:p>
-            <w:pPr>
+            <w:tcBorders/>
+          </w:tcPr>
+          <w:p>
+            <w:pPr>
+              <w:pStyle w:val="Normal"/>
+              <w:widowControl/>
+              <w:spacing w:lineRule="auto" w:line="240" w:before="0" w:after="0"/>
               <w:jc w:val="center"/>
               <w:rPr>
-                <w:rFonts w:ascii="Arial" w:eastAsia="Arial" w:hAnsi="Arial" w:cs="Arial"/>
+                <w:rFonts w:ascii="Arial" w:hAnsi="Arial" w:eastAsia="Arial" w:cs="Arial"/>
                 <w:sz w:val="20"/>
                 <w:szCs w:val="20"/>
                 <w:lang w:val="fr-CA"/>
@@ -5313,10 +5179,11 @@
             </w:pPr>
             <w:r>
               <w:rPr>
-                <w:rFonts w:ascii="Arial" w:eastAsia="Arial" w:hAnsi="Arial" w:cs="Arial"/>
+                <w:rFonts w:eastAsia="Arial" w:cs="Arial" w:ascii="Arial" w:hAnsi="Arial"/>
+                <w:kern w:val="2"/>
                 <w:sz w:val="20"/>
                 <w:szCs w:val="20"/>
-                <w:lang w:val="fr-CA"/>
+                <w:lang w:val="fr-CA" w:eastAsia="en-US" w:bidi="ar-SA"/>
               </w:rPr>
               <w:t>ISBN-13 propre, somme invalide → retour message d'erreur</w:t>
             </w:r>
@@ -5325,26 +5192,32 @@
       </w:tr>
       <w:tr>
         <w:trPr>
-          <w:trHeight w:val="390"/>
+          <w:trHeight w:val="390" w:hRule="atLeast"/>
         </w:trPr>
         <w:tc>
           <w:tcPr>
-            <w:tcW w:w="2829" w:type="dxa"/>
-          </w:tcPr>
-          <w:p>
-            <w:pPr>
+            <w:tcW w:w="2828" w:type="dxa"/>
+            <w:tcBorders/>
+          </w:tcPr>
+          <w:p>
+            <w:pPr>
+              <w:pStyle w:val="Normal"/>
+              <w:widowControl/>
+              <w:spacing w:lineRule="auto" w:line="240" w:before="0" w:after="0"/>
               <w:jc w:val="center"/>
               <w:rPr>
-                <w:rFonts w:ascii="Arial" w:eastAsia="Arial" w:hAnsi="Arial" w:cs="Arial"/>
+                <w:rFonts w:ascii="Arial" w:hAnsi="Arial" w:eastAsia="Arial" w:cs="Arial"/>
                 <w:sz w:val="20"/>
                 <w:szCs w:val="20"/>
               </w:rPr>
             </w:pPr>
             <w:r>
               <w:rPr>
-                <w:rFonts w:ascii="Arial" w:eastAsia="Arial" w:hAnsi="Arial" w:cs="Arial"/>
+                <w:rFonts w:eastAsia="Arial" w:cs="Arial" w:ascii="Arial" w:hAnsi="Arial"/>
+                <w:kern w:val="2"/>
                 <w:sz w:val="20"/>
                 <w:szCs w:val="20"/>
+                <w:lang w:val="en-CA" w:eastAsia="en-US" w:bidi="ar-SA"/>
               </w:rPr>
               <w:t>4</w:t>
             </w:r>
@@ -5353,12 +5226,16 @@
         <w:tc>
           <w:tcPr>
             <w:tcW w:w="6531" w:type="dxa"/>
-          </w:tcPr>
-          <w:p>
-            <w:pPr>
+            <w:tcBorders/>
+          </w:tcPr>
+          <w:p>
+            <w:pPr>
+              <w:pStyle w:val="Normal"/>
+              <w:widowControl/>
+              <w:spacing w:lineRule="auto" w:line="240" w:before="0" w:after="0"/>
               <w:jc w:val="center"/>
               <w:rPr>
-                <w:rFonts w:ascii="Arial" w:eastAsia="Arial" w:hAnsi="Arial" w:cs="Arial"/>
+                <w:rFonts w:ascii="Arial" w:hAnsi="Arial" w:eastAsia="Arial" w:cs="Arial"/>
                 <w:sz w:val="20"/>
                 <w:szCs w:val="20"/>
                 <w:lang w:val="fr-CA"/>
@@ -5366,10 +5243,11 @@
             </w:pPr>
             <w:r>
               <w:rPr>
-                <w:rFonts w:ascii="Arial" w:eastAsia="Arial" w:hAnsi="Arial" w:cs="Arial"/>
+                <w:rFonts w:eastAsia="Arial" w:cs="Arial" w:ascii="Arial" w:hAnsi="Arial"/>
+                <w:kern w:val="2"/>
                 <w:sz w:val="20"/>
                 <w:szCs w:val="20"/>
-                <w:lang w:val="fr-CA"/>
+                <w:lang w:val="fr-CA" w:eastAsia="en-US" w:bidi="ar-SA"/>
               </w:rPr>
               <w:t>ISBN-10 avec caractères spéciaux, somme valide → retour formaté avec tirets</w:t>
             </w:r>
@@ -5378,26 +5256,32 @@
       </w:tr>
       <w:tr>
         <w:trPr>
-          <w:trHeight w:val="390"/>
+          <w:trHeight w:val="390" w:hRule="atLeast"/>
         </w:trPr>
         <w:tc>
           <w:tcPr>
-            <w:tcW w:w="2829" w:type="dxa"/>
-          </w:tcPr>
-          <w:p>
-            <w:pPr>
+            <w:tcW w:w="2828" w:type="dxa"/>
+            <w:tcBorders/>
+          </w:tcPr>
+          <w:p>
+            <w:pPr>
+              <w:pStyle w:val="Normal"/>
+              <w:widowControl/>
+              <w:spacing w:lineRule="auto" w:line="240" w:before="0" w:after="0"/>
               <w:jc w:val="center"/>
               <w:rPr>
-                <w:rFonts w:ascii="Arial" w:eastAsia="Arial" w:hAnsi="Arial" w:cs="Arial"/>
+                <w:rFonts w:ascii="Arial" w:hAnsi="Arial" w:eastAsia="Arial" w:cs="Arial"/>
                 <w:sz w:val="20"/>
                 <w:szCs w:val="20"/>
               </w:rPr>
             </w:pPr>
             <w:r>
               <w:rPr>
-                <w:rFonts w:ascii="Arial" w:eastAsia="Arial" w:hAnsi="Arial" w:cs="Arial"/>
+                <w:rFonts w:eastAsia="Arial" w:cs="Arial" w:ascii="Arial" w:hAnsi="Arial"/>
+                <w:kern w:val="2"/>
                 <w:sz w:val="20"/>
                 <w:szCs w:val="20"/>
+                <w:lang w:val="en-CA" w:eastAsia="en-US" w:bidi="ar-SA"/>
               </w:rPr>
               <w:t>5</w:t>
             </w:r>
@@ -5406,12 +5290,16 @@
         <w:tc>
           <w:tcPr>
             <w:tcW w:w="6531" w:type="dxa"/>
-          </w:tcPr>
-          <w:p>
-            <w:pPr>
+            <w:tcBorders/>
+          </w:tcPr>
+          <w:p>
+            <w:pPr>
+              <w:pStyle w:val="Normal"/>
+              <w:widowControl/>
+              <w:spacing w:lineRule="auto" w:line="240" w:before="0" w:after="0"/>
               <w:jc w:val="center"/>
               <w:rPr>
-                <w:rFonts w:ascii="Arial" w:eastAsia="Arial" w:hAnsi="Arial" w:cs="Arial"/>
+                <w:rFonts w:ascii="Arial" w:hAnsi="Arial" w:eastAsia="Arial" w:cs="Arial"/>
                 <w:sz w:val="20"/>
                 <w:szCs w:val="20"/>
                 <w:lang w:val="fr-CA"/>
@@ -5419,10 +5307,11 @@
             </w:pPr>
             <w:r>
               <w:rPr>
-                <w:rFonts w:ascii="Arial" w:eastAsia="Arial" w:hAnsi="Arial" w:cs="Arial"/>
+                <w:rFonts w:eastAsia="Arial" w:cs="Arial" w:ascii="Arial" w:hAnsi="Arial"/>
+                <w:kern w:val="2"/>
                 <w:sz w:val="20"/>
                 <w:szCs w:val="20"/>
-                <w:lang w:val="fr-CA"/>
+                <w:lang w:val="fr-CA" w:eastAsia="en-US" w:bidi="ar-SA"/>
               </w:rPr>
               <w:t>Entrée trop courte avec texte autour → message d’erreur sur longueur</w:t>
             </w:r>
@@ -5431,26 +5320,32 @@
       </w:tr>
       <w:tr>
         <w:trPr>
-          <w:trHeight w:val="390"/>
+          <w:trHeight w:val="390" w:hRule="atLeast"/>
         </w:trPr>
         <w:tc>
           <w:tcPr>
-            <w:tcW w:w="2829" w:type="dxa"/>
-          </w:tcPr>
-          <w:p>
-            <w:pPr>
+            <w:tcW w:w="2828" w:type="dxa"/>
+            <w:tcBorders/>
+          </w:tcPr>
+          <w:p>
+            <w:pPr>
+              <w:pStyle w:val="Normal"/>
+              <w:widowControl/>
+              <w:spacing w:lineRule="auto" w:line="240" w:before="0" w:after="0"/>
               <w:jc w:val="center"/>
               <w:rPr>
-                <w:rFonts w:ascii="Arial" w:eastAsia="Arial" w:hAnsi="Arial" w:cs="Arial"/>
+                <w:rFonts w:ascii="Arial" w:hAnsi="Arial" w:eastAsia="Arial" w:cs="Arial"/>
                 <w:sz w:val="20"/>
                 <w:szCs w:val="20"/>
               </w:rPr>
             </w:pPr>
             <w:r>
               <w:rPr>
-                <w:rFonts w:ascii="Arial" w:eastAsia="Arial" w:hAnsi="Arial" w:cs="Arial"/>
+                <w:rFonts w:eastAsia="Arial" w:cs="Arial" w:ascii="Arial" w:hAnsi="Arial"/>
+                <w:kern w:val="2"/>
                 <w:sz w:val="20"/>
                 <w:szCs w:val="20"/>
+                <w:lang w:val="en-CA" w:eastAsia="en-US" w:bidi="ar-SA"/>
               </w:rPr>
               <w:t>6</w:t>
             </w:r>
@@ -5459,12 +5354,16 @@
         <w:tc>
           <w:tcPr>
             <w:tcW w:w="6531" w:type="dxa"/>
-          </w:tcPr>
-          <w:p>
-            <w:pPr>
+            <w:tcBorders/>
+          </w:tcPr>
+          <w:p>
+            <w:pPr>
+              <w:pStyle w:val="Normal"/>
+              <w:widowControl/>
+              <w:spacing w:lineRule="auto" w:line="240" w:before="0" w:after="0"/>
               <w:jc w:val="center"/>
               <w:rPr>
-                <w:rFonts w:ascii="Arial" w:eastAsia="Arial" w:hAnsi="Arial" w:cs="Arial"/>
+                <w:rFonts w:ascii="Arial" w:hAnsi="Arial" w:eastAsia="Arial" w:cs="Arial"/>
                 <w:sz w:val="20"/>
                 <w:szCs w:val="20"/>
                 <w:lang w:val="fr-CA"/>
@@ -5472,10 +5371,11 @@
             </w:pPr>
             <w:r>
               <w:rPr>
-                <w:rFonts w:ascii="Arial" w:eastAsia="Arial" w:hAnsi="Arial" w:cs="Arial"/>
+                <w:rFonts w:eastAsia="Arial" w:cs="Arial" w:ascii="Arial" w:hAnsi="Arial"/>
+                <w:kern w:val="2"/>
                 <w:sz w:val="20"/>
                 <w:szCs w:val="20"/>
-                <w:lang w:val="fr-CA"/>
+                <w:lang w:val="fr-CA" w:eastAsia="en-US" w:bidi="ar-SA"/>
               </w:rPr>
               <w:t>Entrée trop longue avec bruit → message d’erreur sur longueur</w:t>
             </w:r>
@@ -5484,26 +5384,32 @@
       </w:tr>
       <w:tr>
         <w:trPr>
-          <w:trHeight w:val="390"/>
+          <w:trHeight w:val="390" w:hRule="atLeast"/>
         </w:trPr>
         <w:tc>
           <w:tcPr>
-            <w:tcW w:w="2829" w:type="dxa"/>
-          </w:tcPr>
-          <w:p>
-            <w:pPr>
+            <w:tcW w:w="2828" w:type="dxa"/>
+            <w:tcBorders/>
+          </w:tcPr>
+          <w:p>
+            <w:pPr>
+              <w:pStyle w:val="Normal"/>
+              <w:widowControl/>
+              <w:spacing w:lineRule="auto" w:line="240" w:before="0" w:after="0"/>
               <w:jc w:val="center"/>
               <w:rPr>
-                <w:rFonts w:ascii="Arial" w:eastAsia="Arial" w:hAnsi="Arial" w:cs="Arial"/>
+                <w:rFonts w:ascii="Arial" w:hAnsi="Arial" w:eastAsia="Arial" w:cs="Arial"/>
                 <w:sz w:val="20"/>
                 <w:szCs w:val="20"/>
               </w:rPr>
             </w:pPr>
             <w:r>
               <w:rPr>
-                <w:rFonts w:ascii="Arial" w:eastAsia="Arial" w:hAnsi="Arial" w:cs="Arial"/>
+                <w:rFonts w:eastAsia="Arial" w:cs="Arial" w:ascii="Arial" w:hAnsi="Arial"/>
+                <w:kern w:val="2"/>
                 <w:sz w:val="20"/>
                 <w:szCs w:val="20"/>
+                <w:lang w:val="en-CA" w:eastAsia="en-US" w:bidi="ar-SA"/>
               </w:rPr>
               <w:t>7</w:t>
             </w:r>
@@ -5512,12 +5418,16 @@
         <w:tc>
           <w:tcPr>
             <w:tcW w:w="6531" w:type="dxa"/>
-          </w:tcPr>
-          <w:p>
-            <w:pPr>
+            <w:tcBorders/>
+          </w:tcPr>
+          <w:p>
+            <w:pPr>
+              <w:pStyle w:val="Normal"/>
+              <w:widowControl/>
+              <w:spacing w:lineRule="auto" w:line="240" w:before="0" w:after="0"/>
               <w:jc w:val="center"/>
               <w:rPr>
-                <w:rFonts w:ascii="Arial" w:eastAsia="Arial" w:hAnsi="Arial" w:cs="Arial"/>
+                <w:rFonts w:ascii="Arial" w:hAnsi="Arial" w:eastAsia="Arial" w:cs="Arial"/>
                 <w:sz w:val="20"/>
                 <w:szCs w:val="20"/>
                 <w:lang w:val="fr-CA"/>
@@ -5525,10 +5435,11 @@
             </w:pPr>
             <w:r>
               <w:rPr>
-                <w:rFonts w:ascii="Arial" w:eastAsia="Arial" w:hAnsi="Arial" w:cs="Arial"/>
+                <w:rFonts w:eastAsia="Arial" w:cs="Arial" w:ascii="Arial" w:hAnsi="Arial"/>
+                <w:kern w:val="2"/>
                 <w:sz w:val="20"/>
                 <w:szCs w:val="20"/>
-                <w:lang w:val="fr-CA"/>
+                <w:lang w:val="fr-CA" w:eastAsia="en-US" w:bidi="ar-SA"/>
               </w:rPr>
               <w:t>Chaîne vide → message d'erreur clair</w:t>
             </w:r>
@@ -5537,28 +5448,33 @@
       </w:tr>
       <w:tr>
         <w:trPr>
-          <w:trHeight w:val="390"/>
+          <w:trHeight w:val="390" w:hRule="atLeast"/>
         </w:trPr>
         <w:tc>
           <w:tcPr>
-            <w:tcW w:w="2829" w:type="dxa"/>
-          </w:tcPr>
-          <w:p>
-            <w:pPr>
+            <w:tcW w:w="2828" w:type="dxa"/>
+            <w:tcBorders/>
+          </w:tcPr>
+          <w:p>
+            <w:pPr>
+              <w:pStyle w:val="Normal"/>
+              <w:widowControl/>
+              <w:spacing w:lineRule="auto" w:line="240" w:before="0" w:after="0"/>
               <w:jc w:val="center"/>
               <w:rPr>
-                <w:rFonts w:ascii="Arial" w:eastAsia="Arial" w:hAnsi="Arial" w:cs="Arial"/>
+                <w:rFonts w:ascii="Arial" w:hAnsi="Arial" w:eastAsia="Arial" w:cs="Arial"/>
                 <w:sz w:val="20"/>
                 <w:szCs w:val="20"/>
               </w:rPr>
             </w:pPr>
             <w:r>
               <w:rPr>
-                <w:rFonts w:ascii="Arial" w:eastAsia="Arial" w:hAnsi="Arial" w:cs="Arial"/>
+                <w:rFonts w:eastAsia="Arial" w:cs="Arial" w:ascii="Arial" w:hAnsi="Arial"/>
+                <w:kern w:val="2"/>
                 <w:sz w:val="20"/>
                 <w:szCs w:val="20"/>
-              </w:rPr>
-              <w:lastRenderedPageBreak/>
+                <w:lang w:val="en-CA" w:eastAsia="en-US" w:bidi="ar-SA"/>
+              </w:rPr>
               <w:t>8</w:t>
             </w:r>
           </w:p>
@@ -5566,12 +5482,16 @@
         <w:tc>
           <w:tcPr>
             <w:tcW w:w="6531" w:type="dxa"/>
-          </w:tcPr>
-          <w:p>
-            <w:pPr>
+            <w:tcBorders/>
+          </w:tcPr>
+          <w:p>
+            <w:pPr>
+              <w:pStyle w:val="Normal"/>
+              <w:widowControl/>
+              <w:spacing w:lineRule="auto" w:line="240" w:before="0" w:after="0"/>
               <w:jc w:val="center"/>
               <w:rPr>
-                <w:rFonts w:ascii="Arial" w:eastAsia="Arial" w:hAnsi="Arial" w:cs="Arial"/>
+                <w:rFonts w:ascii="Arial" w:hAnsi="Arial" w:eastAsia="Arial" w:cs="Arial"/>
                 <w:sz w:val="20"/>
                 <w:szCs w:val="20"/>
                 <w:lang w:val="fr-CA"/>
@@ -5579,10 +5499,11 @@
             </w:pPr>
             <w:r>
               <w:rPr>
-                <w:rFonts w:ascii="Arial" w:eastAsia="Arial" w:hAnsi="Arial" w:cs="Arial"/>
+                <w:rFonts w:eastAsia="Arial" w:cs="Arial" w:ascii="Arial" w:hAnsi="Arial"/>
+                <w:kern w:val="2"/>
                 <w:sz w:val="20"/>
                 <w:szCs w:val="20"/>
-                <w:lang w:val="fr-CA"/>
+                <w:lang w:val="fr-CA" w:eastAsia="en-US" w:bidi="ar-SA"/>
               </w:rPr>
               <w:t>null → message d'erreur clair sans crash</w:t>
             </w:r>
@@ -5592,20 +5513,18 @@
     </w:tbl>
     <w:p>
       <w:pPr>
+        <w:pStyle w:val="Normal"/>
         <w:rPr>
           <w:lang w:val="fr-CA"/>
         </w:rPr>
       </w:pPr>
+      <w:r>
+        <w:rPr/>
+      </w:r>
     </w:p>
     <w:p>
       <w:pPr>
-        <w:rPr>
-          <w:lang w:val="fr-CA"/>
-        </w:rPr>
-      </w:pPr>
-    </w:p>
-    <w:p>
-      <w:pPr>
+        <w:pStyle w:val="Normal"/>
         <w:rPr>
           <w:lang w:val="fr-CA"/>
         </w:rPr>
@@ -5619,6 +5538,7 @@
     </w:p>
     <w:p>
       <w:pPr>
+        <w:pStyle w:val="Normal"/>
         <w:rPr>
           <w:color w:val="FF0000"/>
           <w:lang w:val="fr-CA"/>
@@ -5629,160 +5549,75 @@
           <w:color w:val="FF0000"/>
           <w:lang w:val="fr-CA"/>
         </w:rPr>
-        <w:t xml:space="preserve">(Le code source est disponible dans le </w:t>
+        <w:t>(Le code source est disponible dans le même dossier que ce fichier word)</w:t>
+      </w:r>
+    </w:p>
+    <w:p>
+      <w:pPr>
+        <w:pStyle w:val="Normal"/>
+        <w:rPr>
+          <w:color w:val="FF0000"/>
+          <w:lang w:val="fr-CA"/>
+        </w:rPr>
+      </w:pPr>
+      <w:r>
+        <w:rPr>
+          <w:color w:val="FF0000"/>
+          <w:lang w:val="fr-CA"/>
+        </w:rPr>
+        <w:t>(</w:t>
       </w:r>
       <w:r>
         <w:rPr>
           <w:color w:val="FF0000"/>
           <w:lang w:val="fr-CA"/>
         </w:rPr>
-        <w:t>même</w:t>
+        <w:t xml:space="preserve">Aussi, vous pouvez trouver le code source dans « devoir1_SEG3503_Rayane_Mariella\question_2_3_devoir1_SEG3503\src\validator\[CODE_SOURCE] » </w:t>
       </w:r>
       <w:r>
         <w:rPr>
           <w:color w:val="FF0000"/>
           <w:lang w:val="fr-CA"/>
         </w:rPr>
-        <w:t xml:space="preserve"> dossier que ce fichier word)</w:t>
+        <w:t>)</w:t>
+      </w:r>
+    </w:p>
+    <w:p>
+      <w:pPr>
+        <w:pStyle w:val="Normal"/>
+        <w:spacing w:before="0" w:after="160"/>
+        <w:rPr>
+          <w:color w:val="FF0000"/>
+          <w:lang w:val="fr-CA"/>
+        </w:rPr>
+      </w:pPr>
+      <w:r>
+        <w:rPr>
+          <w:color w:val="FF0000"/>
+          <w:lang w:val="fr-CA"/>
+        </w:rPr>
+        <w:t>(À préciser, c’est un projet eclipse, donc c’est facilement ouvrable sur Eclipse avec JUnit4 de installer pas JUnit 5!)</w:t>
       </w:r>
     </w:p>
     <w:sectPr>
+      <w:type w:val="nextPage"/>
       <w:pgSz w:w="12240" w:h="15840"/>
-      <w:pgMar w:top="1440" w:right="1440" w:bottom="1440" w:left="1440" w:header="708" w:footer="708" w:gutter="0"/>
-      <w:cols w:space="708"/>
-      <w:docGrid w:linePitch="360"/>
+      <w:pgMar w:left="1440" w:right="1440" w:gutter="0" w:header="0" w:top="1440" w:footer="0" w:bottom="1440"/>
+      <w:pgNumType w:fmt="decimal"/>
+      <w:formProt w:val="false"/>
+      <w:textDirection w:val="lrTb"/>
+      <w:docGrid w:type="default" w:linePitch="360" w:charSpace="0"/>
     </w:sectPr>
   </w:body>
 </w:document>
 </file>
 
-<file path=word/numbering.xml><?xml version="1.0" encoding="utf-8"?>
-<w:numbering xmlns:wpc="http://schemas.microsoft.com/office/word/2010/wordprocessingCanvas" xmlns:cx="http://schemas.microsoft.com/office/drawing/2014/chartex" xmlns:cx1="http://schemas.microsoft.com/office/drawing/2015/9/8/chartex" xmlns:cx2="http://schemas.microsoft.com/office/drawing/2015/10/21/chartex" xmlns:cx3="http://schemas.microsoft.com/office/drawing/2016/5/9/chartex" xmlns:cx4="http://schemas.microsoft.com/office/drawing/2016/5/10/chartex" xmlns:cx5="http://schemas.microsoft.com/office/drawing/2016/5/11/chartex" xmlns:cx6="http://schemas.microsoft.com/office/drawing/2016/5/12/chartex" xmlns:cx7="http://schemas.microsoft.com/office/drawing/2016/5/13/chartex" xmlns:cx8="http://schemas.microsoft.com/office/drawing/2016/5/14/chartex" xmlns:mc="http://schemas.openxmlformats.org/markup-compatibility/2006" xmlns:aink="http://schemas.microsoft.com/office/drawing/2016/ink" xmlns:am3d="http://schemas.microsoft.com/office/drawing/2017/model3d" xmlns:o="urn:schemas-microsoft-com:office:office" xmlns:oel="http://schemas.microsoft.com/office/2019/extlst" xmlns:r="http://schemas.openxmlformats.org/officeDocument/2006/relationships" xmlns:m="http://schemas.openxmlformats.org/officeDocument/2006/math" xmlns:v="urn:schemas-microsoft-com:vml" xmlns:wp14="http://schemas.microsoft.com/office/word/2010/wordprocessingDrawing" xmlns:wp="http://schemas.openxmlformats.org/drawingml/2006/wordprocessingDrawing" xmlns:w10="urn:schemas-microsoft-com:office:word" xmlns:w="http://schemas.openxmlformats.org/wordprocessingml/2006/main" xmlns:w14="http://schemas.microsoft.com/office/word/2010/wordml" xmlns:w15="http://schemas.microsoft.com/office/word/2012/wordml" xmlns:w16cex="http://schemas.microsoft.com/office/word/2018/wordml/cex" xmlns:w16cid="http://schemas.microsoft.com/office/word/2016/wordml/cid" xmlns:w16="http://schemas.microsoft.com/office/word/2018/wordml" xmlns:w16du="http://schemas.microsoft.com/office/word/2023/wordml/word16du" xmlns:w16sdtdh="http://schemas.microsoft.com/office/word/2020/wordml/sdtdatahash" xmlns:w16sdtfl="http://schemas.microsoft.com/office/word/2024/wordml/sdtformatlock" xmlns:w16se="http://schemas.microsoft.com/office/word/2015/wordml/symex" xmlns:wpg="http://schemas.microsoft.com/office/word/2010/wordprocessingGroup" xmlns:wpi="http://schemas.microsoft.com/office/word/2010/wordprocessingInk" xmlns:wne="http://schemas.microsoft.com/office/word/2006/wordml" xmlns:wps="http://schemas.microsoft.com/office/word/2010/wordprocessingShape" mc:Ignorable="w14 w15 w16se w16cid w16 w16cex w16sdtdh w16sdtfl w16du wp14">
-  <w:abstractNum w:abstractNumId="0" w15:restartNumberingAfterBreak="0">
-    <w:nsid w:val="3707547C"/>
-    <w:multiLevelType w:val="hybridMultilevel"/>
-    <w:tmpl w:val="B0C859A0"/>
-    <w:lvl w:ilvl="0" w:tplc="F822B8BC">
-      <w:start w:val="12"/>
-      <w:numFmt w:val="bullet"/>
-      <w:lvlText w:val=""/>
-      <w:lvlJc w:val="left"/>
-      <w:pPr>
-        <w:ind w:left="720" w:hanging="360"/>
-      </w:pPr>
-      <w:rPr>
-        <w:rFonts w:ascii="Symbol" w:eastAsiaTheme="minorHAnsi" w:hAnsi="Symbol" w:cstheme="minorBidi" w:hint="default"/>
-      </w:rPr>
-    </w:lvl>
-    <w:lvl w:ilvl="1" w:tplc="10090003" w:tentative="1">
-      <w:start w:val="1"/>
-      <w:numFmt w:val="bullet"/>
-      <w:lvlText w:val="o"/>
-      <w:lvlJc w:val="left"/>
-      <w:pPr>
-        <w:ind w:left="1440" w:hanging="360"/>
-      </w:pPr>
-      <w:rPr>
-        <w:rFonts w:ascii="Courier New" w:hAnsi="Courier New" w:cs="Courier New" w:hint="default"/>
-      </w:rPr>
-    </w:lvl>
-    <w:lvl w:ilvl="2" w:tplc="10090005" w:tentative="1">
-      <w:start w:val="1"/>
-      <w:numFmt w:val="bullet"/>
-      <w:lvlText w:val=""/>
-      <w:lvlJc w:val="left"/>
-      <w:pPr>
-        <w:ind w:left="2160" w:hanging="360"/>
-      </w:pPr>
-      <w:rPr>
-        <w:rFonts w:ascii="Wingdings" w:hAnsi="Wingdings" w:hint="default"/>
-      </w:rPr>
-    </w:lvl>
-    <w:lvl w:ilvl="3" w:tplc="10090001" w:tentative="1">
-      <w:start w:val="1"/>
-      <w:numFmt w:val="bullet"/>
-      <w:lvlText w:val=""/>
-      <w:lvlJc w:val="left"/>
-      <w:pPr>
-        <w:ind w:left="2880" w:hanging="360"/>
-      </w:pPr>
-      <w:rPr>
-        <w:rFonts w:ascii="Symbol" w:hAnsi="Symbol" w:hint="default"/>
-      </w:rPr>
-    </w:lvl>
-    <w:lvl w:ilvl="4" w:tplc="10090003" w:tentative="1">
-      <w:start w:val="1"/>
-      <w:numFmt w:val="bullet"/>
-      <w:lvlText w:val="o"/>
-      <w:lvlJc w:val="left"/>
-      <w:pPr>
-        <w:ind w:left="3600" w:hanging="360"/>
-      </w:pPr>
-      <w:rPr>
-        <w:rFonts w:ascii="Courier New" w:hAnsi="Courier New" w:cs="Courier New" w:hint="default"/>
-      </w:rPr>
-    </w:lvl>
-    <w:lvl w:ilvl="5" w:tplc="10090005" w:tentative="1">
-      <w:start w:val="1"/>
-      <w:numFmt w:val="bullet"/>
-      <w:lvlText w:val=""/>
-      <w:lvlJc w:val="left"/>
-      <w:pPr>
-        <w:ind w:left="4320" w:hanging="360"/>
-      </w:pPr>
-      <w:rPr>
-        <w:rFonts w:ascii="Wingdings" w:hAnsi="Wingdings" w:hint="default"/>
-      </w:rPr>
-    </w:lvl>
-    <w:lvl w:ilvl="6" w:tplc="10090001" w:tentative="1">
-      <w:start w:val="1"/>
-      <w:numFmt w:val="bullet"/>
-      <w:lvlText w:val=""/>
-      <w:lvlJc w:val="left"/>
-      <w:pPr>
-        <w:ind w:left="5040" w:hanging="360"/>
-      </w:pPr>
-      <w:rPr>
-        <w:rFonts w:ascii="Symbol" w:hAnsi="Symbol" w:hint="default"/>
-      </w:rPr>
-    </w:lvl>
-    <w:lvl w:ilvl="7" w:tplc="10090003" w:tentative="1">
-      <w:start w:val="1"/>
-      <w:numFmt w:val="bullet"/>
-      <w:lvlText w:val="o"/>
-      <w:lvlJc w:val="left"/>
-      <w:pPr>
-        <w:ind w:left="5760" w:hanging="360"/>
-      </w:pPr>
-      <w:rPr>
-        <w:rFonts w:ascii="Courier New" w:hAnsi="Courier New" w:cs="Courier New" w:hint="default"/>
-      </w:rPr>
-    </w:lvl>
-    <w:lvl w:ilvl="8" w:tplc="10090005" w:tentative="1">
-      <w:start w:val="1"/>
-      <w:numFmt w:val="bullet"/>
-      <w:lvlText w:val=""/>
-      <w:lvlJc w:val="left"/>
-      <w:pPr>
-        <w:ind w:left="6480" w:hanging="360"/>
-      </w:pPr>
-      <w:rPr>
-        <w:rFonts w:ascii="Wingdings" w:hAnsi="Wingdings" w:hint="default"/>
-      </w:rPr>
-    </w:lvl>
-  </w:abstractNum>
-  <w:num w:numId="1" w16cid:durableId="749429639">
-    <w:abstractNumId w:val="0"/>
-  </w:num>
-</w:numbering>
-</file>
-
 <file path=word/styles.xml><?xml version="1.0" encoding="utf-8"?>
-<w:styles xmlns:mc="http://schemas.openxmlformats.org/markup-compatibility/2006" xmlns:r="http://schemas.openxmlformats.org/officeDocument/2006/relationships" xmlns:w="http://schemas.openxmlformats.org/wordprocessingml/2006/main" xmlns:w14="http://schemas.microsoft.com/office/word/2010/wordml" xmlns:w15="http://schemas.microsoft.com/office/word/2012/wordml" xmlns:w16cex="http://schemas.microsoft.com/office/word/2018/wordml/cex" xmlns:w16cid="http://schemas.microsoft.com/office/word/2016/wordml/cid" xmlns:w16="http://schemas.microsoft.com/office/word/2018/wordml" xmlns:w16du="http://schemas.microsoft.com/office/word/2023/wordml/word16du" xmlns:w16sdtdh="http://schemas.microsoft.com/office/word/2020/wordml/sdtdatahash" xmlns:w16sdtfl="http://schemas.microsoft.com/office/word/2024/wordml/sdtformatlock" xmlns:w16se="http://schemas.microsoft.com/office/word/2015/wordml/symex" mc:Ignorable="w14 w15 w16se w16cid w16 w16cex w16sdtdh w16sdtfl w16du">
+<w:styles xmlns:w="http://schemas.openxmlformats.org/wordprocessingml/2006/main" xmlns:w14="http://schemas.microsoft.com/office/word/2010/wordml" xmlns:mc="http://schemas.openxmlformats.org/markup-compatibility/2006" mc:Ignorable="w14">
   <w:docDefaults>
     <w:rPrDefault>
       <w:rPr>
-        <w:rFonts w:asciiTheme="minorHAnsi" w:eastAsiaTheme="minorHAnsi" w:hAnsiTheme="minorHAnsi" w:cstheme="minorBidi"/>
+        <w:rFonts w:ascii="Aptos" w:hAnsi="Aptos" w:eastAsia="Aptos" w:cs="" w:asciiTheme="minorHAnsi" w:cstheme="minorBidi" w:eastAsiaTheme="minorHAnsi" w:hAnsiTheme="minorHAnsi"/>
         <w:kern w:val="2"/>
         <w:sz w:val="24"/>
         <w:szCs w:val="24"/>
@@ -5792,21 +5627,21 @@
     </w:rPrDefault>
     <w:pPrDefault>
       <w:pPr>
-        <w:spacing w:after="160" w:line="278" w:lineRule="auto"/>
+        <w:suppressAutoHyphens w:val="true"/>
       </w:pPr>
     </w:pPrDefault>
   </w:docDefaults>
   <w:latentStyles w:defLockedState="0" w:defUIPriority="99" w:defSemiHidden="0" w:defUnhideWhenUsed="0" w:defQFormat="0" w:count="376">
     <w:lsdException w:name="Normal" w:uiPriority="0" w:qFormat="1"/>
     <w:lsdException w:name="heading 1" w:uiPriority="9" w:qFormat="1"/>
-    <w:lsdException w:name="heading 2" w:semiHidden="1" w:uiPriority="9" w:unhideWhenUsed="1" w:qFormat="1"/>
-    <w:lsdException w:name="heading 3" w:semiHidden="1" w:uiPriority="9" w:unhideWhenUsed="1" w:qFormat="1"/>
-    <w:lsdException w:name="heading 4" w:semiHidden="1" w:uiPriority="9" w:unhideWhenUsed="1" w:qFormat="1"/>
-    <w:lsdException w:name="heading 5" w:semiHidden="1" w:uiPriority="9" w:unhideWhenUsed="1" w:qFormat="1"/>
-    <w:lsdException w:name="heading 6" w:semiHidden="1" w:uiPriority="9" w:unhideWhenUsed="1" w:qFormat="1"/>
-    <w:lsdException w:name="heading 7" w:semiHidden="1" w:uiPriority="9" w:unhideWhenUsed="1" w:qFormat="1"/>
-    <w:lsdException w:name="heading 8" w:semiHidden="1" w:uiPriority="9" w:unhideWhenUsed="1" w:qFormat="1"/>
-    <w:lsdException w:name="heading 9" w:semiHidden="1" w:uiPriority="9" w:unhideWhenUsed="1" w:qFormat="1"/>
+    <w:lsdException w:name="heading 2" w:uiPriority="9" w:semiHidden="1" w:unhideWhenUsed="1" w:qFormat="1"/>
+    <w:lsdException w:name="heading 3" w:uiPriority="9" w:semiHidden="1" w:unhideWhenUsed="1" w:qFormat="1"/>
+    <w:lsdException w:name="heading 4" w:uiPriority="9" w:semiHidden="1" w:unhideWhenUsed="1" w:qFormat="1"/>
+    <w:lsdException w:name="heading 5" w:uiPriority="9" w:semiHidden="1" w:unhideWhenUsed="1" w:qFormat="1"/>
+    <w:lsdException w:name="heading 6" w:uiPriority="9" w:semiHidden="1" w:unhideWhenUsed="1" w:qFormat="1"/>
+    <w:lsdException w:name="heading 7" w:uiPriority="9" w:semiHidden="1" w:unhideWhenUsed="1" w:qFormat="1"/>
+    <w:lsdException w:name="heading 8" w:uiPriority="9" w:semiHidden="1" w:unhideWhenUsed="1" w:qFormat="1"/>
+    <w:lsdException w:name="heading 9" w:uiPriority="9" w:semiHidden="1" w:unhideWhenUsed="1" w:qFormat="1"/>
     <w:lsdException w:name="index 1" w:semiHidden="1" w:unhideWhenUsed="1"/>
     <w:lsdException w:name="index 2" w:semiHidden="1" w:unhideWhenUsed="1"/>
     <w:lsdException w:name="index 3" w:semiHidden="1" w:unhideWhenUsed="1"/>
@@ -5816,22 +5651,22 @@
     <w:lsdException w:name="index 7" w:semiHidden="1" w:unhideWhenUsed="1"/>
     <w:lsdException w:name="index 8" w:semiHidden="1" w:unhideWhenUsed="1"/>
     <w:lsdException w:name="index 9" w:semiHidden="1" w:unhideWhenUsed="1"/>
-    <w:lsdException w:name="toc 1" w:semiHidden="1" w:uiPriority="39" w:unhideWhenUsed="1"/>
-    <w:lsdException w:name="toc 2" w:semiHidden="1" w:uiPriority="39" w:unhideWhenUsed="1"/>
-    <w:lsdException w:name="toc 3" w:semiHidden="1" w:uiPriority="39" w:unhideWhenUsed="1"/>
-    <w:lsdException w:name="toc 4" w:semiHidden="1" w:uiPriority="39" w:unhideWhenUsed="1"/>
-    <w:lsdException w:name="toc 5" w:semiHidden="1" w:uiPriority="39" w:unhideWhenUsed="1"/>
-    <w:lsdException w:name="toc 6" w:semiHidden="1" w:uiPriority="39" w:unhideWhenUsed="1"/>
-    <w:lsdException w:name="toc 7" w:semiHidden="1" w:uiPriority="39" w:unhideWhenUsed="1"/>
-    <w:lsdException w:name="toc 8" w:semiHidden="1" w:uiPriority="39" w:unhideWhenUsed="1"/>
-    <w:lsdException w:name="toc 9" w:semiHidden="1" w:uiPriority="39" w:unhideWhenUsed="1"/>
+    <w:lsdException w:name="toc 1" w:uiPriority="39" w:semiHidden="1" w:unhideWhenUsed="1"/>
+    <w:lsdException w:name="toc 2" w:uiPriority="39" w:semiHidden="1" w:unhideWhenUsed="1"/>
+    <w:lsdException w:name="toc 3" w:uiPriority="39" w:semiHidden="1" w:unhideWhenUsed="1"/>
+    <w:lsdException w:name="toc 4" w:uiPriority="39" w:semiHidden="1" w:unhideWhenUsed="1"/>
+    <w:lsdException w:name="toc 5" w:uiPriority="39" w:semiHidden="1" w:unhideWhenUsed="1"/>
+    <w:lsdException w:name="toc 6" w:uiPriority="39" w:semiHidden="1" w:unhideWhenUsed="1"/>
+    <w:lsdException w:name="toc 7" w:uiPriority="39" w:semiHidden="1" w:unhideWhenUsed="1"/>
+    <w:lsdException w:name="toc 8" w:uiPriority="39" w:semiHidden="1" w:unhideWhenUsed="1"/>
+    <w:lsdException w:name="toc 9" w:uiPriority="39" w:semiHidden="1" w:unhideWhenUsed="1"/>
     <w:lsdException w:name="Normal Indent" w:semiHidden="1" w:unhideWhenUsed="1"/>
     <w:lsdException w:name="footnote text" w:semiHidden="1" w:unhideWhenUsed="1"/>
     <w:lsdException w:name="annotation text" w:semiHidden="1" w:unhideWhenUsed="1"/>
     <w:lsdException w:name="header" w:semiHidden="1" w:unhideWhenUsed="1"/>
     <w:lsdException w:name="footer" w:semiHidden="1" w:unhideWhenUsed="1"/>
     <w:lsdException w:name="index heading" w:semiHidden="1" w:unhideWhenUsed="1"/>
-    <w:lsdException w:name="caption" w:semiHidden="1" w:uiPriority="35" w:unhideWhenUsed="1" w:qFormat="1"/>
+    <w:lsdException w:name="caption" w:uiPriority="35" w:semiHidden="1" w:unhideWhenUsed="1" w:qFormat="1"/>
     <w:lsdException w:name="table of figures" w:semiHidden="1" w:unhideWhenUsed="1"/>
     <w:lsdException w:name="envelope address" w:semiHidden="1" w:unhideWhenUsed="1"/>
     <w:lsdException w:name="envelope return" w:semiHidden="1" w:unhideWhenUsed="1"/>
@@ -5862,7 +5697,7 @@
     <w:lsdException w:name="Title" w:uiPriority="10" w:qFormat="1"/>
     <w:lsdException w:name="Closing" w:semiHidden="1" w:unhideWhenUsed="1"/>
     <w:lsdException w:name="Signature" w:semiHidden="1" w:unhideWhenUsed="1"/>
-    <w:lsdException w:name="Default Paragraph Font" w:semiHidden="1" w:uiPriority="1" w:unhideWhenUsed="1"/>
+    <w:lsdException w:name="Default Paragraph Font" w:uiPriority="1" w:semiHidden="1" w:unhideWhenUsed="1"/>
     <w:lsdException w:name="Body Text" w:semiHidden="1" w:unhideWhenUsed="1"/>
     <w:lsdException w:name="Body Text Indent" w:semiHidden="1" w:unhideWhenUsed="1"/>
     <w:lsdException w:name="List Continue" w:semiHidden="1" w:unhideWhenUsed="1"/>
@@ -6062,8 +5897,8 @@
     <w:lsdException w:name="Subtle Reference" w:uiPriority="31" w:qFormat="1"/>
     <w:lsdException w:name="Intense Reference" w:uiPriority="32" w:qFormat="1"/>
     <w:lsdException w:name="Book Title" w:uiPriority="33" w:qFormat="1"/>
-    <w:lsdException w:name="Bibliography" w:semiHidden="1" w:uiPriority="37" w:unhideWhenUsed="1"/>
-    <w:lsdException w:name="TOC Heading" w:semiHidden="1" w:uiPriority="39" w:unhideWhenUsed="1" w:qFormat="1"/>
+    <w:lsdException w:name="Bibliography" w:uiPriority="37" w:semiHidden="1" w:unhideWhenUsed="1"/>
+    <w:lsdException w:name="TOC Heading" w:uiPriority="39" w:semiHidden="1" w:unhideWhenUsed="1" w:qFormat="1"/>
     <w:lsdException w:name="Plain Table 1" w:uiPriority="41"/>
     <w:lsdException w:name="Plain Table 2" w:uiPriority="42"/>
     <w:lsdException w:name="Plain Table 3" w:uiPriority="43"/>
@@ -6174,56 +6009,71 @@
     <w:lsdException w:name="Unresolved Mention" w:semiHidden="1" w:unhideWhenUsed="1"/>
     <w:lsdException w:name="Smart Link" w:semiHidden="1" w:unhideWhenUsed="1"/>
   </w:latentStyles>
-  <w:style w:type="paragraph" w:default="1" w:styleId="Normal">
+  <w:style w:type="paragraph" w:styleId="Normal" w:default="1">
     <w:name w:val="Normal"/>
     <w:qFormat/>
-    <w:rsid w:val="006C10A5"/>
+    <w:rsid w:val="006c10a5"/>
+    <w:pPr>
+      <w:widowControl/>
+      <w:bidi w:val="0"/>
+      <w:spacing w:lineRule="auto" w:line="276" w:before="0" w:after="160"/>
+      <w:jc w:val="left"/>
+    </w:pPr>
+    <w:rPr>
+      <w:rFonts w:ascii="Aptos" w:hAnsi="Aptos" w:eastAsia="Aptos" w:cs="" w:asciiTheme="minorHAnsi" w:cstheme="minorBidi" w:eastAsiaTheme="minorHAnsi" w:hAnsiTheme="minorHAnsi"/>
+      <w:color w:val="auto"/>
+      <w:kern w:val="2"/>
+      <w:sz w:val="24"/>
+      <w:szCs w:val="24"/>
+      <w:lang w:val="en-CA" w:eastAsia="en-US" w:bidi="ar-SA"/>
+      <w14:ligatures w14:val="standardContextual"/>
+    </w:rPr>
   </w:style>
   <w:style w:type="paragraph" w:styleId="Titre1">
-    <w:name w:val="heading 1"/>
+    <w:name w:val="Heading 1"/>
     <w:basedOn w:val="Normal"/>
     <w:next w:val="Normal"/>
     <w:link w:val="Titre1Car"/>
     <w:uiPriority w:val="9"/>
     <w:qFormat/>
-    <w:rsid w:val="006D62A8"/>
+    <w:rsid w:val="006d62a8"/>
     <w:pPr>
-      <w:keepNext/>
+      <w:keepNext w:val="true"/>
       <w:keepLines/>
       <w:spacing w:before="360" w:after="80"/>
       <w:outlineLvl w:val="0"/>
     </w:pPr>
     <w:rPr>
-      <w:rFonts w:asciiTheme="majorHAnsi" w:eastAsiaTheme="majorEastAsia" w:hAnsiTheme="majorHAnsi" w:cstheme="majorBidi"/>
-      <w:color w:val="0F4761" w:themeColor="accent1" w:themeShade="BF"/>
+      <w:rFonts w:ascii="Aptos Display" w:hAnsi="Aptos Display" w:eastAsia="" w:cs="" w:asciiTheme="majorHAnsi" w:cstheme="majorBidi" w:eastAsiaTheme="majorEastAsia" w:hAnsiTheme="majorHAnsi"/>
+      <w:color w:val="0F4761" w:themeColor="accent1" w:themeShade="bf"/>
       <w:sz w:val="40"/>
       <w:szCs w:val="40"/>
     </w:rPr>
   </w:style>
   <w:style w:type="paragraph" w:styleId="Titre2">
-    <w:name w:val="heading 2"/>
+    <w:name w:val="Heading 2"/>
     <w:basedOn w:val="Normal"/>
     <w:next w:val="Normal"/>
     <w:link w:val="Titre2Car"/>
     <w:uiPriority w:val="9"/>
     <w:unhideWhenUsed/>
     <w:qFormat/>
-    <w:rsid w:val="006D62A8"/>
+    <w:rsid w:val="006d62a8"/>
     <w:pPr>
-      <w:keepNext/>
+      <w:keepNext w:val="true"/>
       <w:keepLines/>
       <w:spacing w:before="160" w:after="80"/>
       <w:outlineLvl w:val="1"/>
     </w:pPr>
     <w:rPr>
-      <w:rFonts w:asciiTheme="majorHAnsi" w:eastAsiaTheme="majorEastAsia" w:hAnsiTheme="majorHAnsi" w:cstheme="majorBidi"/>
-      <w:color w:val="0F4761" w:themeColor="accent1" w:themeShade="BF"/>
+      <w:rFonts w:ascii="Aptos Display" w:hAnsi="Aptos Display" w:eastAsia="" w:cs="" w:asciiTheme="majorHAnsi" w:cstheme="majorBidi" w:eastAsiaTheme="majorEastAsia" w:hAnsiTheme="majorHAnsi"/>
+      <w:color w:val="0F4761" w:themeColor="accent1" w:themeShade="bf"/>
       <w:sz w:val="32"/>
       <w:szCs w:val="32"/>
     </w:rPr>
   </w:style>
   <w:style w:type="paragraph" w:styleId="Titre3">
-    <w:name w:val="heading 3"/>
+    <w:name w:val="Heading 3"/>
     <w:basedOn w:val="Normal"/>
     <w:next w:val="Normal"/>
     <w:link w:val="Titre3Car"/>
@@ -6231,22 +6081,22 @@
     <w:semiHidden/>
     <w:unhideWhenUsed/>
     <w:qFormat/>
-    <w:rsid w:val="006D62A8"/>
+    <w:rsid w:val="006d62a8"/>
     <w:pPr>
-      <w:keepNext/>
+      <w:keepNext w:val="true"/>
       <w:keepLines/>
       <w:spacing w:before="160" w:after="80"/>
       <w:outlineLvl w:val="2"/>
     </w:pPr>
     <w:rPr>
-      <w:rFonts w:eastAsiaTheme="majorEastAsia" w:cstheme="majorBidi"/>
-      <w:color w:val="0F4761" w:themeColor="accent1" w:themeShade="BF"/>
+      <w:rFonts w:eastAsia="" w:cs="" w:cstheme="majorBidi" w:eastAsiaTheme="majorEastAsia"/>
+      <w:color w:val="0F4761" w:themeColor="accent1" w:themeShade="bf"/>
       <w:sz w:val="28"/>
       <w:szCs w:val="28"/>
     </w:rPr>
   </w:style>
   <w:style w:type="paragraph" w:styleId="Titre4">
-    <w:name w:val="heading 4"/>
+    <w:name w:val="Heading 4"/>
     <w:basedOn w:val="Normal"/>
     <w:next w:val="Normal"/>
     <w:link w:val="Titre4Car"/>
@@ -6254,22 +6104,22 @@
     <w:semiHidden/>
     <w:unhideWhenUsed/>
     <w:qFormat/>
-    <w:rsid w:val="006D62A8"/>
+    <w:rsid w:val="006d62a8"/>
     <w:pPr>
-      <w:keepNext/>
+      <w:keepNext w:val="true"/>
       <w:keepLines/>
       <w:spacing w:before="80" w:after="40"/>
       <w:outlineLvl w:val="3"/>
     </w:pPr>
     <w:rPr>
-      <w:rFonts w:eastAsiaTheme="majorEastAsia" w:cstheme="majorBidi"/>
+      <w:rFonts w:eastAsia="" w:cs="" w:cstheme="majorBidi" w:eastAsiaTheme="majorEastAsia"/>
       <w:i/>
       <w:iCs/>
-      <w:color w:val="0F4761" w:themeColor="accent1" w:themeShade="BF"/>
+      <w:color w:val="0F4761" w:themeColor="accent1" w:themeShade="bf"/>
     </w:rPr>
   </w:style>
   <w:style w:type="paragraph" w:styleId="Titre5">
-    <w:name w:val="heading 5"/>
+    <w:name w:val="Heading 5"/>
     <w:basedOn w:val="Normal"/>
     <w:next w:val="Normal"/>
     <w:link w:val="Titre5Car"/>
@@ -6277,20 +6127,20 @@
     <w:semiHidden/>
     <w:unhideWhenUsed/>
     <w:qFormat/>
-    <w:rsid w:val="006D62A8"/>
+    <w:rsid w:val="006d62a8"/>
     <w:pPr>
-      <w:keepNext/>
+      <w:keepNext w:val="true"/>
       <w:keepLines/>
       <w:spacing w:before="80" w:after="40"/>
       <w:outlineLvl w:val="4"/>
     </w:pPr>
     <w:rPr>
-      <w:rFonts w:eastAsiaTheme="majorEastAsia" w:cstheme="majorBidi"/>
-      <w:color w:val="0F4761" w:themeColor="accent1" w:themeShade="BF"/>
+      <w:rFonts w:eastAsia="" w:cs="" w:cstheme="majorBidi" w:eastAsiaTheme="majorEastAsia"/>
+      <w:color w:val="0F4761" w:themeColor="accent1" w:themeShade="bf"/>
     </w:rPr>
   </w:style>
   <w:style w:type="paragraph" w:styleId="Titre6">
-    <w:name w:val="heading 6"/>
+    <w:name w:val="Heading 6"/>
     <w:basedOn w:val="Normal"/>
     <w:next w:val="Normal"/>
     <w:link w:val="Titre6Car"/>
@@ -6298,22 +6148,22 @@
     <w:semiHidden/>
     <w:unhideWhenUsed/>
     <w:qFormat/>
-    <w:rsid w:val="006D62A8"/>
+    <w:rsid w:val="006d62a8"/>
     <w:pPr>
-      <w:keepNext/>
+      <w:keepNext w:val="true"/>
       <w:keepLines/>
       <w:spacing w:before="40" w:after="0"/>
       <w:outlineLvl w:val="5"/>
     </w:pPr>
     <w:rPr>
-      <w:rFonts w:eastAsiaTheme="majorEastAsia" w:cstheme="majorBidi"/>
+      <w:rFonts w:eastAsia="" w:cs="" w:cstheme="majorBidi" w:eastAsiaTheme="majorEastAsia"/>
       <w:i/>
       <w:iCs/>
-      <w:color w:val="595959" w:themeColor="text1" w:themeTint="A6"/>
+      <w:color w:val="595959" w:themeColor="text1" w:themeTint="a6"/>
     </w:rPr>
   </w:style>
   <w:style w:type="paragraph" w:styleId="Titre7">
-    <w:name w:val="heading 7"/>
+    <w:name w:val="Heading 7"/>
     <w:basedOn w:val="Normal"/>
     <w:next w:val="Normal"/>
     <w:link w:val="Titre7Car"/>
@@ -6321,20 +6171,20 @@
     <w:semiHidden/>
     <w:unhideWhenUsed/>
     <w:qFormat/>
-    <w:rsid w:val="006D62A8"/>
+    <w:rsid w:val="006d62a8"/>
     <w:pPr>
-      <w:keepNext/>
+      <w:keepNext w:val="true"/>
       <w:keepLines/>
       <w:spacing w:before="40" w:after="0"/>
       <w:outlineLvl w:val="6"/>
     </w:pPr>
     <w:rPr>
-      <w:rFonts w:eastAsiaTheme="majorEastAsia" w:cstheme="majorBidi"/>
-      <w:color w:val="595959" w:themeColor="text1" w:themeTint="A6"/>
+      <w:rFonts w:eastAsia="" w:cs="" w:cstheme="majorBidi" w:eastAsiaTheme="majorEastAsia"/>
+      <w:color w:val="595959" w:themeColor="text1" w:themeTint="a6"/>
     </w:rPr>
   </w:style>
   <w:style w:type="paragraph" w:styleId="Titre8">
-    <w:name w:val="heading 8"/>
+    <w:name w:val="Heading 8"/>
     <w:basedOn w:val="Normal"/>
     <w:next w:val="Normal"/>
     <w:link w:val="Titre8Car"/>
@@ -6342,22 +6192,22 @@
     <w:semiHidden/>
     <w:unhideWhenUsed/>
     <w:qFormat/>
-    <w:rsid w:val="006D62A8"/>
+    <w:rsid w:val="006d62a8"/>
     <w:pPr>
-      <w:keepNext/>
+      <w:keepNext w:val="true"/>
       <w:keepLines/>
-      <w:spacing w:after="0"/>
+      <w:spacing w:before="0" w:after="0"/>
       <w:outlineLvl w:val="7"/>
     </w:pPr>
     <w:rPr>
-      <w:rFonts w:eastAsiaTheme="majorEastAsia" w:cstheme="majorBidi"/>
+      <w:rFonts w:eastAsia="" w:cs="" w:cstheme="majorBidi" w:eastAsiaTheme="majorEastAsia"/>
       <w:i/>
       <w:iCs/>
-      <w:color w:val="272727" w:themeColor="text1" w:themeTint="D8"/>
+      <w:color w:val="272727" w:themeColor="text1" w:themeTint="d8"/>
     </w:rPr>
   </w:style>
   <w:style w:type="paragraph" w:styleId="Titre9">
-    <w:name w:val="heading 9"/>
+    <w:name w:val="Heading 9"/>
     <w:basedOn w:val="Normal"/>
     <w:next w:val="Normal"/>
     <w:link w:val="Titre9Car"/>
@@ -6365,192 +6215,326 @@
     <w:semiHidden/>
     <w:unhideWhenUsed/>
     <w:qFormat/>
-    <w:rsid w:val="006D62A8"/>
+    <w:rsid w:val="006d62a8"/>
     <w:pPr>
-      <w:keepNext/>
+      <w:keepNext w:val="true"/>
       <w:keepLines/>
-      <w:spacing w:after="0"/>
+      <w:spacing w:before="0" w:after="0"/>
       <w:outlineLvl w:val="8"/>
     </w:pPr>
     <w:rPr>
-      <w:rFonts w:eastAsiaTheme="majorEastAsia" w:cstheme="majorBidi"/>
-      <w:color w:val="272727" w:themeColor="text1" w:themeTint="D8"/>
+      <w:rFonts w:eastAsia="" w:cs="" w:cstheme="majorBidi" w:eastAsiaTheme="majorEastAsia"/>
+      <w:color w:val="272727" w:themeColor="text1" w:themeTint="d8"/>
     </w:rPr>
   </w:style>
-  <w:style w:type="character" w:default="1" w:styleId="Policepardfaut">
+  <w:style w:type="character" w:styleId="DefaultParagraphFont" w:default="1">
     <w:name w:val="Default Paragraph Font"/>
     <w:uiPriority w:val="1"/>
     <w:unhideWhenUsed/>
+    <w:qFormat/>
+    <w:rPr/>
   </w:style>
-  <w:style w:type="table" w:default="1" w:styleId="TableauNormal">
-    <w:name w:val="Normal Table"/>
-    <w:uiPriority w:val="99"/>
-    <w:semiHidden/>
-    <w:unhideWhenUsed/>
-    <w:tblPr>
-      <w:tblInd w:w="0" w:type="dxa"/>
-      <w:tblCellMar>
-        <w:top w:w="0" w:type="dxa"/>
-        <w:left w:w="108" w:type="dxa"/>
-        <w:bottom w:w="0" w:type="dxa"/>
-        <w:right w:w="108" w:type="dxa"/>
-      </w:tblCellMar>
-    </w:tblPr>
-  </w:style>
-  <w:style w:type="numbering" w:default="1" w:styleId="Aucuneliste">
-    <w:name w:val="No List"/>
-    <w:uiPriority w:val="99"/>
-    <w:semiHidden/>
-    <w:unhideWhenUsed/>
-  </w:style>
-  <w:style w:type="character" w:customStyle="1" w:styleId="Titre1Car">
+  <w:style w:type="character" w:styleId="Titre1Car" w:customStyle="1">
     <w:name w:val="Titre 1 Car"/>
-    <w:basedOn w:val="Policepardfaut"/>
-    <w:link w:val="Titre1"/>
+    <w:basedOn w:val="DefaultParagraphFont"/>
     <w:uiPriority w:val="9"/>
-    <w:rsid w:val="006D62A8"/>
+    <w:qFormat/>
+    <w:rsid w:val="006d62a8"/>
     <w:rPr>
-      <w:rFonts w:asciiTheme="majorHAnsi" w:eastAsiaTheme="majorEastAsia" w:hAnsiTheme="majorHAnsi" w:cstheme="majorBidi"/>
-      <w:color w:val="0F4761" w:themeColor="accent1" w:themeShade="BF"/>
+      <w:rFonts w:ascii="Aptos Display" w:hAnsi="Aptos Display" w:eastAsia="" w:cs="" w:asciiTheme="majorHAnsi" w:cstheme="majorBidi" w:eastAsiaTheme="majorEastAsia" w:hAnsiTheme="majorHAnsi"/>
+      <w:color w:val="0F4761" w:themeColor="accent1" w:themeShade="bf"/>
       <w:sz w:val="40"/>
       <w:szCs w:val="40"/>
     </w:rPr>
   </w:style>
-  <w:style w:type="character" w:customStyle="1" w:styleId="Titre2Car">
+  <w:style w:type="character" w:styleId="Titre2Car" w:customStyle="1">
     <w:name w:val="Titre 2 Car"/>
-    <w:basedOn w:val="Policepardfaut"/>
-    <w:link w:val="Titre2"/>
+    <w:basedOn w:val="DefaultParagraphFont"/>
     <w:uiPriority w:val="9"/>
-    <w:rsid w:val="006D62A8"/>
+    <w:qFormat/>
+    <w:rsid w:val="006d62a8"/>
     <w:rPr>
-      <w:rFonts w:asciiTheme="majorHAnsi" w:eastAsiaTheme="majorEastAsia" w:hAnsiTheme="majorHAnsi" w:cstheme="majorBidi"/>
-      <w:color w:val="0F4761" w:themeColor="accent1" w:themeShade="BF"/>
+      <w:rFonts w:ascii="Aptos Display" w:hAnsi="Aptos Display" w:eastAsia="" w:cs="" w:asciiTheme="majorHAnsi" w:cstheme="majorBidi" w:eastAsiaTheme="majorEastAsia" w:hAnsiTheme="majorHAnsi"/>
+      <w:color w:val="0F4761" w:themeColor="accent1" w:themeShade="bf"/>
       <w:sz w:val="32"/>
       <w:szCs w:val="32"/>
     </w:rPr>
   </w:style>
-  <w:style w:type="character" w:customStyle="1" w:styleId="Titre3Car">
+  <w:style w:type="character" w:styleId="Titre3Car" w:customStyle="1">
     <w:name w:val="Titre 3 Car"/>
-    <w:basedOn w:val="Policepardfaut"/>
-    <w:link w:val="Titre3"/>
+    <w:basedOn w:val="DefaultParagraphFont"/>
     <w:uiPriority w:val="9"/>
     <w:semiHidden/>
-    <w:rsid w:val="006D62A8"/>
+    <w:qFormat/>
+    <w:rsid w:val="006d62a8"/>
     <w:rPr>
-      <w:rFonts w:eastAsiaTheme="majorEastAsia" w:cstheme="majorBidi"/>
-      <w:color w:val="0F4761" w:themeColor="accent1" w:themeShade="BF"/>
+      <w:rFonts w:eastAsia="" w:cs="" w:cstheme="majorBidi" w:eastAsiaTheme="majorEastAsia"/>
+      <w:color w:val="0F4761" w:themeColor="accent1" w:themeShade="bf"/>
       <w:sz w:val="28"/>
       <w:szCs w:val="28"/>
     </w:rPr>
   </w:style>
-  <w:style w:type="character" w:customStyle="1" w:styleId="Titre4Car">
+  <w:style w:type="character" w:styleId="Titre4Car" w:customStyle="1">
     <w:name w:val="Titre 4 Car"/>
-    <w:basedOn w:val="Policepardfaut"/>
-    <w:link w:val="Titre4"/>
+    <w:basedOn w:val="DefaultParagraphFont"/>
     <w:uiPriority w:val="9"/>
     <w:semiHidden/>
-    <w:rsid w:val="006D62A8"/>
+    <w:qFormat/>
+    <w:rsid w:val="006d62a8"/>
     <w:rPr>
-      <w:rFonts w:eastAsiaTheme="majorEastAsia" w:cstheme="majorBidi"/>
+      <w:rFonts w:eastAsia="" w:cs="" w:cstheme="majorBidi" w:eastAsiaTheme="majorEastAsia"/>
       <w:i/>
       <w:iCs/>
-      <w:color w:val="0F4761" w:themeColor="accent1" w:themeShade="BF"/>
+      <w:color w:val="0F4761" w:themeColor="accent1" w:themeShade="bf"/>
     </w:rPr>
   </w:style>
-  <w:style w:type="character" w:customStyle="1" w:styleId="Titre5Car">
+  <w:style w:type="character" w:styleId="Titre5Car" w:customStyle="1">
     <w:name w:val="Titre 5 Car"/>
-    <w:basedOn w:val="Policepardfaut"/>
-    <w:link w:val="Titre5"/>
+    <w:basedOn w:val="DefaultParagraphFont"/>
     <w:uiPriority w:val="9"/>
     <w:semiHidden/>
-    <w:rsid w:val="006D62A8"/>
+    <w:qFormat/>
+    <w:rsid w:val="006d62a8"/>
     <w:rPr>
-      <w:rFonts w:eastAsiaTheme="majorEastAsia" w:cstheme="majorBidi"/>
-      <w:color w:val="0F4761" w:themeColor="accent1" w:themeShade="BF"/>
+      <w:rFonts w:eastAsia="" w:cs="" w:cstheme="majorBidi" w:eastAsiaTheme="majorEastAsia"/>
+      <w:color w:val="0F4761" w:themeColor="accent1" w:themeShade="bf"/>
     </w:rPr>
   </w:style>
-  <w:style w:type="character" w:customStyle="1" w:styleId="Titre6Car">
+  <w:style w:type="character" w:styleId="Titre6Car" w:customStyle="1">
     <w:name w:val="Titre 6 Car"/>
-    <w:basedOn w:val="Policepardfaut"/>
-    <w:link w:val="Titre6"/>
+    <w:basedOn w:val="DefaultParagraphFont"/>
     <w:uiPriority w:val="9"/>
     <w:semiHidden/>
-    <w:rsid w:val="006D62A8"/>
+    <w:qFormat/>
+    <w:rsid w:val="006d62a8"/>
     <w:rPr>
-      <w:rFonts w:eastAsiaTheme="majorEastAsia" w:cstheme="majorBidi"/>
+      <w:rFonts w:eastAsia="" w:cs="" w:cstheme="majorBidi" w:eastAsiaTheme="majorEastAsia"/>
       <w:i/>
       <w:iCs/>
-      <w:color w:val="595959" w:themeColor="text1" w:themeTint="A6"/>
+      <w:color w:val="595959" w:themeColor="text1" w:themeTint="a6"/>
     </w:rPr>
   </w:style>
-  <w:style w:type="character" w:customStyle="1" w:styleId="Titre7Car">
+  <w:style w:type="character" w:styleId="Titre7Car" w:customStyle="1">
     <w:name w:val="Titre 7 Car"/>
-    <w:basedOn w:val="Policepardfaut"/>
-    <w:link w:val="Titre7"/>
+    <w:basedOn w:val="DefaultParagraphFont"/>
     <w:uiPriority w:val="9"/>
     <w:semiHidden/>
-    <w:rsid w:val="006D62A8"/>
+    <w:qFormat/>
+    <w:rsid w:val="006d62a8"/>
     <w:rPr>
-      <w:rFonts w:eastAsiaTheme="majorEastAsia" w:cstheme="majorBidi"/>
-      <w:color w:val="595959" w:themeColor="text1" w:themeTint="A6"/>
+      <w:rFonts w:eastAsia="" w:cs="" w:cstheme="majorBidi" w:eastAsiaTheme="majorEastAsia"/>
+      <w:color w:val="595959" w:themeColor="text1" w:themeTint="a6"/>
     </w:rPr>
   </w:style>
-  <w:style w:type="character" w:customStyle="1" w:styleId="Titre8Car">
+  <w:style w:type="character" w:styleId="Titre8Car" w:customStyle="1">
     <w:name w:val="Titre 8 Car"/>
-    <w:basedOn w:val="Policepardfaut"/>
-    <w:link w:val="Titre8"/>
+    <w:basedOn w:val="DefaultParagraphFont"/>
     <w:uiPriority w:val="9"/>
     <w:semiHidden/>
-    <w:rsid w:val="006D62A8"/>
+    <w:qFormat/>
+    <w:rsid w:val="006d62a8"/>
     <w:rPr>
-      <w:rFonts w:eastAsiaTheme="majorEastAsia" w:cstheme="majorBidi"/>
+      <w:rFonts w:eastAsia="" w:cs="" w:cstheme="majorBidi" w:eastAsiaTheme="majorEastAsia"/>
       <w:i/>
       <w:iCs/>
-      <w:color w:val="272727" w:themeColor="text1" w:themeTint="D8"/>
+      <w:color w:val="272727" w:themeColor="text1" w:themeTint="d8"/>
     </w:rPr>
   </w:style>
-  <w:style w:type="character" w:customStyle="1" w:styleId="Titre9Car">
+  <w:style w:type="character" w:styleId="Titre9Car" w:customStyle="1">
     <w:name w:val="Titre 9 Car"/>
-    <w:basedOn w:val="Policepardfaut"/>
-    <w:link w:val="Titre9"/>
+    <w:basedOn w:val="DefaultParagraphFont"/>
     <w:uiPriority w:val="9"/>
     <w:semiHidden/>
-    <w:rsid w:val="006D62A8"/>
+    <w:qFormat/>
+    <w:rsid w:val="006d62a8"/>
     <w:rPr>
-      <w:rFonts w:eastAsiaTheme="majorEastAsia" w:cstheme="majorBidi"/>
-      <w:color w:val="272727" w:themeColor="text1" w:themeTint="D8"/>
+      <w:rFonts w:eastAsia="" w:cs="" w:cstheme="majorBidi" w:eastAsiaTheme="majorEastAsia"/>
+      <w:color w:val="272727" w:themeColor="text1" w:themeTint="d8"/>
     </w:rPr>
   </w:style>
+  <w:style w:type="character" w:styleId="TitreCar" w:customStyle="1">
+    <w:name w:val="Titre Car"/>
+    <w:basedOn w:val="DefaultParagraphFont"/>
+    <w:uiPriority w:val="10"/>
+    <w:qFormat/>
+    <w:rsid w:val="006d62a8"/>
+    <w:rPr>
+      <w:rFonts w:ascii="Aptos Display" w:hAnsi="Aptos Display" w:eastAsia="" w:cs="" w:asciiTheme="majorHAnsi" w:cstheme="majorBidi" w:eastAsiaTheme="majorEastAsia" w:hAnsiTheme="majorHAnsi"/>
+      <w:spacing w:val="-10"/>
+      <w:kern w:val="2"/>
+      <w:sz w:val="56"/>
+      <w:szCs w:val="56"/>
+    </w:rPr>
+  </w:style>
+  <w:style w:type="character" w:styleId="Sous-titreCar" w:customStyle="1">
+    <w:name w:val="Sous-titre Car"/>
+    <w:basedOn w:val="DefaultParagraphFont"/>
+    <w:uiPriority w:val="11"/>
+    <w:qFormat/>
+    <w:rsid w:val="006d62a8"/>
+    <w:rPr>
+      <w:rFonts w:eastAsia="" w:cs="" w:cstheme="majorBidi" w:eastAsiaTheme="majorEastAsia"/>
+      <w:color w:val="595959" w:themeColor="text1" w:themeTint="a6"/>
+      <w:spacing w:val="15"/>
+      <w:sz w:val="28"/>
+      <w:szCs w:val="28"/>
+    </w:rPr>
+  </w:style>
+  <w:style w:type="character" w:styleId="CitationCar" w:customStyle="1">
+    <w:name w:val="Citation Car"/>
+    <w:basedOn w:val="DefaultParagraphFont"/>
+    <w:link w:val="Quote"/>
+    <w:uiPriority w:val="29"/>
+    <w:qFormat/>
+    <w:rsid w:val="006d62a8"/>
+    <w:rPr>
+      <w:i/>
+      <w:iCs/>
+      <w:color w:val="404040" w:themeColor="text1" w:themeTint="bf"/>
+    </w:rPr>
+  </w:style>
+  <w:style w:type="character" w:styleId="IntenseEmphasis">
+    <w:name w:val="Intense Emphasis"/>
+    <w:basedOn w:val="DefaultParagraphFont"/>
+    <w:uiPriority w:val="21"/>
+    <w:qFormat/>
+    <w:rsid w:val="006d62a8"/>
+    <w:rPr>
+      <w:i/>
+      <w:iCs/>
+      <w:color w:val="0F4761" w:themeColor="accent1" w:themeShade="bf"/>
+    </w:rPr>
+  </w:style>
+  <w:style w:type="character" w:styleId="CitationintenseCar" w:customStyle="1">
+    <w:name w:val="Citation intense Car"/>
+    <w:basedOn w:val="DefaultParagraphFont"/>
+    <w:link w:val="IntenseQuote"/>
+    <w:uiPriority w:val="30"/>
+    <w:qFormat/>
+    <w:rsid w:val="006d62a8"/>
+    <w:rPr>
+      <w:i/>
+      <w:iCs/>
+      <w:color w:val="0F4761" w:themeColor="accent1" w:themeShade="bf"/>
+    </w:rPr>
+  </w:style>
+  <w:style w:type="character" w:styleId="IntenseReference">
+    <w:name w:val="Intense Reference"/>
+    <w:basedOn w:val="DefaultParagraphFont"/>
+    <w:uiPriority w:val="32"/>
+    <w:qFormat/>
+    <w:rsid w:val="006d62a8"/>
+    <w:rPr>
+      <w:b/>
+      <w:bCs/>
+      <w:smallCaps/>
+      <w:color w:val="0F4761" w:themeColor="accent1" w:themeShade="bf"/>
+      <w:spacing w:val="5"/>
+    </w:rPr>
+  </w:style>
+  <w:style w:type="character" w:styleId="LienInternet">
+    <w:name w:val="Hyperlink"/>
+    <w:basedOn w:val="DefaultParagraphFont"/>
+    <w:uiPriority w:val="99"/>
+    <w:unhideWhenUsed/>
+    <w:rsid w:val="006d62a8"/>
+    <w:rPr>
+      <w:color w:val="467886" w:themeColor="hyperlink"/>
+      <w:u w:val="single"/>
+    </w:rPr>
+  </w:style>
+  <w:style w:type="character" w:styleId="UnresolvedMention">
+    <w:name w:val="Unresolved Mention"/>
+    <w:basedOn w:val="DefaultParagraphFont"/>
+    <w:uiPriority w:val="99"/>
+    <w:semiHidden/>
+    <w:unhideWhenUsed/>
+    <w:qFormat/>
+    <w:rsid w:val="006d62a8"/>
+    <w:rPr>
+      <w:color w:val="605E5C"/>
+      <w:shd w:fill="E1DFDD" w:val="clear"/>
+    </w:rPr>
+  </w:style>
+  <w:style w:type="character" w:styleId="Sautdindex">
+    <w:name w:val="Saut d'index"/>
+    <w:qFormat/>
+    <w:rPr/>
+  </w:style>
   <w:style w:type="paragraph" w:styleId="Titre">
+    <w:name w:val="Titre"/>
+    <w:basedOn w:val="Normal"/>
+    <w:next w:val="Corpsdetexte"/>
+    <w:qFormat/>
+    <w:pPr>
+      <w:keepNext w:val="true"/>
+      <w:spacing w:before="240" w:after="120"/>
+    </w:pPr>
+    <w:rPr>
+      <w:rFonts w:ascii="Liberation Sans" w:hAnsi="Liberation Sans" w:eastAsia="Microsoft YaHei" w:cs="Arial"/>
+      <w:sz w:val="28"/>
+      <w:szCs w:val="28"/>
+    </w:rPr>
+  </w:style>
+  <w:style w:type="paragraph" w:styleId="Corpsdetexte">
+    <w:name w:val="Body Text"/>
+    <w:basedOn w:val="Normal"/>
+    <w:pPr>
+      <w:spacing w:lineRule="auto" w:line="276" w:before="0" w:after="140"/>
+    </w:pPr>
+    <w:rPr/>
+  </w:style>
+  <w:style w:type="paragraph" w:styleId="Liste">
+    <w:name w:val="List"/>
+    <w:basedOn w:val="Corpsdetexte"/>
+    <w:pPr/>
+    <w:rPr>
+      <w:rFonts w:cs="Arial"/>
+    </w:rPr>
+  </w:style>
+  <w:style w:type="paragraph" w:styleId="Lgende">
+    <w:name w:val="Caption"/>
+    <w:basedOn w:val="Normal"/>
+    <w:qFormat/>
+    <w:pPr>
+      <w:suppressLineNumbers/>
+      <w:spacing w:before="120" w:after="120"/>
+    </w:pPr>
+    <w:rPr>
+      <w:rFonts w:cs="Arial"/>
+      <w:i/>
+      <w:iCs/>
+      <w:sz w:val="24"/>
+      <w:szCs w:val="24"/>
+    </w:rPr>
+  </w:style>
+  <w:style w:type="paragraph" w:styleId="Index">
+    <w:name w:val="Index"/>
+    <w:basedOn w:val="Normal"/>
+    <w:qFormat/>
+    <w:pPr>
+      <w:suppressLineNumbers/>
+    </w:pPr>
+    <w:rPr>
+      <w:rFonts w:cs="Arial"/>
+    </w:rPr>
+  </w:style>
+  <w:style w:type="paragraph" w:styleId="Titreprincipal">
     <w:name w:val="Title"/>
     <w:basedOn w:val="Normal"/>
     <w:next w:val="Normal"/>
     <w:link w:val="TitreCar"/>
     <w:uiPriority w:val="10"/>
     <w:qFormat/>
-    <w:rsid w:val="006D62A8"/>
+    <w:rsid w:val="006d62a8"/>
     <w:pPr>
-      <w:spacing w:after="80" w:line="240" w:lineRule="auto"/>
+      <w:spacing w:lineRule="auto" w:line="240" w:before="0" w:after="80"/>
       <w:contextualSpacing/>
     </w:pPr>
     <w:rPr>
-      <w:rFonts w:asciiTheme="majorHAnsi" w:eastAsiaTheme="majorEastAsia" w:hAnsiTheme="majorHAnsi" w:cstheme="majorBidi"/>
+      <w:rFonts w:ascii="Aptos Display" w:hAnsi="Aptos Display" w:eastAsia="" w:cs="" w:asciiTheme="majorHAnsi" w:cstheme="majorBidi" w:eastAsiaTheme="majorEastAsia" w:hAnsiTheme="majorHAnsi"/>
       <w:spacing w:val="-10"/>
-      <w:kern w:val="28"/>
-      <w:sz w:val="56"/>
-      <w:szCs w:val="56"/>
-    </w:rPr>
-  </w:style>
-  <w:style w:type="character" w:customStyle="1" w:styleId="TitreCar">
-    <w:name w:val="Titre Car"/>
-    <w:basedOn w:val="Policepardfaut"/>
-    <w:link w:val="Titre"/>
-    <w:uiPriority w:val="10"/>
-    <w:rsid w:val="006D62A8"/>
-    <w:rPr>
-      <w:rFonts w:asciiTheme="majorHAnsi" w:eastAsiaTheme="majorEastAsia" w:hAnsiTheme="majorHAnsi" w:cstheme="majorBidi"/>
-      <w:spacing w:val="-10"/>
-      <w:kern w:val="28"/>
+      <w:kern w:val="2"/>
       <w:sz w:val="56"/>
       <w:szCs w:val="56"/>
     </w:rPr>
@@ -6562,169 +6546,86 @@
     <w:link w:val="Sous-titreCar"/>
     <w:uiPriority w:val="11"/>
     <w:qFormat/>
-    <w:rsid w:val="006D62A8"/>
-    <w:pPr>
-      <w:numPr>
-        <w:ilvl w:val="1"/>
-      </w:numPr>
-    </w:pPr>
+    <w:rsid w:val="006d62a8"/>
+    <w:pPr/>
     <w:rPr>
-      <w:rFonts w:eastAsiaTheme="majorEastAsia" w:cstheme="majorBidi"/>
-      <w:color w:val="595959" w:themeColor="text1" w:themeTint="A6"/>
+      <w:rFonts w:eastAsia="" w:cs="" w:cstheme="majorBidi" w:eastAsiaTheme="majorEastAsia"/>
+      <w:color w:val="595959" w:themeColor="text1" w:themeTint="a6"/>
       <w:spacing w:val="15"/>
       <w:sz w:val="28"/>
       <w:szCs w:val="28"/>
     </w:rPr>
   </w:style>
-  <w:style w:type="character" w:customStyle="1" w:styleId="Sous-titreCar">
-    <w:name w:val="Sous-titre Car"/>
-    <w:basedOn w:val="Policepardfaut"/>
-    <w:link w:val="Sous-titre"/>
-    <w:uiPriority w:val="11"/>
-    <w:rsid w:val="006D62A8"/>
-    <w:rPr>
-      <w:rFonts w:eastAsiaTheme="majorEastAsia" w:cstheme="majorBidi"/>
-      <w:color w:val="595959" w:themeColor="text1" w:themeTint="A6"/>
-      <w:spacing w:val="15"/>
-      <w:sz w:val="28"/>
-      <w:szCs w:val="28"/>
-    </w:rPr>
-  </w:style>
-  <w:style w:type="paragraph" w:styleId="Citation">
+  <w:style w:type="paragraph" w:styleId="Quote">
     <w:name w:val="Quote"/>
     <w:basedOn w:val="Normal"/>
     <w:next w:val="Normal"/>
     <w:link w:val="CitationCar"/>
     <w:uiPriority w:val="29"/>
     <w:qFormat/>
-    <w:rsid w:val="006D62A8"/>
+    <w:rsid w:val="006d62a8"/>
     <w:pPr>
-      <w:spacing w:before="160"/>
+      <w:spacing w:before="160" w:after="160"/>
       <w:jc w:val="center"/>
     </w:pPr>
     <w:rPr>
       <w:i/>
       <w:iCs/>
-      <w:color w:val="404040" w:themeColor="text1" w:themeTint="BF"/>
+      <w:color w:val="404040" w:themeColor="text1" w:themeTint="bf"/>
     </w:rPr>
   </w:style>
-  <w:style w:type="character" w:customStyle="1" w:styleId="CitationCar">
-    <w:name w:val="Citation Car"/>
-    <w:basedOn w:val="Policepardfaut"/>
-    <w:link w:val="Citation"/>
-    <w:uiPriority w:val="29"/>
-    <w:rsid w:val="006D62A8"/>
-    <w:rPr>
-      <w:i/>
-      <w:iCs/>
-      <w:color w:val="404040" w:themeColor="text1" w:themeTint="BF"/>
-    </w:rPr>
-  </w:style>
-  <w:style w:type="paragraph" w:styleId="Paragraphedeliste">
+  <w:style w:type="paragraph" w:styleId="ListParagraph">
     <w:name w:val="List Paragraph"/>
     <w:basedOn w:val="Normal"/>
     <w:uiPriority w:val="34"/>
     <w:qFormat/>
-    <w:rsid w:val="006D62A8"/>
+    <w:rsid w:val="006d62a8"/>
     <w:pPr>
-      <w:ind w:left="720"/>
+      <w:spacing w:before="0" w:after="160"/>
+      <w:ind w:left="720" w:hanging="0"/>
       <w:contextualSpacing/>
     </w:pPr>
+    <w:rPr/>
   </w:style>
-  <w:style w:type="character" w:styleId="Accentuationintense">
-    <w:name w:val="Intense Emphasis"/>
-    <w:basedOn w:val="Policepardfaut"/>
-    <w:uiPriority w:val="21"/>
-    <w:qFormat/>
-    <w:rsid w:val="006D62A8"/>
-    <w:rPr>
-      <w:i/>
-      <w:iCs/>
-      <w:color w:val="0F4761" w:themeColor="accent1" w:themeShade="BF"/>
-    </w:rPr>
-  </w:style>
-  <w:style w:type="paragraph" w:styleId="Citationintense">
+  <w:style w:type="paragraph" w:styleId="IntenseQuote">
     <w:name w:val="Intense Quote"/>
     <w:basedOn w:val="Normal"/>
     <w:next w:val="Normal"/>
     <w:link w:val="CitationintenseCar"/>
     <w:uiPriority w:val="30"/>
     <w:qFormat/>
-    <w:rsid w:val="006D62A8"/>
+    <w:rsid w:val="006d62a8"/>
     <w:pPr>
       <w:pBdr>
-        <w:top w:val="single" w:sz="4" w:space="10" w:color="0F4761" w:themeColor="accent1" w:themeShade="BF"/>
-        <w:bottom w:val="single" w:sz="4" w:space="10" w:color="0F4761" w:themeColor="accent1" w:themeShade="BF"/>
+        <w:top w:val="single" w:sz="4" w:space="10" w:color="0F4761"/>
+        <w:bottom w:val="single" w:sz="4" w:space="10" w:color="0F4761"/>
       </w:pBdr>
       <w:spacing w:before="360" w:after="360"/>
-      <w:ind w:left="864" w:right="864"/>
+      <w:ind w:left="864" w:right="864" w:hanging="0"/>
       <w:jc w:val="center"/>
     </w:pPr>
     <w:rPr>
       <w:i/>
       <w:iCs/>
-      <w:color w:val="0F4761" w:themeColor="accent1" w:themeShade="BF"/>
+      <w:color w:val="0F4761" w:themeColor="accent1" w:themeShade="bf"/>
     </w:rPr>
   </w:style>
-  <w:style w:type="character" w:customStyle="1" w:styleId="CitationintenseCar">
-    <w:name w:val="Citation intense Car"/>
-    <w:basedOn w:val="Policepardfaut"/>
-    <w:link w:val="Citationintense"/>
-    <w:uiPriority w:val="30"/>
-    <w:rsid w:val="006D62A8"/>
-    <w:rPr>
-      <w:i/>
-      <w:iCs/>
-      <w:color w:val="0F4761" w:themeColor="accent1" w:themeShade="BF"/>
-    </w:rPr>
+  <w:style w:type="paragraph" w:styleId="Indexlexicaltitre">
+    <w:name w:val="Index Heading"/>
+    <w:basedOn w:val="Titre"/>
+    <w:pPr/>
+    <w:rPr/>
   </w:style>
-  <w:style w:type="character" w:styleId="Rfrenceintense">
-    <w:name w:val="Intense Reference"/>
-    <w:basedOn w:val="Policepardfaut"/>
-    <w:uiPriority w:val="32"/>
-    <w:qFormat/>
-    <w:rsid w:val="006D62A8"/>
-    <w:rPr>
-      <w:b/>
-      <w:bCs/>
-      <w:smallCaps/>
-      <w:color w:val="0F4761" w:themeColor="accent1" w:themeShade="BF"/>
-      <w:spacing w:val="5"/>
-    </w:rPr>
-  </w:style>
-  <w:style w:type="character" w:styleId="Hyperlien">
-    <w:name w:val="Hyperlink"/>
-    <w:basedOn w:val="Policepardfaut"/>
-    <w:uiPriority w:val="99"/>
-    <w:unhideWhenUsed/>
-    <w:rsid w:val="006D62A8"/>
-    <w:rPr>
-      <w:color w:val="467886" w:themeColor="hyperlink"/>
-      <w:u w:val="single"/>
-    </w:rPr>
-  </w:style>
-  <w:style w:type="character" w:styleId="Mentionnonrsolue">
-    <w:name w:val="Unresolved Mention"/>
-    <w:basedOn w:val="Policepardfaut"/>
-    <w:uiPriority w:val="99"/>
-    <w:semiHidden/>
-    <w:unhideWhenUsed/>
-    <w:rsid w:val="006D62A8"/>
-    <w:rPr>
-      <w:color w:val="605E5C"/>
-      <w:shd w:val="clear" w:color="auto" w:fill="E1DFDD"/>
-    </w:rPr>
-  </w:style>
-  <w:style w:type="paragraph" w:styleId="En-ttedetabledesmatires">
+  <w:style w:type="paragraph" w:styleId="Titredetabledesmatires">
     <w:name w:val="TOC Heading"/>
     <w:basedOn w:val="Titre1"/>
     <w:next w:val="Normal"/>
     <w:uiPriority w:val="39"/>
     <w:unhideWhenUsed/>
     <w:qFormat/>
-    <w:rsid w:val="00287BCA"/>
+    <w:rsid w:val="00287bca"/>
     <w:pPr>
-      <w:spacing w:before="240" w:after="0" w:line="259" w:lineRule="auto"/>
+      <w:spacing w:lineRule="auto" w:line="259" w:before="240" w:after="0"/>
       <w:outlineLvl w:val="9"/>
     </w:pPr>
     <w:rPr>
@@ -6735,47 +6636,70 @@
       <w14:ligatures w14:val="none"/>
     </w:rPr>
   </w:style>
-  <w:style w:type="paragraph" w:styleId="TM1">
-    <w:name w:val="toc 1"/>
+  <w:style w:type="paragraph" w:styleId="Tabledesmatiresniveau1">
+    <w:name w:val="TOC 1"/>
     <w:basedOn w:val="Normal"/>
     <w:next w:val="Normal"/>
     <w:autoRedefine/>
     <w:uiPriority w:val="39"/>
     <w:unhideWhenUsed/>
-    <w:rsid w:val="00287BCA"/>
+    <w:rsid w:val="00287bca"/>
     <w:pPr>
-      <w:spacing w:after="100"/>
+      <w:spacing w:before="0" w:after="100"/>
     </w:pPr>
+    <w:rPr/>
   </w:style>
-  <w:style w:type="paragraph" w:styleId="TM2">
-    <w:name w:val="toc 2"/>
+  <w:style w:type="paragraph" w:styleId="Tabledesmatiresniveau2">
+    <w:name w:val="TOC 2"/>
     <w:basedOn w:val="Normal"/>
     <w:next w:val="Normal"/>
     <w:autoRedefine/>
     <w:uiPriority w:val="39"/>
     <w:unhideWhenUsed/>
-    <w:rsid w:val="002A5B54"/>
+    <w:rsid w:val="002a5b54"/>
     <w:pPr>
-      <w:spacing w:after="100"/>
-      <w:ind w:left="240"/>
+      <w:spacing w:before="0" w:after="100"/>
+      <w:ind w:left="240" w:hanging="0"/>
     </w:pPr>
+    <w:rPr/>
+  </w:style>
+  <w:style w:type="numbering" w:styleId="NoList" w:default="1">
+    <w:name w:val="No List"/>
+    <w:uiPriority w:val="99"/>
+    <w:semiHidden/>
+    <w:unhideWhenUsed/>
+    <w:qFormat/>
+  </w:style>
+  <w:style w:type="table" w:default="1" w:styleId="TableauNormal">
+    <w:name w:val="Normal Table"/>
+    <w:uiPriority w:val="99"/>
+    <w:semiHidden/>
+    <w:unhideWhenUsed/>
+    <w:tblPr>
+      <w:tblCellMar>
+        <w:top w:w="0" w:type="dxa"/>
+        <w:left w:w="108" w:type="dxa"/>
+        <w:bottom w:w="0" w:type="dxa"/>
+        <w:right w:w="108" w:type="dxa"/>
+      </w:tblCellMar>
+    </w:tblPr>
   </w:style>
   <w:style w:type="table" w:styleId="Grilledutableau">
     <w:name w:val="Table Grid"/>
     <w:basedOn w:val="TableauNormal"/>
     <w:uiPriority w:val="59"/>
-    <w:rsid w:val="006A5278"/>
+    <w:rsid w:val="006a5278"/>
     <w:pPr>
       <w:spacing w:after="0" w:line="240" w:lineRule="auto"/>
     </w:pPr>
     <w:tblPr>
       <w:tblBorders>
-        <w:top w:val="single" w:sz="4" w:space="0" w:color="000000" w:themeColor="text1"/>
-        <w:left w:val="single" w:sz="4" w:space="0" w:color="000000" w:themeColor="text1"/>
-        <w:bottom w:val="single" w:sz="4" w:space="0" w:color="000000" w:themeColor="text1"/>
-        <w:right w:val="single" w:sz="4" w:space="0" w:color="000000" w:themeColor="text1"/>
-        <w:insideH w:val="single" w:sz="4" w:space="0" w:color="000000" w:themeColor="text1"/>
-        <w:insideV w:val="single" w:sz="4" w:space="0" w:color="000000" w:themeColor="text1"/>
+        <w:top w:val="single" w:color="000000" w:themeColor="text1" w:sz="4" w:space="0"/>
+        <w:left w:val="single" w:color="000000" w:themeColor="text1" w:sz="4" w:space="0"/>
+        <w:bottom w:val="single" w:color="000000" w:themeColor="text1" w:sz="4" w:space="0"/>
+        <w:right w:val="single" w:color="000000" w:themeColor="text1" w:sz="4" w:space="0"/>
+        <w:insideH w:val="single" w:color="000000" w:themeColor="text1" w:sz="4" w:space="0"/>
+        <w:insideV w:val="single" w:color="000000" w:themeColor="text1" w:sz="4" w:space="0"/>
       </w:tblBorders>
     </w:tblPr>
   </w:style>
@@ -7078,12 +7002,11 @@
 </file>
 
 <file path=customXml/item1.xml><?xml version="1.0" encoding="utf-8"?>
-<?mso-contentType ?>
-<FormTemplates xmlns="http://schemas.microsoft.com/sharepoint/v3/contenttype/forms">
-  <Display>DocumentLibraryForm</Display>
-  <Edit>DocumentLibraryForm</Edit>
-  <New>DocumentLibraryForm</New>
-</FormTemplates>
+<p:properties xmlns:p="http://schemas.microsoft.com/office/2006/metadata/properties" xmlns:xsi="http://www.w3.org/2001/XMLSchema-instance" xmlns:pc="http://schemas.microsoft.com/office/infopath/2007/PartnerControls">
+  <documentManagement>
+    <_activity xmlns="8548fcbd-f454-43d1-bd81-eaaae843168e" xsi:nil="true"/>
+  </documentManagement>
+</p:properties>
 </file>
 
 <file path=customXml/item2.xml><?xml version="1.0" encoding="utf-8"?>
@@ -7314,17 +7237,20 @@
 </file>
 
 <file path=customXml/item3.xml><?xml version="1.0" encoding="utf-8"?>
-<p:properties xmlns:p="http://schemas.microsoft.com/office/2006/metadata/properties" xmlns:xsi="http://www.w3.org/2001/XMLSchema-instance" xmlns:pc="http://schemas.microsoft.com/office/infopath/2007/PartnerControls">
-  <documentManagement>
-    <_activity xmlns="8548fcbd-f454-43d1-bd81-eaaae843168e" xsi:nil="true"/>
-  </documentManagement>
-</p:properties>
+<?mso-contentType ?>
+<FormTemplates xmlns="http://schemas.microsoft.com/sharepoint/v3/contenttype/forms">
+  <Display>DocumentLibraryForm</Display>
+  <Edit>DocumentLibraryForm</Edit>
+  <New>DocumentLibraryForm</New>
+</FormTemplates>
 </file>
 
 <file path=customXml/itemProps1.xml><?xml version="1.0" encoding="utf-8"?>
-<ds:datastoreItem xmlns:ds="http://schemas.openxmlformats.org/officeDocument/2006/customXml" ds:itemID="{ADFB0E7A-0821-4636-B26E-B98EB6A61B5D}">
+<ds:datastoreItem xmlns:ds="http://schemas.openxmlformats.org/officeDocument/2006/customXml" ds:itemID="{7DD50D91-EAFC-485F-960F-537ED98585A6}">
   <ds:schemaRefs>
-    <ds:schemaRef ds:uri="http://schemas.microsoft.com/sharepoint/v3/contenttype/forms"/>
+    <ds:schemaRef ds:uri="http://schemas.microsoft.com/office/2006/metadata/properties"/>
+    <ds:schemaRef ds:uri="http://schemas.microsoft.com/office/infopath/2007/PartnerControls"/>
+    <ds:schemaRef ds:uri="8548fcbd-f454-43d1-bd81-eaaae843168e"/>
   </ds:schemaRefs>
 </ds:datastoreItem>
 </file>
@@ -7349,11 +7275,9 @@
 </file>
 
 <file path=customXml/itemProps3.xml><?xml version="1.0" encoding="utf-8"?>
-<ds:datastoreItem xmlns:ds="http://schemas.openxmlformats.org/officeDocument/2006/customXml" ds:itemID="{7DD50D91-EAFC-485F-960F-537ED98585A6}">
+<ds:datastoreItem xmlns:ds="http://schemas.openxmlformats.org/officeDocument/2006/customXml" ds:itemID="{ADFB0E7A-0821-4636-B26E-B98EB6A61B5D}">
   <ds:schemaRefs>
-    <ds:schemaRef ds:uri="http://schemas.microsoft.com/office/2006/metadata/properties"/>
-    <ds:schemaRef ds:uri="http://schemas.microsoft.com/office/infopath/2007/PartnerControls"/>
-    <ds:schemaRef ds:uri="8548fcbd-f454-43d1-bd81-eaaae843168e"/>
+    <ds:schemaRef ds:uri="http://schemas.microsoft.com/sharepoint/v3/contenttype/forms"/>
   </ds:schemaRefs>
 </ds:datastoreItem>
 </file>